--- a/trimestre 2/ADSO/GUIA/Guía de aprendizaje UML.docx
+++ b/trimestre 2/ADSO/GUIA/Guía de aprendizaje UML.docx
@@ -1,6 +1,6 @@
 
 <file path=word/document.xml><?xml version="1.0" encoding="utf-8"?>
-<w:document xmlns:wpc="http://schemas.microsoft.com/office/word/2010/wordprocessingCanvas" xmlns:cx="http://schemas.microsoft.com/office/drawing/2014/chartex" xmlns:cx1="http://schemas.microsoft.com/office/drawing/2015/9/8/chartex" xmlns:cx2="http://schemas.microsoft.com/office/drawing/2015/10/21/chartex" xmlns:cx3="http://schemas.microsoft.com/office/drawing/2016/5/9/chartex" xmlns:cx4="http://schemas.microsoft.com/office/drawing/2016/5/10/chartex" xmlns:cx5="http://schemas.microsoft.com/office/drawing/2016/5/11/chartex" xmlns:cx6="http://schemas.microsoft.com/office/drawing/2016/5/12/chartex" xmlns:cx7="http://schemas.microsoft.com/office/drawing/2016/5/13/chartex" xmlns:cx8="http://schemas.microsoft.com/office/drawing/2016/5/14/chartex" xmlns:mc="http://schemas.openxmlformats.org/markup-compatibility/2006" xmlns:aink="http://schemas.microsoft.com/office/drawing/2016/ink" xmlns:am3d="http://schemas.microsoft.com/office/drawing/2017/model3d" xmlns:o="urn:schemas-microsoft-com:office:office" xmlns:oel="http://schemas.microsoft.com/office/2019/extlst" xmlns:r="http://schemas.openxmlformats.org/officeDocument/2006/relationships" xmlns:m="http://schemas.openxmlformats.org/officeDocument/2006/math" xmlns:v="urn:schemas-microsoft-com:vml" xmlns:wp14="http://schemas.microsoft.com/office/word/2010/wordprocessingDrawing" xmlns:wp="http://schemas.openxmlformats.org/drawingml/2006/wordprocessingDrawing" xmlns:w10="urn:schemas-microsoft-com:office:word" xmlns:w="http://schemas.openxmlformats.org/wordprocessingml/2006/main" xmlns:w14="http://schemas.microsoft.com/office/word/2010/wordml" xmlns:w15="http://schemas.microsoft.com/office/word/2012/wordml" xmlns:w16cex="http://schemas.microsoft.com/office/word/2018/wordml/cex" xmlns:w16cid="http://schemas.microsoft.com/office/word/2016/wordml/cid" xmlns:w16="http://schemas.microsoft.com/office/word/2018/wordml" xmlns:w16du="http://schemas.microsoft.com/office/word/2023/wordml/word16du" xmlns:w16sdtdh="http://schemas.microsoft.com/office/word/2020/wordml/sdtdatahash" xmlns:w16sdtfl="http://schemas.microsoft.com/office/word/2024/wordml/sdtformatlock" xmlns:w16se="http://schemas.microsoft.com/office/word/2015/wordml/symex" xmlns:wpg="http://schemas.microsoft.com/office/word/2010/wordprocessingGroup" xmlns:wpi="http://schemas.microsoft.com/office/word/2010/wordprocessingInk" xmlns:wne="http://schemas.microsoft.com/office/word/2006/wordml" xmlns:wps="http://schemas.microsoft.com/office/word/2010/wordprocessingShape" mc:Ignorable="w14 w15 w16se w16cid w16 w16cex w16sdtdh w16sdtfl w16du wp14">
+<w:document xmlns:wpc="http://schemas.microsoft.com/office/word/2010/wordprocessingCanvas" xmlns:cx="http://schemas.microsoft.com/office/drawing/2014/chartex" xmlns:cx1="http://schemas.microsoft.com/office/drawing/2015/9/8/chartex" xmlns:cx2="http://schemas.microsoft.com/office/drawing/2015/10/21/chartex" xmlns:cx3="http://schemas.microsoft.com/office/drawing/2016/5/9/chartex" xmlns:cx4="http://schemas.microsoft.com/office/drawing/2016/5/10/chartex" xmlns:cx5="http://schemas.microsoft.com/office/drawing/2016/5/11/chartex" xmlns:cx6="http://schemas.microsoft.com/office/drawing/2016/5/12/chartex" xmlns:cx7="http://schemas.microsoft.com/office/drawing/2016/5/13/chartex" xmlns:cx8="http://schemas.microsoft.com/office/drawing/2016/5/14/chartex" xmlns:mc="http://schemas.openxmlformats.org/markup-compatibility/2006" xmlns:aink="http://schemas.microsoft.com/office/drawing/2016/ink" xmlns:am3d="http://schemas.microsoft.com/office/drawing/2017/model3d" xmlns:o="urn:schemas-microsoft-com:office:office" xmlns:oel="http://schemas.microsoft.com/office/2019/extlst" xmlns:r="http://schemas.openxmlformats.org/officeDocument/2006/relationships" xmlns:m="http://schemas.openxmlformats.org/officeDocument/2006/math" xmlns:v="urn:schemas-microsoft-com:vml" xmlns:wp14="http://schemas.microsoft.com/office/word/2010/wordprocessingDrawing" xmlns:wp="http://schemas.openxmlformats.org/drawingml/2006/wordprocessingDrawing" xmlns:w10="urn:schemas-microsoft-com:office:word" xmlns:w="http://schemas.openxmlformats.org/wordprocessingml/2006/main" xmlns:w14="http://schemas.microsoft.com/office/word/2010/wordml" xmlns:w15="http://schemas.microsoft.com/office/word/2012/wordml" xmlns:w16cex="http://schemas.microsoft.com/office/word/2018/wordml/cex" xmlns:w16cid="http://schemas.microsoft.com/office/word/2016/wordml/cid" xmlns:w16="http://schemas.microsoft.com/office/word/2018/wordml" xmlns:w16sdtdh="http://schemas.microsoft.com/office/word/2020/wordml/sdtdatahash" xmlns:w16se="http://schemas.microsoft.com/office/word/2015/wordml/symex" xmlns:wpg="http://schemas.microsoft.com/office/word/2010/wordprocessingGroup" xmlns:wpi="http://schemas.microsoft.com/office/word/2010/wordprocessingInk" xmlns:wne="http://schemas.microsoft.com/office/word/2006/wordml" xmlns:wps="http://schemas.microsoft.com/office/word/2010/wordprocessingShape" mc:Ignorable="w14 w15 w16se w16cid w16 w16cex w16sdtdh wp14">
   <w:body>
     <w:p>
       <w:pPr>
@@ -1283,6 +1283,378 @@
           <w:szCs w:val="24"/>
         </w:rPr>
       </w:pPr>
+    </w:p>
+    <w:p>
+      <w:pPr>
+        <w:spacing w:after="0" w:line="240" w:lineRule="auto"/>
+        <w:rPr>
+          <w:rFonts w:eastAsia="Arial" w:cs="Calibri"/>
+          <w:bCs/>
+          <w:sz w:val="24"/>
+          <w:szCs w:val="24"/>
+        </w:rPr>
+      </w:pPr>
+    </w:p>
+    <w:p>
+      <w:pPr>
+        <w:spacing w:after="0" w:line="240" w:lineRule="auto"/>
+        <w:rPr>
+          <w:rFonts w:eastAsia="Arial" w:cs="Calibri"/>
+          <w:bCs/>
+          <w:sz w:val="24"/>
+          <w:szCs w:val="24"/>
+        </w:rPr>
+      </w:pPr>
+      <w:r>
+        <w:rPr>
+          <w:rFonts w:eastAsia="Arial" w:cs="Calibri"/>
+          <w:bCs/>
+          <w:sz w:val="24"/>
+          <w:szCs w:val="24"/>
+        </w:rPr>
+        <w:lastRenderedPageBreak/>
+        <w:t xml:space="preserve">RTA: </w:t>
+      </w:r>
+    </w:p>
+    <w:p>
+      <w:pPr>
+        <w:pStyle w:val="Prrafodelista"/>
+        <w:numPr>
+          <w:ilvl w:val="0"/>
+          <w:numId w:val="21"/>
+        </w:numPr>
+        <w:spacing w:after="0" w:line="240" w:lineRule="auto"/>
+        <w:rPr>
+          <w:rFonts w:ascii="Calibri" w:eastAsia="Arial" w:hAnsi="Calibri" w:cs="Calibri"/>
+          <w:bCs/>
+          <w:sz w:val="24"/>
+          <w:szCs w:val="24"/>
+        </w:rPr>
+      </w:pPr>
+      <w:r>
+        <w:rPr>
+          <w:rFonts w:ascii="Calibri" w:eastAsia="Arial" w:hAnsi="Calibri" w:cs="Calibri"/>
+          <w:bCs/>
+          <w:sz w:val="24"/>
+          <w:szCs w:val="24"/>
+        </w:rPr>
+        <w:t xml:space="preserve">Reduce </w:t>
+      </w:r>
+      <w:proofErr w:type="spellStart"/>
+      <w:r>
+        <w:rPr>
+          <w:rFonts w:ascii="Calibri" w:eastAsia="Arial" w:hAnsi="Calibri" w:cs="Calibri"/>
+          <w:bCs/>
+          <w:sz w:val="24"/>
+          <w:szCs w:val="24"/>
+        </w:rPr>
+        <w:t>erroes</w:t>
+      </w:r>
+      <w:proofErr w:type="spellEnd"/>
+      <w:r>
+        <w:rPr>
+          <w:rFonts w:ascii="Calibri" w:eastAsia="Arial" w:hAnsi="Calibri" w:cs="Calibri"/>
+          <w:bCs/>
+          <w:sz w:val="24"/>
+          <w:szCs w:val="24"/>
+        </w:rPr>
+        <w:t xml:space="preserve"> y retrabajo</w:t>
+      </w:r>
+      <w:r>
+        <w:rPr>
+          <w:rFonts w:ascii="Calibri" w:eastAsia="Arial" w:hAnsi="Calibri" w:cs="Calibri"/>
+          <w:bCs/>
+          <w:sz w:val="24"/>
+          <w:szCs w:val="24"/>
+        </w:rPr>
+        <w:t xml:space="preserve">, ahorra tiempo durante el desarrollo, permite organizar mejor el </w:t>
+      </w:r>
+      <w:proofErr w:type="gramStart"/>
+      <w:r>
+        <w:rPr>
+          <w:rFonts w:ascii="Calibri" w:eastAsia="Arial" w:hAnsi="Calibri" w:cs="Calibri"/>
+          <w:bCs/>
+          <w:sz w:val="24"/>
+          <w:szCs w:val="24"/>
+        </w:rPr>
+        <w:t>sistema ,</w:t>
+      </w:r>
+      <w:proofErr w:type="gramEnd"/>
+      <w:r>
+        <w:rPr>
+          <w:rFonts w:ascii="Calibri" w:eastAsia="Arial" w:hAnsi="Calibri" w:cs="Calibri"/>
+          <w:bCs/>
+          <w:sz w:val="24"/>
+          <w:szCs w:val="24"/>
+        </w:rPr>
+        <w:t xml:space="preserve"> </w:t>
+      </w:r>
+      <w:proofErr w:type="spellStart"/>
+      <w:r>
+        <w:rPr>
+          <w:rFonts w:ascii="Calibri" w:eastAsia="Arial" w:hAnsi="Calibri" w:cs="Calibri"/>
+          <w:bCs/>
+          <w:sz w:val="24"/>
+          <w:szCs w:val="24"/>
+        </w:rPr>
+        <w:t>facilitala</w:t>
+      </w:r>
+      <w:proofErr w:type="spellEnd"/>
+      <w:r>
+        <w:rPr>
+          <w:rFonts w:ascii="Calibri" w:eastAsia="Arial" w:hAnsi="Calibri" w:cs="Calibri"/>
+          <w:bCs/>
+          <w:sz w:val="24"/>
+          <w:szCs w:val="24"/>
+        </w:rPr>
+        <w:t xml:space="preserve"> comprensión de los requisitos, mejora la calidad y el mantenimiento del software, ayuda a  planificar tiempos.</w:t>
+      </w:r>
+    </w:p>
+    <w:p>
+      <w:pPr>
+        <w:pStyle w:val="Prrafodelista"/>
+        <w:numPr>
+          <w:ilvl w:val="0"/>
+          <w:numId w:val="21"/>
+        </w:numPr>
+        <w:spacing w:after="0" w:line="240" w:lineRule="auto"/>
+        <w:rPr>
+          <w:rFonts w:ascii="Calibri" w:eastAsia="Arial" w:hAnsi="Calibri" w:cs="Calibri"/>
+          <w:bCs/>
+          <w:sz w:val="24"/>
+          <w:szCs w:val="24"/>
+        </w:rPr>
+      </w:pPr>
+      <w:r>
+        <w:rPr>
+          <w:rFonts w:ascii="Calibri" w:eastAsia="Arial" w:hAnsi="Calibri" w:cs="Calibri"/>
+          <w:bCs/>
+          <w:sz w:val="24"/>
+          <w:szCs w:val="24"/>
+        </w:rPr>
+        <w:t xml:space="preserve">El código es desorganizado y difícil de </w:t>
+      </w:r>
+      <w:proofErr w:type="gramStart"/>
+      <w:r>
+        <w:rPr>
+          <w:rFonts w:ascii="Calibri" w:eastAsia="Arial" w:hAnsi="Calibri" w:cs="Calibri"/>
+          <w:bCs/>
+          <w:sz w:val="24"/>
+          <w:szCs w:val="24"/>
+        </w:rPr>
+        <w:t>mantener,  problemas</w:t>
+      </w:r>
+      <w:proofErr w:type="gramEnd"/>
+      <w:r>
+        <w:rPr>
+          <w:rFonts w:ascii="Calibri" w:eastAsia="Arial" w:hAnsi="Calibri" w:cs="Calibri"/>
+          <w:bCs/>
+          <w:sz w:val="24"/>
+          <w:szCs w:val="24"/>
+        </w:rPr>
+        <w:t xml:space="preserve"> con el rendimiento y la seguridad, mayor tiempo de costo y </w:t>
+      </w:r>
+      <w:proofErr w:type="spellStart"/>
+      <w:r>
+        <w:rPr>
+          <w:rFonts w:ascii="Calibri" w:eastAsia="Arial" w:hAnsi="Calibri" w:cs="Calibri"/>
+          <w:bCs/>
+          <w:sz w:val="24"/>
+          <w:szCs w:val="24"/>
+        </w:rPr>
+        <w:t>desarrollo,mala</w:t>
+      </w:r>
+      <w:proofErr w:type="spellEnd"/>
+      <w:r>
+        <w:rPr>
+          <w:rFonts w:ascii="Calibri" w:eastAsia="Arial" w:hAnsi="Calibri" w:cs="Calibri"/>
+          <w:bCs/>
+          <w:sz w:val="24"/>
+          <w:szCs w:val="24"/>
+        </w:rPr>
+        <w:t xml:space="preserve"> comunicación entre </w:t>
+      </w:r>
+      <w:proofErr w:type="spellStart"/>
+      <w:r>
+        <w:rPr>
+          <w:rFonts w:ascii="Calibri" w:eastAsia="Arial" w:hAnsi="Calibri" w:cs="Calibri"/>
+          <w:bCs/>
+          <w:sz w:val="24"/>
+          <w:szCs w:val="24"/>
+        </w:rPr>
+        <w:t>intregantes</w:t>
+      </w:r>
+      <w:proofErr w:type="spellEnd"/>
+      <w:r>
+        <w:rPr>
+          <w:rFonts w:ascii="Calibri" w:eastAsia="Arial" w:hAnsi="Calibri" w:cs="Calibri"/>
+          <w:bCs/>
+          <w:sz w:val="24"/>
+          <w:szCs w:val="24"/>
+        </w:rPr>
+        <w:t>, rehacer partes del sistema durante el proyecto</w:t>
+      </w:r>
+      <w:r>
+        <w:rPr>
+          <w:rFonts w:ascii="Calibri" w:eastAsia="Arial" w:hAnsi="Calibri" w:cs="Calibri"/>
+          <w:bCs/>
+          <w:sz w:val="24"/>
+          <w:szCs w:val="24"/>
+        </w:rPr>
+        <w:t>.</w:t>
+      </w:r>
+    </w:p>
+    <w:p>
+      <w:pPr>
+        <w:pStyle w:val="Prrafodelista"/>
+        <w:numPr>
+          <w:ilvl w:val="0"/>
+          <w:numId w:val="21"/>
+        </w:numPr>
+        <w:spacing w:after="0" w:line="240" w:lineRule="auto"/>
+        <w:rPr>
+          <w:rFonts w:ascii="Calibri" w:eastAsia="Arial" w:hAnsi="Calibri" w:cs="Calibri"/>
+          <w:bCs/>
+          <w:sz w:val="24"/>
+          <w:szCs w:val="24"/>
+        </w:rPr>
+      </w:pPr>
+      <w:r>
+        <w:rPr>
+          <w:rFonts w:ascii="Calibri" w:eastAsia="Arial" w:hAnsi="Calibri" w:cs="Calibri"/>
+          <w:bCs/>
+          <w:sz w:val="24"/>
+          <w:szCs w:val="24"/>
+        </w:rPr>
+        <w:t xml:space="preserve">Rendimiento con </w:t>
+      </w:r>
+      <w:proofErr w:type="spellStart"/>
+      <w:r>
+        <w:rPr>
+          <w:rFonts w:ascii="Calibri" w:eastAsia="Arial" w:hAnsi="Calibri" w:cs="Calibri"/>
+          <w:bCs/>
+          <w:sz w:val="24"/>
+          <w:szCs w:val="24"/>
+        </w:rPr>
+        <w:t>tegnologias</w:t>
+      </w:r>
+      <w:proofErr w:type="spellEnd"/>
+      <w:r>
+        <w:rPr>
+          <w:rFonts w:ascii="Calibri" w:eastAsia="Arial" w:hAnsi="Calibri" w:cs="Calibri"/>
+          <w:bCs/>
+          <w:sz w:val="24"/>
+          <w:szCs w:val="24"/>
+        </w:rPr>
+        <w:t xml:space="preserve"> </w:t>
+      </w:r>
+      <w:proofErr w:type="spellStart"/>
+      <w:r>
+        <w:rPr>
+          <w:rFonts w:ascii="Calibri" w:eastAsia="Arial" w:hAnsi="Calibri" w:cs="Calibri"/>
+          <w:bCs/>
+          <w:sz w:val="24"/>
+          <w:szCs w:val="24"/>
+        </w:rPr>
+        <w:t>mas</w:t>
+      </w:r>
+      <w:proofErr w:type="spellEnd"/>
+      <w:r>
+        <w:rPr>
+          <w:rFonts w:ascii="Calibri" w:eastAsia="Arial" w:hAnsi="Calibri" w:cs="Calibri"/>
+          <w:bCs/>
+          <w:sz w:val="24"/>
+          <w:szCs w:val="24"/>
+        </w:rPr>
+        <w:t xml:space="preserve"> rápidas y eficientes, herramientas </w:t>
+      </w:r>
+      <w:proofErr w:type="spellStart"/>
+      <w:r>
+        <w:rPr>
+          <w:rFonts w:ascii="Calibri" w:eastAsia="Arial" w:hAnsi="Calibri" w:cs="Calibri"/>
+          <w:bCs/>
+          <w:sz w:val="24"/>
+          <w:szCs w:val="24"/>
+        </w:rPr>
+        <w:t>ma</w:t>
+      </w:r>
+      <w:proofErr w:type="spellEnd"/>
+      <w:r>
+        <w:rPr>
+          <w:rFonts w:ascii="Calibri" w:eastAsia="Arial" w:hAnsi="Calibri" w:cs="Calibri"/>
+          <w:bCs/>
+          <w:sz w:val="24"/>
+          <w:szCs w:val="24"/>
+        </w:rPr>
+        <w:t xml:space="preserve"> seguras mecanismos de protección, </w:t>
+      </w:r>
+      <w:proofErr w:type="spellStart"/>
+      <w:r>
+        <w:rPr>
+          <w:rFonts w:ascii="Calibri" w:eastAsia="Arial" w:hAnsi="Calibri" w:cs="Calibri"/>
+          <w:bCs/>
+          <w:sz w:val="24"/>
+          <w:szCs w:val="24"/>
+        </w:rPr>
+        <w:t>mas</w:t>
+      </w:r>
+      <w:proofErr w:type="spellEnd"/>
+      <w:r>
+        <w:rPr>
+          <w:rFonts w:ascii="Calibri" w:eastAsia="Arial" w:hAnsi="Calibri" w:cs="Calibri"/>
+          <w:bCs/>
+          <w:sz w:val="24"/>
+          <w:szCs w:val="24"/>
+        </w:rPr>
+        <w:t xml:space="preserve"> documentación y soporte.</w:t>
+      </w:r>
+    </w:p>
+    <w:p>
+      <w:pPr>
+        <w:pStyle w:val="Prrafodelista"/>
+        <w:numPr>
+          <w:ilvl w:val="0"/>
+          <w:numId w:val="21"/>
+        </w:numPr>
+        <w:spacing w:after="0" w:line="240" w:lineRule="auto"/>
+        <w:rPr>
+          <w:rFonts w:ascii="Calibri" w:eastAsia="Arial" w:hAnsi="Calibri" w:cs="Calibri"/>
+          <w:bCs/>
+          <w:sz w:val="24"/>
+          <w:szCs w:val="24"/>
+        </w:rPr>
+      </w:pPr>
+      <w:proofErr w:type="spellStart"/>
+      <w:r>
+        <w:rPr>
+          <w:rFonts w:ascii="Calibri" w:eastAsia="Arial" w:hAnsi="Calibri" w:cs="Calibri"/>
+          <w:bCs/>
+          <w:sz w:val="24"/>
+          <w:szCs w:val="24"/>
+        </w:rPr>
+        <w:t>Descripcion</w:t>
+      </w:r>
+      <w:proofErr w:type="spellEnd"/>
+      <w:r>
+        <w:rPr>
+          <w:rFonts w:ascii="Calibri" w:eastAsia="Arial" w:hAnsi="Calibri" w:cs="Calibri"/>
+          <w:bCs/>
+          <w:sz w:val="24"/>
+          <w:szCs w:val="24"/>
+        </w:rPr>
+        <w:t>, alcance, objetivo, requisitos, arquitectura, herramientas o tecnologías a utilizar cronograma, riesgos y limitaciones.</w:t>
+      </w:r>
+    </w:p>
+    <w:p>
+      <w:pPr>
+        <w:spacing w:after="0" w:line="240" w:lineRule="auto"/>
+        <w:rPr>
+          <w:rFonts w:eastAsia="Arial" w:cs="Calibri"/>
+          <w:bCs/>
+          <w:sz w:val="24"/>
+          <w:szCs w:val="24"/>
+        </w:rPr>
+      </w:pPr>
       <w:r>
         <w:rPr>
           <w:rFonts w:eastAsia="Arial" w:cs="Calibri"/>
@@ -1668,6 +2040,451 @@
           <w:szCs w:val="24"/>
         </w:rPr>
       </w:pPr>
+    </w:p>
+    <w:p>
+      <w:pPr>
+        <w:spacing w:after="0" w:line="240" w:lineRule="auto"/>
+        <w:rPr>
+          <w:rFonts w:eastAsia="Arial" w:cs="Calibri"/>
+          <w:bCs/>
+          <w:sz w:val="24"/>
+          <w:szCs w:val="24"/>
+        </w:rPr>
+      </w:pPr>
+      <w:r>
+        <w:rPr>
+          <w:rFonts w:eastAsia="Arial" w:cs="Calibri"/>
+          <w:bCs/>
+          <w:sz w:val="24"/>
+          <w:szCs w:val="24"/>
+        </w:rPr>
+        <w:t xml:space="preserve">RTA: </w:t>
+      </w:r>
+    </w:p>
+    <w:p>
+      <w:pPr>
+        <w:spacing w:after="0" w:line="240" w:lineRule="auto"/>
+        <w:rPr>
+          <w:rFonts w:eastAsia="Arial" w:cs="Calibri"/>
+          <w:bCs/>
+          <w:sz w:val="24"/>
+          <w:szCs w:val="24"/>
+        </w:rPr>
+      </w:pPr>
+      <w:r>
+        <w:rPr>
+          <w:rFonts w:eastAsia="Arial" w:cs="Calibri"/>
+          <w:bCs/>
+          <w:sz w:val="24"/>
+          <w:szCs w:val="24"/>
+        </w:rPr>
+        <w:t>La arquitectura de software es la forma en que se organiza un sistema. Define sus partes principales, cómo se conectan y cómo trabajan juntas.</w:t>
+      </w:r>
+    </w:p>
+    <w:p>
+      <w:pPr>
+        <w:spacing w:after="0" w:line="240" w:lineRule="auto"/>
+        <w:rPr>
+          <w:rFonts w:eastAsia="Arial" w:cs="Calibri"/>
+          <w:bCs/>
+          <w:sz w:val="24"/>
+          <w:szCs w:val="24"/>
+        </w:rPr>
+      </w:pPr>
+    </w:p>
+    <w:p>
+      <w:pPr>
+        <w:spacing w:after="0" w:line="240" w:lineRule="auto"/>
+        <w:rPr>
+          <w:rFonts w:eastAsia="Arial" w:cs="Calibri"/>
+          <w:bCs/>
+          <w:sz w:val="24"/>
+          <w:szCs w:val="24"/>
+        </w:rPr>
+      </w:pPr>
+      <w:r>
+        <w:rPr>
+          <w:rFonts w:eastAsia="Arial" w:cs="Calibri"/>
+          <w:bCs/>
+          <w:sz w:val="24"/>
+          <w:szCs w:val="24"/>
+        </w:rPr>
+        <w:t>Cliente-servidor</w:t>
+      </w:r>
+      <w:r>
+        <w:rPr>
+          <w:rFonts w:eastAsia="Arial" w:cs="Calibri"/>
+          <w:bCs/>
+          <w:sz w:val="24"/>
+          <w:szCs w:val="24"/>
+        </w:rPr>
+        <w:t>:</w:t>
+      </w:r>
+    </w:p>
+    <w:p>
+      <w:pPr>
+        <w:spacing w:after="0" w:line="240" w:lineRule="auto"/>
+        <w:ind w:left="708"/>
+        <w:rPr>
+          <w:rFonts w:eastAsia="Arial" w:cs="Calibri"/>
+          <w:bCs/>
+          <w:sz w:val="24"/>
+          <w:szCs w:val="24"/>
+        </w:rPr>
+      </w:pPr>
+      <w:r>
+        <w:rPr>
+          <w:rFonts w:eastAsia="Arial" w:cs="Calibri"/>
+          <w:bCs/>
+          <w:sz w:val="24"/>
+          <w:szCs w:val="24"/>
+        </w:rPr>
+        <w:t>Hay dos partes principales:</w:t>
+      </w:r>
+    </w:p>
+    <w:p>
+      <w:pPr>
+        <w:spacing w:after="0" w:line="240" w:lineRule="auto"/>
+        <w:ind w:left="1416"/>
+        <w:rPr>
+          <w:rFonts w:eastAsia="Arial" w:cs="Calibri"/>
+          <w:bCs/>
+          <w:sz w:val="24"/>
+          <w:szCs w:val="24"/>
+        </w:rPr>
+      </w:pPr>
+      <w:r>
+        <w:rPr>
+          <w:rFonts w:eastAsia="Arial" w:cs="Calibri"/>
+          <w:bCs/>
+          <w:sz w:val="24"/>
+          <w:szCs w:val="24"/>
+        </w:rPr>
+        <w:t>Cliente: quien solicita información (navegador o aplicación).</w:t>
+      </w:r>
+    </w:p>
+    <w:p>
+      <w:pPr>
+        <w:spacing w:after="0" w:line="240" w:lineRule="auto"/>
+        <w:ind w:left="1416"/>
+        <w:rPr>
+          <w:rFonts w:eastAsia="Arial" w:cs="Calibri"/>
+          <w:bCs/>
+          <w:sz w:val="24"/>
+          <w:szCs w:val="24"/>
+        </w:rPr>
+      </w:pPr>
+      <w:r>
+        <w:rPr>
+          <w:rFonts w:eastAsia="Arial" w:cs="Calibri"/>
+          <w:bCs/>
+          <w:sz w:val="24"/>
+          <w:szCs w:val="24"/>
+        </w:rPr>
+        <w:t>Servidor: quien procesa la solicitud y responde.</w:t>
+      </w:r>
+    </w:p>
+    <w:p>
+      <w:pPr>
+        <w:spacing w:after="0" w:line="240" w:lineRule="auto"/>
+        <w:rPr>
+          <w:rFonts w:eastAsia="Arial" w:cs="Calibri"/>
+          <w:bCs/>
+          <w:sz w:val="24"/>
+          <w:szCs w:val="24"/>
+        </w:rPr>
+      </w:pPr>
+      <w:r>
+        <w:rPr>
+          <w:rFonts w:eastAsia="Arial" w:cs="Calibri"/>
+          <w:bCs/>
+          <w:sz w:val="24"/>
+          <w:szCs w:val="24"/>
+        </w:rPr>
+        <w:t>Monolítica</w:t>
+      </w:r>
+      <w:r>
+        <w:rPr>
+          <w:rFonts w:eastAsia="Arial" w:cs="Calibri"/>
+          <w:bCs/>
+          <w:sz w:val="24"/>
+          <w:szCs w:val="24"/>
+        </w:rPr>
+        <w:t>:</w:t>
+      </w:r>
+    </w:p>
+    <w:p>
+      <w:pPr>
+        <w:spacing w:after="0" w:line="240" w:lineRule="auto"/>
+        <w:ind w:left="708"/>
+        <w:rPr>
+          <w:rFonts w:eastAsia="Arial" w:cs="Calibri"/>
+          <w:bCs/>
+          <w:sz w:val="24"/>
+          <w:szCs w:val="24"/>
+        </w:rPr>
+      </w:pPr>
+      <w:r>
+        <w:rPr>
+          <w:rFonts w:eastAsia="Arial" w:cs="Calibri"/>
+          <w:bCs/>
+          <w:sz w:val="24"/>
+          <w:szCs w:val="24"/>
+        </w:rPr>
+        <w:t xml:space="preserve"> </w:t>
+      </w:r>
+      <w:r>
+        <w:rPr>
+          <w:rFonts w:eastAsia="Arial" w:cs="Calibri"/>
+          <w:bCs/>
+          <w:sz w:val="24"/>
+          <w:szCs w:val="24"/>
+        </w:rPr>
+        <w:t>Todo el sistema está unido en una sola aplicación.</w:t>
+      </w:r>
+    </w:p>
+    <w:p>
+      <w:pPr>
+        <w:spacing w:after="0" w:line="240" w:lineRule="auto"/>
+        <w:ind w:left="1416"/>
+        <w:rPr>
+          <w:rFonts w:eastAsia="Arial" w:cs="Calibri"/>
+          <w:bCs/>
+          <w:sz w:val="24"/>
+          <w:szCs w:val="24"/>
+        </w:rPr>
+      </w:pPr>
+      <w:r>
+        <w:rPr>
+          <w:rFonts w:eastAsia="Arial" w:cs="Calibri"/>
+          <w:bCs/>
+          <w:sz w:val="24"/>
+          <w:szCs w:val="24"/>
+        </w:rPr>
+        <w:t>Ventaja: sencilla para proyectos pequeños.</w:t>
+      </w:r>
+    </w:p>
+    <w:p>
+      <w:pPr>
+        <w:spacing w:after="0" w:line="240" w:lineRule="auto"/>
+        <w:ind w:left="1416"/>
+        <w:rPr>
+          <w:rFonts w:eastAsia="Arial" w:cs="Calibri"/>
+          <w:bCs/>
+          <w:sz w:val="24"/>
+          <w:szCs w:val="24"/>
+        </w:rPr>
+      </w:pPr>
+      <w:r>
+        <w:rPr>
+          <w:rFonts w:eastAsia="Arial" w:cs="Calibri"/>
+          <w:bCs/>
+          <w:sz w:val="24"/>
+          <w:szCs w:val="24"/>
+        </w:rPr>
+        <w:t>Desventaja: cuando crece, es más difícil de mantener.</w:t>
+      </w:r>
+    </w:p>
+    <w:p>
+      <w:pPr>
+        <w:spacing w:after="0" w:line="240" w:lineRule="auto"/>
+        <w:ind w:left="1416"/>
+        <w:rPr>
+          <w:rFonts w:eastAsia="Arial" w:cs="Calibri"/>
+          <w:bCs/>
+          <w:sz w:val="24"/>
+          <w:szCs w:val="24"/>
+        </w:rPr>
+      </w:pPr>
+    </w:p>
+    <w:p>
+      <w:pPr>
+        <w:spacing w:after="0" w:line="240" w:lineRule="auto"/>
+        <w:rPr>
+          <w:rFonts w:eastAsia="Arial" w:cs="Calibri"/>
+          <w:bCs/>
+          <w:sz w:val="24"/>
+          <w:szCs w:val="24"/>
+        </w:rPr>
+      </w:pPr>
+      <w:r>
+        <w:rPr>
+          <w:rFonts w:eastAsia="Arial" w:cs="Calibri"/>
+          <w:bCs/>
+          <w:sz w:val="24"/>
+          <w:szCs w:val="24"/>
+        </w:rPr>
+        <w:t>Arquitectura en capas</w:t>
+      </w:r>
+      <w:r>
+        <w:rPr>
+          <w:rFonts w:eastAsia="Arial" w:cs="Calibri"/>
+          <w:bCs/>
+          <w:sz w:val="24"/>
+          <w:szCs w:val="24"/>
+        </w:rPr>
+        <w:t>:</w:t>
+      </w:r>
+    </w:p>
+    <w:p>
+      <w:pPr>
+        <w:spacing w:after="0" w:line="240" w:lineRule="auto"/>
+        <w:ind w:left="708"/>
+        <w:jc w:val="both"/>
+        <w:rPr>
+          <w:rFonts w:eastAsia="Arial" w:cs="Calibri"/>
+          <w:bCs/>
+          <w:sz w:val="24"/>
+          <w:szCs w:val="24"/>
+        </w:rPr>
+      </w:pPr>
+      <w:r>
+        <w:rPr>
+          <w:rFonts w:eastAsia="Arial" w:cs="Calibri"/>
+          <w:bCs/>
+          <w:sz w:val="24"/>
+          <w:szCs w:val="24"/>
+        </w:rPr>
+        <w:t>Organiza el sistema en niveles.</w:t>
+      </w:r>
+    </w:p>
+    <w:p>
+      <w:pPr>
+        <w:spacing w:after="0" w:line="240" w:lineRule="auto"/>
+        <w:ind w:left="1416"/>
+        <w:jc w:val="both"/>
+        <w:rPr>
+          <w:rFonts w:eastAsia="Arial" w:cs="Calibri"/>
+          <w:bCs/>
+          <w:sz w:val="24"/>
+          <w:szCs w:val="24"/>
+        </w:rPr>
+      </w:pPr>
+      <w:r>
+        <w:rPr>
+          <w:rFonts w:eastAsia="Arial" w:cs="Calibri"/>
+          <w:bCs/>
+          <w:sz w:val="24"/>
+          <w:szCs w:val="24"/>
+        </w:rPr>
+        <w:t>Presentación: lo que ve el usuario.</w:t>
+      </w:r>
+    </w:p>
+    <w:p>
+      <w:pPr>
+        <w:spacing w:after="0" w:line="240" w:lineRule="auto"/>
+        <w:ind w:left="1416"/>
+        <w:jc w:val="both"/>
+        <w:rPr>
+          <w:rFonts w:eastAsia="Arial" w:cs="Calibri"/>
+          <w:bCs/>
+          <w:sz w:val="24"/>
+          <w:szCs w:val="24"/>
+        </w:rPr>
+      </w:pPr>
+      <w:r>
+        <w:rPr>
+          <w:rFonts w:eastAsia="Arial" w:cs="Calibri"/>
+          <w:bCs/>
+          <w:sz w:val="24"/>
+          <w:szCs w:val="24"/>
+        </w:rPr>
+        <w:t>Lógica de negocio: donde se procesan las reglas del sistema.</w:t>
+      </w:r>
+    </w:p>
+    <w:p>
+      <w:pPr>
+        <w:spacing w:after="0" w:line="240" w:lineRule="auto"/>
+        <w:ind w:left="1416"/>
+        <w:jc w:val="both"/>
+        <w:rPr>
+          <w:rFonts w:eastAsia="Arial" w:cs="Calibri"/>
+          <w:bCs/>
+          <w:sz w:val="24"/>
+          <w:szCs w:val="24"/>
+        </w:rPr>
+      </w:pPr>
+      <w:r>
+        <w:rPr>
+          <w:rFonts w:eastAsia="Arial" w:cs="Calibri"/>
+          <w:bCs/>
+          <w:sz w:val="24"/>
+          <w:szCs w:val="24"/>
+        </w:rPr>
+        <w:t>Base de datos: donde se guarda la información.</w:t>
+      </w:r>
+    </w:p>
+    <w:p>
+      <w:pPr>
+        <w:spacing w:after="0" w:line="240" w:lineRule="auto"/>
+        <w:rPr>
+          <w:rFonts w:eastAsia="Arial" w:cs="Calibri"/>
+          <w:bCs/>
+          <w:sz w:val="24"/>
+          <w:szCs w:val="24"/>
+        </w:rPr>
+      </w:pPr>
+      <w:r>
+        <w:rPr>
+          <w:rFonts w:eastAsia="Arial" w:cs="Calibri"/>
+          <w:bCs/>
+          <w:sz w:val="24"/>
+          <w:szCs w:val="24"/>
+        </w:rPr>
+        <w:t>Microservicios</w:t>
+      </w:r>
+      <w:r>
+        <w:rPr>
+          <w:rFonts w:eastAsia="Arial" w:cs="Calibri"/>
+          <w:bCs/>
+          <w:sz w:val="24"/>
+          <w:szCs w:val="24"/>
+        </w:rPr>
+        <w:t>:</w:t>
+      </w:r>
+    </w:p>
+    <w:p>
+      <w:pPr>
+        <w:spacing w:after="0" w:line="240" w:lineRule="auto"/>
+        <w:ind w:left="708"/>
+        <w:rPr>
+          <w:rFonts w:eastAsia="Arial" w:cs="Calibri"/>
+          <w:bCs/>
+          <w:sz w:val="24"/>
+          <w:szCs w:val="24"/>
+        </w:rPr>
+      </w:pPr>
+      <w:r>
+        <w:rPr>
+          <w:rFonts w:eastAsia="Arial" w:cs="Calibri"/>
+          <w:bCs/>
+          <w:sz w:val="24"/>
+          <w:szCs w:val="24"/>
+        </w:rPr>
+        <w:t>El sistema se divide en varios servicios independientes.</w:t>
+      </w:r>
+    </w:p>
+    <w:p>
+      <w:pPr>
+        <w:spacing w:after="0" w:line="240" w:lineRule="auto"/>
+        <w:rPr>
+          <w:rFonts w:eastAsia="Arial" w:cs="Calibri"/>
+          <w:b/>
+          <w:sz w:val="24"/>
+          <w:szCs w:val="24"/>
+        </w:rPr>
+      </w:pPr>
+    </w:p>
+    <w:p>
+      <w:pPr>
+        <w:spacing w:after="0" w:line="240" w:lineRule="auto"/>
+        <w:rPr>
+          <w:rFonts w:eastAsia="Arial" w:cs="Calibri"/>
+          <w:bCs/>
+          <w:sz w:val="24"/>
+          <w:szCs w:val="24"/>
+        </w:rPr>
+      </w:pPr>
       <w:r>
         <w:rPr>
           <w:rFonts w:eastAsia="Arial" w:cs="Calibri"/>
@@ -1821,8 +2638,70 @@
           <w:sz w:val="24"/>
           <w:szCs w:val="24"/>
         </w:rPr>
-        <w:t xml:space="preserve">Importancia en el diseño de software </w:t>
-      </w:r>
+        <w:t>Importancia en el diseño de software</w:t>
+      </w:r>
+    </w:p>
+    <w:p>
+      <w:pPr>
+        <w:spacing w:after="0" w:line="240" w:lineRule="auto"/>
+        <w:rPr>
+          <w:rFonts w:eastAsia="Arial" w:cs="Calibri"/>
+          <w:bCs/>
+          <w:sz w:val="24"/>
+          <w:szCs w:val="24"/>
+        </w:rPr>
+      </w:pPr>
+    </w:p>
+    <w:p>
+      <w:pPr>
+        <w:spacing w:after="0" w:line="240" w:lineRule="auto"/>
+        <w:rPr>
+          <w:rFonts w:eastAsia="Arial" w:cs="Calibri"/>
+          <w:b/>
+          <w:sz w:val="24"/>
+          <w:szCs w:val="24"/>
+        </w:rPr>
+      </w:pPr>
+      <w:r>
+        <w:rPr>
+          <w:rFonts w:eastAsia="Arial" w:cs="Calibri"/>
+          <w:b/>
+          <w:sz w:val="24"/>
+          <w:szCs w:val="24"/>
+        </w:rPr>
+        <w:t>RTA:</w:t>
+      </w:r>
+      <w:r>
+        <w:rPr>
+          <w:rFonts w:eastAsia="Arial" w:cs="Calibri"/>
+          <w:b/>
+          <w:sz w:val="24"/>
+          <w:szCs w:val="24"/>
+        </w:rPr>
+        <w:t xml:space="preserve"> UML</w:t>
+      </w:r>
+    </w:p>
+    <w:p>
+      <w:pPr>
+        <w:spacing w:after="0" w:line="240" w:lineRule="auto"/>
+        <w:rPr>
+          <w:rFonts w:eastAsia="Arial" w:cs="Calibri"/>
+          <w:b/>
+          <w:sz w:val="24"/>
+          <w:szCs w:val="24"/>
+        </w:rPr>
+      </w:pPr>
+    </w:p>
+    <w:p>
+      <w:pPr>
+        <w:spacing w:after="0" w:line="240" w:lineRule="auto"/>
+        <w:rPr>
+          <w:rFonts w:eastAsia="Arial" w:cs="Calibri"/>
+          <w:bCs/>
+          <w:sz w:val="24"/>
+          <w:szCs w:val="24"/>
+        </w:rPr>
+      </w:pPr>
     </w:p>
     <w:p>
       <w:pPr>
@@ -2227,7 +3106,6 @@
           <w:sz w:val="24"/>
           <w:szCs w:val="24"/>
         </w:rPr>
-        <w:lastRenderedPageBreak/>
         <w:t>Producto esperado:</w:t>
       </w:r>
     </w:p>
@@ -2296,6 +3174,7 @@
           <w:sz w:val="24"/>
           <w:szCs w:val="24"/>
         </w:rPr>
+        <w:lastRenderedPageBreak/>
         <w:t>Duración:8 horas</w:t>
       </w:r>
     </w:p>
@@ -3176,7 +4055,6 @@
           <w:szCs w:val="24"/>
           <w:lang w:eastAsia="es-ES"/>
         </w:rPr>
-        <w:lastRenderedPageBreak/>
         <w:t>✔</w:t>
       </w:r>
       <w:r>
@@ -3287,6 +4165,7 @@
           <w:szCs w:val="24"/>
           <w:lang w:eastAsia="es-ES"/>
         </w:rPr>
+        <w:lastRenderedPageBreak/>
         <w:t>🔹</w:t>
       </w:r>
       <w:r>
@@ -4515,91 +5394,91 @@
           <w:szCs w:val="24"/>
           <w:lang w:eastAsia="es-ES"/>
         </w:rPr>
+        <w:t xml:space="preserve">3.4 </w:t>
+      </w:r>
+      <w:r>
+        <w:rPr>
+          <w:rFonts w:cs="Calibri"/>
+          <w:b/>
+          <w:bCs/>
+          <w:color w:val="000000"/>
+          <w:sz w:val="24"/>
+          <w:szCs w:val="24"/>
+          <w:lang w:eastAsia="es-ES"/>
+        </w:rPr>
+        <w:t xml:space="preserve">Actividades </w:t>
+      </w:r>
+      <w:r>
+        <w:rPr>
+          <w:rFonts w:cs="Calibri"/>
+          <w:b/>
+          <w:bCs/>
+          <w:color w:val="000000"/>
+          <w:sz w:val="24"/>
+          <w:szCs w:val="24"/>
+          <w:lang w:eastAsia="es-ES"/>
+        </w:rPr>
+        <w:t>d</w:t>
+      </w:r>
+      <w:r>
+        <w:rPr>
+          <w:rFonts w:cs="Calibri"/>
+          <w:b/>
+          <w:bCs/>
+          <w:color w:val="000000"/>
+          <w:sz w:val="24"/>
+          <w:szCs w:val="24"/>
+          <w:lang w:eastAsia="es-ES"/>
+        </w:rPr>
+        <w:t>e Transferencia el Conocimiento:</w:t>
+      </w:r>
+    </w:p>
+    <w:p>
+      <w:pPr>
+        <w:spacing w:after="0" w:line="240" w:lineRule="auto"/>
+        <w:rPr>
+          <w:rFonts w:cs="Calibri"/>
+          <w:b/>
+          <w:bCs/>
+          <w:color w:val="000000"/>
+          <w:sz w:val="24"/>
+          <w:szCs w:val="24"/>
+          <w:lang w:eastAsia="es-ES"/>
+        </w:rPr>
+      </w:pPr>
+      <w:r>
+        <w:rPr>
+          <w:rFonts w:cs="Calibri"/>
+          <w:b/>
+          <w:bCs/>
+          <w:color w:val="000000"/>
+          <w:sz w:val="24"/>
+          <w:szCs w:val="24"/>
+          <w:lang w:eastAsia="es-ES"/>
+        </w:rPr>
+        <w:t>Descripción de la actividad:</w:t>
+      </w:r>
+    </w:p>
+    <w:p>
+      <w:pPr>
+        <w:spacing w:after="0" w:line="240" w:lineRule="auto"/>
+        <w:rPr>
+          <w:rFonts w:cs="Calibri"/>
+          <w:color w:val="000000"/>
+          <w:sz w:val="24"/>
+          <w:szCs w:val="24"/>
+          <w:lang w:eastAsia="es-ES"/>
+        </w:rPr>
+      </w:pPr>
+      <w:r>
+        <w:rPr>
+          <w:rFonts w:cs="Calibri"/>
+          <w:color w:val="000000"/>
+          <w:sz w:val="24"/>
+          <w:szCs w:val="24"/>
+          <w:lang w:eastAsia="es-ES"/>
+        </w:rPr>
         <w:lastRenderedPageBreak/>
-        <w:t xml:space="preserve">3.4 </w:t>
-      </w:r>
-      <w:r>
-        <w:rPr>
-          <w:rFonts w:cs="Calibri"/>
-          <w:b/>
-          <w:bCs/>
-          <w:color w:val="000000"/>
-          <w:sz w:val="24"/>
-          <w:szCs w:val="24"/>
-          <w:lang w:eastAsia="es-ES"/>
-        </w:rPr>
-        <w:t xml:space="preserve">Actividades </w:t>
-      </w:r>
-      <w:r>
-        <w:rPr>
-          <w:rFonts w:cs="Calibri"/>
-          <w:b/>
-          <w:bCs/>
-          <w:color w:val="000000"/>
-          <w:sz w:val="24"/>
-          <w:szCs w:val="24"/>
-          <w:lang w:eastAsia="es-ES"/>
-        </w:rPr>
-        <w:t>d</w:t>
-      </w:r>
-      <w:r>
-        <w:rPr>
-          <w:rFonts w:cs="Calibri"/>
-          <w:b/>
-          <w:bCs/>
-          <w:color w:val="000000"/>
-          <w:sz w:val="24"/>
-          <w:szCs w:val="24"/>
-          <w:lang w:eastAsia="es-ES"/>
-        </w:rPr>
-        <w:t>e Transferencia el Conocimiento:</w:t>
-      </w:r>
-    </w:p>
-    <w:p>
-      <w:pPr>
-        <w:spacing w:after="0" w:line="240" w:lineRule="auto"/>
-        <w:rPr>
-          <w:rFonts w:cs="Calibri"/>
-          <w:b/>
-          <w:bCs/>
-          <w:color w:val="000000"/>
-          <w:sz w:val="24"/>
-          <w:szCs w:val="24"/>
-          <w:lang w:eastAsia="es-ES"/>
-        </w:rPr>
-      </w:pPr>
-      <w:r>
-        <w:rPr>
-          <w:rFonts w:cs="Calibri"/>
-          <w:b/>
-          <w:bCs/>
-          <w:color w:val="000000"/>
-          <w:sz w:val="24"/>
-          <w:szCs w:val="24"/>
-          <w:lang w:eastAsia="es-ES"/>
-        </w:rPr>
-        <w:t>Descripción de la actividad:</w:t>
-      </w:r>
-    </w:p>
-    <w:p>
-      <w:pPr>
-        <w:spacing w:after="0" w:line="240" w:lineRule="auto"/>
-        <w:rPr>
-          <w:rFonts w:cs="Calibri"/>
-          <w:color w:val="000000"/>
-          <w:sz w:val="24"/>
-          <w:szCs w:val="24"/>
-          <w:lang w:eastAsia="es-ES"/>
-        </w:rPr>
-      </w:pPr>
-      <w:r>
-        <w:rPr>
-          <w:rFonts w:cs="Calibri"/>
-          <w:color w:val="000000"/>
-          <w:sz w:val="24"/>
-          <w:szCs w:val="24"/>
-          <w:lang w:eastAsia="es-ES"/>
-        </w:rPr>
         <w:t>El aprendiz presentará su propuesta técnica utilizando diagramas UML para explicar la solución planteada, simulando una reunión con el cliente</w:t>
       </w:r>
       <w:r>
@@ -6084,6 +6963,7 @@
           <w:sz w:val="24"/>
           <w:szCs w:val="24"/>
         </w:rPr>
+        <w:lastRenderedPageBreak/>
         <w:t>A continuación, se presentan los recursos de consulta que apoyan el desarrollo de la presente guía de aprendizaje, enfocados en arquitectura de software y modelado mediante UML.</w:t>
       </w:r>
     </w:p>
@@ -7436,7 +8316,7 @@
 </file>
 
 <file path=word/endnotes.xml><?xml version="1.0" encoding="utf-8"?>
-<w:endnotes xmlns:wpc="http://schemas.microsoft.com/office/word/2010/wordprocessingCanvas" xmlns:cx="http://schemas.microsoft.com/office/drawing/2014/chartex" xmlns:cx1="http://schemas.microsoft.com/office/drawing/2015/9/8/chartex" xmlns:cx2="http://schemas.microsoft.com/office/drawing/2015/10/21/chartex" xmlns:cx3="http://schemas.microsoft.com/office/drawing/2016/5/9/chartex" xmlns:cx4="http://schemas.microsoft.com/office/drawing/2016/5/10/chartex" xmlns:cx5="http://schemas.microsoft.com/office/drawing/2016/5/11/chartex" xmlns:cx6="http://schemas.microsoft.com/office/drawing/2016/5/12/chartex" xmlns:cx7="http://schemas.microsoft.com/office/drawing/2016/5/13/chartex" xmlns:cx8="http://schemas.microsoft.com/office/drawing/2016/5/14/chartex" xmlns:mc="http://schemas.openxmlformats.org/markup-compatibility/2006" xmlns:aink="http://schemas.microsoft.com/office/drawing/2016/ink" xmlns:am3d="http://schemas.microsoft.com/office/drawing/2017/model3d" xmlns:o="urn:schemas-microsoft-com:office:office" xmlns:oel="http://schemas.microsoft.com/office/2019/extlst" xmlns:r="http://schemas.openxmlformats.org/officeDocument/2006/relationships" xmlns:m="http://schemas.openxmlformats.org/officeDocument/2006/math" xmlns:v="urn:schemas-microsoft-com:vml" xmlns:wp14="http://schemas.microsoft.com/office/word/2010/wordprocessingDrawing" xmlns:wp="http://schemas.openxmlformats.org/drawingml/2006/wordprocessingDrawing" xmlns:w10="urn:schemas-microsoft-com:office:word" xmlns:w="http://schemas.openxmlformats.org/wordprocessingml/2006/main" xmlns:w14="http://schemas.microsoft.com/office/word/2010/wordml" xmlns:w15="http://schemas.microsoft.com/office/word/2012/wordml" xmlns:w16cex="http://schemas.microsoft.com/office/word/2018/wordml/cex" xmlns:w16cid="http://schemas.microsoft.com/office/word/2016/wordml/cid" xmlns:w16="http://schemas.microsoft.com/office/word/2018/wordml" xmlns:w16du="http://schemas.microsoft.com/office/word/2023/wordml/word16du" xmlns:w16sdtdh="http://schemas.microsoft.com/office/word/2020/wordml/sdtdatahash" xmlns:w16sdtfl="http://schemas.microsoft.com/office/word/2024/wordml/sdtformatlock" xmlns:w16se="http://schemas.microsoft.com/office/word/2015/wordml/symex" xmlns:wpg="http://schemas.microsoft.com/office/word/2010/wordprocessingGroup" xmlns:wpi="http://schemas.microsoft.com/office/word/2010/wordprocessingInk" xmlns:wne="http://schemas.microsoft.com/office/word/2006/wordml" xmlns:wps="http://schemas.microsoft.com/office/word/2010/wordprocessingShape" mc:Ignorable="w14 w15 w16se w16cid w16 w16cex w16sdtdh w16sdtfl w16du wp14">
+<w:endnotes xmlns:wpc="http://schemas.microsoft.com/office/word/2010/wordprocessingCanvas" xmlns:cx="http://schemas.microsoft.com/office/drawing/2014/chartex" xmlns:cx1="http://schemas.microsoft.com/office/drawing/2015/9/8/chartex" xmlns:cx2="http://schemas.microsoft.com/office/drawing/2015/10/21/chartex" xmlns:cx3="http://schemas.microsoft.com/office/drawing/2016/5/9/chartex" xmlns:cx4="http://schemas.microsoft.com/office/drawing/2016/5/10/chartex" xmlns:cx5="http://schemas.microsoft.com/office/drawing/2016/5/11/chartex" xmlns:cx6="http://schemas.microsoft.com/office/drawing/2016/5/12/chartex" xmlns:cx7="http://schemas.microsoft.com/office/drawing/2016/5/13/chartex" xmlns:cx8="http://schemas.microsoft.com/office/drawing/2016/5/14/chartex" xmlns:mc="http://schemas.openxmlformats.org/markup-compatibility/2006" xmlns:aink="http://schemas.microsoft.com/office/drawing/2016/ink" xmlns:am3d="http://schemas.microsoft.com/office/drawing/2017/model3d" xmlns:o="urn:schemas-microsoft-com:office:office" xmlns:oel="http://schemas.microsoft.com/office/2019/extlst" xmlns:r="http://schemas.openxmlformats.org/officeDocument/2006/relationships" xmlns:m="http://schemas.openxmlformats.org/officeDocument/2006/math" xmlns:v="urn:schemas-microsoft-com:vml" xmlns:wp14="http://schemas.microsoft.com/office/word/2010/wordprocessingDrawing" xmlns:wp="http://schemas.openxmlformats.org/drawingml/2006/wordprocessingDrawing" xmlns:w10="urn:schemas-microsoft-com:office:word" xmlns:w="http://schemas.openxmlformats.org/wordprocessingml/2006/main" xmlns:w14="http://schemas.microsoft.com/office/word/2010/wordml" xmlns:w15="http://schemas.microsoft.com/office/word/2012/wordml" xmlns:w16cex="http://schemas.microsoft.com/office/word/2018/wordml/cex" xmlns:w16cid="http://schemas.microsoft.com/office/word/2016/wordml/cid" xmlns:w16="http://schemas.microsoft.com/office/word/2018/wordml" xmlns:w16sdtdh="http://schemas.microsoft.com/office/word/2020/wordml/sdtdatahash" xmlns:w16se="http://schemas.microsoft.com/office/word/2015/wordml/symex" xmlns:wpg="http://schemas.microsoft.com/office/word/2010/wordprocessingGroup" xmlns:wpi="http://schemas.microsoft.com/office/word/2010/wordprocessingInk" xmlns:wne="http://schemas.microsoft.com/office/word/2006/wordml" xmlns:wps="http://schemas.microsoft.com/office/word/2010/wordprocessingShape" mc:Ignorable="w14 w15 w16se w16cid w16 w16cex w16sdtdh wp14">
   <w:endnote w:type="separator" w:id="-1">
     <w:p>
       <w:pPr>
@@ -7468,7 +8348,7 @@
 </file>
 
 <file path=word/footer1.xml><?xml version="1.0" encoding="utf-8"?>
-<w:ftr xmlns:wpc="http://schemas.microsoft.com/office/word/2010/wordprocessingCanvas" xmlns:cx="http://schemas.microsoft.com/office/drawing/2014/chartex" xmlns:cx1="http://schemas.microsoft.com/office/drawing/2015/9/8/chartex" xmlns:cx2="http://schemas.microsoft.com/office/drawing/2015/10/21/chartex" xmlns:cx3="http://schemas.microsoft.com/office/drawing/2016/5/9/chartex" xmlns:cx4="http://schemas.microsoft.com/office/drawing/2016/5/10/chartex" xmlns:cx5="http://schemas.microsoft.com/office/drawing/2016/5/11/chartex" xmlns:cx6="http://schemas.microsoft.com/office/drawing/2016/5/12/chartex" xmlns:cx7="http://schemas.microsoft.com/office/drawing/2016/5/13/chartex" xmlns:cx8="http://schemas.microsoft.com/office/drawing/2016/5/14/chartex" xmlns:mc="http://schemas.openxmlformats.org/markup-compatibility/2006" xmlns:aink="http://schemas.microsoft.com/office/drawing/2016/ink" xmlns:am3d="http://schemas.microsoft.com/office/drawing/2017/model3d" xmlns:o="urn:schemas-microsoft-com:office:office" xmlns:oel="http://schemas.microsoft.com/office/2019/extlst" xmlns:r="http://schemas.openxmlformats.org/officeDocument/2006/relationships" xmlns:m="http://schemas.openxmlformats.org/officeDocument/2006/math" xmlns:v="urn:schemas-microsoft-com:vml" xmlns:wp14="http://schemas.microsoft.com/office/word/2010/wordprocessingDrawing" xmlns:wp="http://schemas.openxmlformats.org/drawingml/2006/wordprocessingDrawing" xmlns:w10="urn:schemas-microsoft-com:office:word" xmlns:w="http://schemas.openxmlformats.org/wordprocessingml/2006/main" xmlns:w14="http://schemas.microsoft.com/office/word/2010/wordml" xmlns:w15="http://schemas.microsoft.com/office/word/2012/wordml" xmlns:w16cex="http://schemas.microsoft.com/office/word/2018/wordml/cex" xmlns:w16cid="http://schemas.microsoft.com/office/word/2016/wordml/cid" xmlns:w16="http://schemas.microsoft.com/office/word/2018/wordml" xmlns:w16du="http://schemas.microsoft.com/office/word/2023/wordml/word16du" xmlns:w16sdtdh="http://schemas.microsoft.com/office/word/2020/wordml/sdtdatahash" xmlns:w16sdtfl="http://schemas.microsoft.com/office/word/2024/wordml/sdtformatlock" xmlns:w16se="http://schemas.microsoft.com/office/word/2015/wordml/symex" xmlns:wpg="http://schemas.microsoft.com/office/word/2010/wordprocessingGroup" xmlns:wpi="http://schemas.microsoft.com/office/word/2010/wordprocessingInk" xmlns:wne="http://schemas.microsoft.com/office/word/2006/wordml" xmlns:wps="http://schemas.microsoft.com/office/word/2010/wordprocessingShape" mc:Ignorable="w14 w15 w16se w16cid w16 w16cex w16sdtdh w16sdtfl w16du wp14">
+<w:ftr xmlns:wpc="http://schemas.microsoft.com/office/word/2010/wordprocessingCanvas" xmlns:cx="http://schemas.microsoft.com/office/drawing/2014/chartex" xmlns:cx1="http://schemas.microsoft.com/office/drawing/2015/9/8/chartex" xmlns:cx2="http://schemas.microsoft.com/office/drawing/2015/10/21/chartex" xmlns:cx3="http://schemas.microsoft.com/office/drawing/2016/5/9/chartex" xmlns:cx4="http://schemas.microsoft.com/office/drawing/2016/5/10/chartex" xmlns:cx5="http://schemas.microsoft.com/office/drawing/2016/5/11/chartex" xmlns:cx6="http://schemas.microsoft.com/office/drawing/2016/5/12/chartex" xmlns:cx7="http://schemas.microsoft.com/office/drawing/2016/5/13/chartex" xmlns:cx8="http://schemas.microsoft.com/office/drawing/2016/5/14/chartex" xmlns:mc="http://schemas.openxmlformats.org/markup-compatibility/2006" xmlns:aink="http://schemas.microsoft.com/office/drawing/2016/ink" xmlns:am3d="http://schemas.microsoft.com/office/drawing/2017/model3d" xmlns:o="urn:schemas-microsoft-com:office:office" xmlns:oel="http://schemas.microsoft.com/office/2019/extlst" xmlns:r="http://schemas.openxmlformats.org/officeDocument/2006/relationships" xmlns:m="http://schemas.openxmlformats.org/officeDocument/2006/math" xmlns:v="urn:schemas-microsoft-com:vml" xmlns:wp14="http://schemas.microsoft.com/office/word/2010/wordprocessingDrawing" xmlns:wp="http://schemas.openxmlformats.org/drawingml/2006/wordprocessingDrawing" xmlns:w10="urn:schemas-microsoft-com:office:word" xmlns:w="http://schemas.openxmlformats.org/wordprocessingml/2006/main" xmlns:w14="http://schemas.microsoft.com/office/word/2010/wordml" xmlns:w15="http://schemas.microsoft.com/office/word/2012/wordml" xmlns:w16cex="http://schemas.microsoft.com/office/word/2018/wordml/cex" xmlns:w16cid="http://schemas.microsoft.com/office/word/2016/wordml/cid" xmlns:w16="http://schemas.microsoft.com/office/word/2018/wordml" xmlns:w16sdtdh="http://schemas.microsoft.com/office/word/2020/wordml/sdtdatahash" xmlns:w16se="http://schemas.microsoft.com/office/word/2015/wordml/symex" xmlns:wpg="http://schemas.microsoft.com/office/word/2010/wordprocessingGroup" xmlns:wpi="http://schemas.microsoft.com/office/word/2010/wordprocessingInk" xmlns:wne="http://schemas.microsoft.com/office/word/2006/wordml" xmlns:wps="http://schemas.microsoft.com/office/word/2010/wordprocessingShape" mc:Ignorable="w14 w15 w16se w16cid w16 w16cex w16sdtdh wp14">
   <w:p>
     <w:pPr>
       <w:pStyle w:val="Piedepgina"/>
@@ -7503,7 +8383,7 @@
 </file>
 
 <file path=word/footnotes.xml><?xml version="1.0" encoding="utf-8"?>
-<w:footnotes xmlns:wpc="http://schemas.microsoft.com/office/word/2010/wordprocessingCanvas" xmlns:cx="http://schemas.microsoft.com/office/drawing/2014/chartex" xmlns:cx1="http://schemas.microsoft.com/office/drawing/2015/9/8/chartex" xmlns:cx2="http://schemas.microsoft.com/office/drawing/2015/10/21/chartex" xmlns:cx3="http://schemas.microsoft.com/office/drawing/2016/5/9/chartex" xmlns:cx4="http://schemas.microsoft.com/office/drawing/2016/5/10/chartex" xmlns:cx5="http://schemas.microsoft.com/office/drawing/2016/5/11/chartex" xmlns:cx6="http://schemas.microsoft.com/office/drawing/2016/5/12/chartex" xmlns:cx7="http://schemas.microsoft.com/office/drawing/2016/5/13/chartex" xmlns:cx8="http://schemas.microsoft.com/office/drawing/2016/5/14/chartex" xmlns:mc="http://schemas.openxmlformats.org/markup-compatibility/2006" xmlns:aink="http://schemas.microsoft.com/office/drawing/2016/ink" xmlns:am3d="http://schemas.microsoft.com/office/drawing/2017/model3d" xmlns:o="urn:schemas-microsoft-com:office:office" xmlns:oel="http://schemas.microsoft.com/office/2019/extlst" xmlns:r="http://schemas.openxmlformats.org/officeDocument/2006/relationships" xmlns:m="http://schemas.openxmlformats.org/officeDocument/2006/math" xmlns:v="urn:schemas-microsoft-com:vml" xmlns:wp14="http://schemas.microsoft.com/office/word/2010/wordprocessingDrawing" xmlns:wp="http://schemas.openxmlformats.org/drawingml/2006/wordprocessingDrawing" xmlns:w10="urn:schemas-microsoft-com:office:word" xmlns:w="http://schemas.openxmlformats.org/wordprocessingml/2006/main" xmlns:w14="http://schemas.microsoft.com/office/word/2010/wordml" xmlns:w15="http://schemas.microsoft.com/office/word/2012/wordml" xmlns:w16cex="http://schemas.microsoft.com/office/word/2018/wordml/cex" xmlns:w16cid="http://schemas.microsoft.com/office/word/2016/wordml/cid" xmlns:w16="http://schemas.microsoft.com/office/word/2018/wordml" xmlns:w16du="http://schemas.microsoft.com/office/word/2023/wordml/word16du" xmlns:w16sdtdh="http://schemas.microsoft.com/office/word/2020/wordml/sdtdatahash" xmlns:w16sdtfl="http://schemas.microsoft.com/office/word/2024/wordml/sdtformatlock" xmlns:w16se="http://schemas.microsoft.com/office/word/2015/wordml/symex" xmlns:wpg="http://schemas.microsoft.com/office/word/2010/wordprocessingGroup" xmlns:wpi="http://schemas.microsoft.com/office/word/2010/wordprocessingInk" xmlns:wne="http://schemas.microsoft.com/office/word/2006/wordml" xmlns:wps="http://schemas.microsoft.com/office/word/2010/wordprocessingShape" mc:Ignorable="w14 w15 w16se w16cid w16 w16cex w16sdtdh w16sdtfl w16du wp14">
+<w:footnotes xmlns:wpc="http://schemas.microsoft.com/office/word/2010/wordprocessingCanvas" xmlns:cx="http://schemas.microsoft.com/office/drawing/2014/chartex" xmlns:cx1="http://schemas.microsoft.com/office/drawing/2015/9/8/chartex" xmlns:cx2="http://schemas.microsoft.com/office/drawing/2015/10/21/chartex" xmlns:cx3="http://schemas.microsoft.com/office/drawing/2016/5/9/chartex" xmlns:cx4="http://schemas.microsoft.com/office/drawing/2016/5/10/chartex" xmlns:cx5="http://schemas.microsoft.com/office/drawing/2016/5/11/chartex" xmlns:cx6="http://schemas.microsoft.com/office/drawing/2016/5/12/chartex" xmlns:cx7="http://schemas.microsoft.com/office/drawing/2016/5/13/chartex" xmlns:cx8="http://schemas.microsoft.com/office/drawing/2016/5/14/chartex" xmlns:mc="http://schemas.openxmlformats.org/markup-compatibility/2006" xmlns:aink="http://schemas.microsoft.com/office/drawing/2016/ink" xmlns:am3d="http://schemas.microsoft.com/office/drawing/2017/model3d" xmlns:o="urn:schemas-microsoft-com:office:office" xmlns:oel="http://schemas.microsoft.com/office/2019/extlst" xmlns:r="http://schemas.openxmlformats.org/officeDocument/2006/relationships" xmlns:m="http://schemas.openxmlformats.org/officeDocument/2006/math" xmlns:v="urn:schemas-microsoft-com:vml" xmlns:wp14="http://schemas.microsoft.com/office/word/2010/wordprocessingDrawing" xmlns:wp="http://schemas.openxmlformats.org/drawingml/2006/wordprocessingDrawing" xmlns:w10="urn:schemas-microsoft-com:office:word" xmlns:w="http://schemas.openxmlformats.org/wordprocessingml/2006/main" xmlns:w14="http://schemas.microsoft.com/office/word/2010/wordml" xmlns:w15="http://schemas.microsoft.com/office/word/2012/wordml" xmlns:w16cex="http://schemas.microsoft.com/office/word/2018/wordml/cex" xmlns:w16cid="http://schemas.microsoft.com/office/word/2016/wordml/cid" xmlns:w16="http://schemas.microsoft.com/office/word/2018/wordml" xmlns:w16sdtdh="http://schemas.microsoft.com/office/word/2020/wordml/sdtdatahash" xmlns:w16se="http://schemas.microsoft.com/office/word/2015/wordml/symex" xmlns:wpg="http://schemas.microsoft.com/office/word/2010/wordprocessingGroup" xmlns:wpi="http://schemas.microsoft.com/office/word/2010/wordprocessingInk" xmlns:wne="http://schemas.microsoft.com/office/word/2006/wordml" xmlns:wps="http://schemas.microsoft.com/office/word/2010/wordprocessingShape" mc:Ignorable="w14 w15 w16se w16cid w16 w16cex w16sdtdh wp14">
   <w:footnote w:type="separator" w:id="-1">
     <w:p>
       <w:pPr>
@@ -7535,7 +8415,7 @@
 </file>
 
 <file path=word/header1.xml><?xml version="1.0" encoding="utf-8"?>
-<w:hdr xmlns:wpc="http://schemas.microsoft.com/office/word/2010/wordprocessingCanvas" xmlns:cx="http://schemas.microsoft.com/office/drawing/2014/chartex" xmlns:cx1="http://schemas.microsoft.com/office/drawing/2015/9/8/chartex" xmlns:cx2="http://schemas.microsoft.com/office/drawing/2015/10/21/chartex" xmlns:cx3="http://schemas.microsoft.com/office/drawing/2016/5/9/chartex" xmlns:cx4="http://schemas.microsoft.com/office/drawing/2016/5/10/chartex" xmlns:cx5="http://schemas.microsoft.com/office/drawing/2016/5/11/chartex" xmlns:cx6="http://schemas.microsoft.com/office/drawing/2016/5/12/chartex" xmlns:cx7="http://schemas.microsoft.com/office/drawing/2016/5/13/chartex" xmlns:cx8="http://schemas.microsoft.com/office/drawing/2016/5/14/chartex" xmlns:mc="http://schemas.openxmlformats.org/markup-compatibility/2006" xmlns:aink="http://schemas.microsoft.com/office/drawing/2016/ink" xmlns:am3d="http://schemas.microsoft.com/office/drawing/2017/model3d" xmlns:o="urn:schemas-microsoft-com:office:office" xmlns:oel="http://schemas.microsoft.com/office/2019/extlst" xmlns:r="http://schemas.openxmlformats.org/officeDocument/2006/relationships" xmlns:m="http://schemas.openxmlformats.org/officeDocument/2006/math" xmlns:v="urn:schemas-microsoft-com:vml" xmlns:wp14="http://schemas.microsoft.com/office/word/2010/wordprocessingDrawing" xmlns:wp="http://schemas.openxmlformats.org/drawingml/2006/wordprocessingDrawing" xmlns:w10="urn:schemas-microsoft-com:office:word" xmlns:w="http://schemas.openxmlformats.org/wordprocessingml/2006/main" xmlns:w14="http://schemas.microsoft.com/office/word/2010/wordml" xmlns:w15="http://schemas.microsoft.com/office/word/2012/wordml" xmlns:w16cex="http://schemas.microsoft.com/office/word/2018/wordml/cex" xmlns:w16cid="http://schemas.microsoft.com/office/word/2016/wordml/cid" xmlns:w16="http://schemas.microsoft.com/office/word/2018/wordml" xmlns:w16du="http://schemas.microsoft.com/office/word/2023/wordml/word16du" xmlns:w16sdtdh="http://schemas.microsoft.com/office/word/2020/wordml/sdtdatahash" xmlns:w16sdtfl="http://schemas.microsoft.com/office/word/2024/wordml/sdtformatlock" xmlns:w16se="http://schemas.microsoft.com/office/word/2015/wordml/symex" xmlns:wpg="http://schemas.microsoft.com/office/word/2010/wordprocessingGroup" xmlns:wpi="http://schemas.microsoft.com/office/word/2010/wordprocessingInk" xmlns:wne="http://schemas.microsoft.com/office/word/2006/wordml" xmlns:wps="http://schemas.microsoft.com/office/word/2010/wordprocessingShape" mc:Ignorable="w14 w15 w16se w16cid w16 w16cex w16sdtdh w16sdtfl w16du wp14">
+<w:hdr xmlns:wpc="http://schemas.microsoft.com/office/word/2010/wordprocessingCanvas" xmlns:cx="http://schemas.microsoft.com/office/drawing/2014/chartex" xmlns:cx1="http://schemas.microsoft.com/office/drawing/2015/9/8/chartex" xmlns:cx2="http://schemas.microsoft.com/office/drawing/2015/10/21/chartex" xmlns:cx3="http://schemas.microsoft.com/office/drawing/2016/5/9/chartex" xmlns:cx4="http://schemas.microsoft.com/office/drawing/2016/5/10/chartex" xmlns:cx5="http://schemas.microsoft.com/office/drawing/2016/5/11/chartex" xmlns:cx6="http://schemas.microsoft.com/office/drawing/2016/5/12/chartex" xmlns:cx7="http://schemas.microsoft.com/office/drawing/2016/5/13/chartex" xmlns:cx8="http://schemas.microsoft.com/office/drawing/2016/5/14/chartex" xmlns:mc="http://schemas.openxmlformats.org/markup-compatibility/2006" xmlns:aink="http://schemas.microsoft.com/office/drawing/2016/ink" xmlns:am3d="http://schemas.microsoft.com/office/drawing/2017/model3d" xmlns:o="urn:schemas-microsoft-com:office:office" xmlns:oel="http://schemas.microsoft.com/office/2019/extlst" xmlns:r="http://schemas.openxmlformats.org/officeDocument/2006/relationships" xmlns:m="http://schemas.openxmlformats.org/officeDocument/2006/math" xmlns:v="urn:schemas-microsoft-com:vml" xmlns:wp14="http://schemas.microsoft.com/office/word/2010/wordprocessingDrawing" xmlns:wp="http://schemas.openxmlformats.org/drawingml/2006/wordprocessingDrawing" xmlns:w10="urn:schemas-microsoft-com:office:word" xmlns:w="http://schemas.openxmlformats.org/wordprocessingml/2006/main" xmlns:w14="http://schemas.microsoft.com/office/word/2010/wordml" xmlns:w15="http://schemas.microsoft.com/office/word/2012/wordml" xmlns:w16cex="http://schemas.microsoft.com/office/word/2018/wordml/cex" xmlns:w16cid="http://schemas.microsoft.com/office/word/2016/wordml/cid" xmlns:w16="http://schemas.microsoft.com/office/word/2018/wordml" xmlns:w16sdtdh="http://schemas.microsoft.com/office/word/2020/wordml/sdtdatahash" xmlns:w16se="http://schemas.microsoft.com/office/word/2015/wordml/symex" xmlns:wpg="http://schemas.microsoft.com/office/word/2010/wordprocessingGroup" xmlns:wpi="http://schemas.microsoft.com/office/word/2010/wordprocessingInk" xmlns:wne="http://schemas.microsoft.com/office/word/2006/wordml" xmlns:wps="http://schemas.microsoft.com/office/word/2010/wordprocessingShape" mc:Ignorable="w14 w15 w16se w16cid w16 w16cex w16sdtdh wp14">
   <w:p>
     <w:pPr>
       <w:pStyle w:val="Encabezado"/>
@@ -7581,7 +8461,7 @@
 </file>
 
 <file path=word/header2.xml><?xml version="1.0" encoding="utf-8"?>
-<w:hdr xmlns:wpc="http://schemas.microsoft.com/office/word/2010/wordprocessingCanvas" xmlns:cx="http://schemas.microsoft.com/office/drawing/2014/chartex" xmlns:cx1="http://schemas.microsoft.com/office/drawing/2015/9/8/chartex" xmlns:cx2="http://schemas.microsoft.com/office/drawing/2015/10/21/chartex" xmlns:cx3="http://schemas.microsoft.com/office/drawing/2016/5/9/chartex" xmlns:cx4="http://schemas.microsoft.com/office/drawing/2016/5/10/chartex" xmlns:cx5="http://schemas.microsoft.com/office/drawing/2016/5/11/chartex" xmlns:cx6="http://schemas.microsoft.com/office/drawing/2016/5/12/chartex" xmlns:cx7="http://schemas.microsoft.com/office/drawing/2016/5/13/chartex" xmlns:cx8="http://schemas.microsoft.com/office/drawing/2016/5/14/chartex" xmlns:mc="http://schemas.openxmlformats.org/markup-compatibility/2006" xmlns:aink="http://schemas.microsoft.com/office/drawing/2016/ink" xmlns:am3d="http://schemas.microsoft.com/office/drawing/2017/model3d" xmlns:o="urn:schemas-microsoft-com:office:office" xmlns:oel="http://schemas.microsoft.com/office/2019/extlst" xmlns:r="http://schemas.openxmlformats.org/officeDocument/2006/relationships" xmlns:m="http://schemas.openxmlformats.org/officeDocument/2006/math" xmlns:v="urn:schemas-microsoft-com:vml" xmlns:wp14="http://schemas.microsoft.com/office/word/2010/wordprocessingDrawing" xmlns:wp="http://schemas.openxmlformats.org/drawingml/2006/wordprocessingDrawing" xmlns:w10="urn:schemas-microsoft-com:office:word" xmlns:w="http://schemas.openxmlformats.org/wordprocessingml/2006/main" xmlns:w14="http://schemas.microsoft.com/office/word/2010/wordml" xmlns:w15="http://schemas.microsoft.com/office/word/2012/wordml" xmlns:w16cex="http://schemas.microsoft.com/office/word/2018/wordml/cex" xmlns:w16cid="http://schemas.microsoft.com/office/word/2016/wordml/cid" xmlns:w16="http://schemas.microsoft.com/office/word/2018/wordml" xmlns:w16du="http://schemas.microsoft.com/office/word/2023/wordml/word16du" xmlns:w16sdtdh="http://schemas.microsoft.com/office/word/2020/wordml/sdtdatahash" xmlns:w16sdtfl="http://schemas.microsoft.com/office/word/2024/wordml/sdtformatlock" xmlns:w16se="http://schemas.microsoft.com/office/word/2015/wordml/symex" xmlns:wpg="http://schemas.microsoft.com/office/word/2010/wordprocessingGroup" xmlns:wpi="http://schemas.microsoft.com/office/word/2010/wordprocessingInk" xmlns:wne="http://schemas.microsoft.com/office/word/2006/wordml" xmlns:wps="http://schemas.microsoft.com/office/word/2010/wordprocessingShape" mc:Ignorable="w14 w15 w16se w16cid w16 w16cex w16sdtdh w16sdtfl w16du wp14">
+<w:hdr xmlns:wpc="http://schemas.microsoft.com/office/word/2010/wordprocessingCanvas" xmlns:cx="http://schemas.microsoft.com/office/drawing/2014/chartex" xmlns:cx1="http://schemas.microsoft.com/office/drawing/2015/9/8/chartex" xmlns:cx2="http://schemas.microsoft.com/office/drawing/2015/10/21/chartex" xmlns:cx3="http://schemas.microsoft.com/office/drawing/2016/5/9/chartex" xmlns:cx4="http://schemas.microsoft.com/office/drawing/2016/5/10/chartex" xmlns:cx5="http://schemas.microsoft.com/office/drawing/2016/5/11/chartex" xmlns:cx6="http://schemas.microsoft.com/office/drawing/2016/5/12/chartex" xmlns:cx7="http://schemas.microsoft.com/office/drawing/2016/5/13/chartex" xmlns:cx8="http://schemas.microsoft.com/office/drawing/2016/5/14/chartex" xmlns:mc="http://schemas.openxmlformats.org/markup-compatibility/2006" xmlns:aink="http://schemas.microsoft.com/office/drawing/2016/ink" xmlns:am3d="http://schemas.microsoft.com/office/drawing/2017/model3d" xmlns:o="urn:schemas-microsoft-com:office:office" xmlns:oel="http://schemas.microsoft.com/office/2019/extlst" xmlns:r="http://schemas.openxmlformats.org/officeDocument/2006/relationships" xmlns:m="http://schemas.openxmlformats.org/officeDocument/2006/math" xmlns:v="urn:schemas-microsoft-com:vml" xmlns:wp14="http://schemas.microsoft.com/office/word/2010/wordprocessingDrawing" xmlns:wp="http://schemas.openxmlformats.org/drawingml/2006/wordprocessingDrawing" xmlns:w10="urn:schemas-microsoft-com:office:word" xmlns:w="http://schemas.openxmlformats.org/wordprocessingml/2006/main" xmlns:w14="http://schemas.microsoft.com/office/word/2010/wordml" xmlns:w15="http://schemas.microsoft.com/office/word/2012/wordml" xmlns:w16cex="http://schemas.microsoft.com/office/word/2018/wordml/cex" xmlns:w16cid="http://schemas.microsoft.com/office/word/2016/wordml/cid" xmlns:w16="http://schemas.microsoft.com/office/word/2018/wordml" xmlns:w16sdtdh="http://schemas.microsoft.com/office/word/2020/wordml/sdtdatahash" xmlns:w16se="http://schemas.microsoft.com/office/word/2015/wordml/symex" xmlns:wpg="http://schemas.microsoft.com/office/word/2010/wordprocessingGroup" xmlns:wpi="http://schemas.microsoft.com/office/word/2010/wordprocessingInk" xmlns:wne="http://schemas.microsoft.com/office/word/2006/wordml" xmlns:wps="http://schemas.microsoft.com/office/word/2010/wordprocessingShape" mc:Ignorable="w14 w15 w16se w16cid w16 w16cex w16sdtdh wp14">
   <w:p>
     <w:pPr>
       <w:pStyle w:val="Encabezado"/>
@@ -7669,7 +8549,7 @@
 </file>
 
 <file path=word/header3.xml><?xml version="1.0" encoding="utf-8"?>
-<w:hdr xmlns:wpc="http://schemas.microsoft.com/office/word/2010/wordprocessingCanvas" xmlns:cx="http://schemas.microsoft.com/office/drawing/2014/chartex" xmlns:cx1="http://schemas.microsoft.com/office/drawing/2015/9/8/chartex" xmlns:cx2="http://schemas.microsoft.com/office/drawing/2015/10/21/chartex" xmlns:cx3="http://schemas.microsoft.com/office/drawing/2016/5/9/chartex" xmlns:cx4="http://schemas.microsoft.com/office/drawing/2016/5/10/chartex" xmlns:cx5="http://schemas.microsoft.com/office/drawing/2016/5/11/chartex" xmlns:cx6="http://schemas.microsoft.com/office/drawing/2016/5/12/chartex" xmlns:cx7="http://schemas.microsoft.com/office/drawing/2016/5/13/chartex" xmlns:cx8="http://schemas.microsoft.com/office/drawing/2016/5/14/chartex" xmlns:mc="http://schemas.openxmlformats.org/markup-compatibility/2006" xmlns:aink="http://schemas.microsoft.com/office/drawing/2016/ink" xmlns:am3d="http://schemas.microsoft.com/office/drawing/2017/model3d" xmlns:o="urn:schemas-microsoft-com:office:office" xmlns:oel="http://schemas.microsoft.com/office/2019/extlst" xmlns:r="http://schemas.openxmlformats.org/officeDocument/2006/relationships" xmlns:m="http://schemas.openxmlformats.org/officeDocument/2006/math" xmlns:v="urn:schemas-microsoft-com:vml" xmlns:wp14="http://schemas.microsoft.com/office/word/2010/wordprocessingDrawing" xmlns:wp="http://schemas.openxmlformats.org/drawingml/2006/wordprocessingDrawing" xmlns:w10="urn:schemas-microsoft-com:office:word" xmlns:w="http://schemas.openxmlformats.org/wordprocessingml/2006/main" xmlns:w14="http://schemas.microsoft.com/office/word/2010/wordml" xmlns:w15="http://schemas.microsoft.com/office/word/2012/wordml" xmlns:w16cex="http://schemas.microsoft.com/office/word/2018/wordml/cex" xmlns:w16cid="http://schemas.microsoft.com/office/word/2016/wordml/cid" xmlns:w16="http://schemas.microsoft.com/office/word/2018/wordml" xmlns:w16du="http://schemas.microsoft.com/office/word/2023/wordml/word16du" xmlns:w16sdtdh="http://schemas.microsoft.com/office/word/2020/wordml/sdtdatahash" xmlns:w16sdtfl="http://schemas.microsoft.com/office/word/2024/wordml/sdtformatlock" xmlns:w16se="http://schemas.microsoft.com/office/word/2015/wordml/symex" xmlns:wpg="http://schemas.microsoft.com/office/word/2010/wordprocessingGroup" xmlns:wpi="http://schemas.microsoft.com/office/word/2010/wordprocessingInk" xmlns:wne="http://schemas.microsoft.com/office/word/2006/wordml" xmlns:wps="http://schemas.microsoft.com/office/word/2010/wordprocessingShape" mc:Ignorable="w14 w15 w16se w16cid w16 w16cex w16sdtdh w16sdtfl w16du wp14">
+<w:hdr xmlns:wpc="http://schemas.microsoft.com/office/word/2010/wordprocessingCanvas" xmlns:cx="http://schemas.microsoft.com/office/drawing/2014/chartex" xmlns:cx1="http://schemas.microsoft.com/office/drawing/2015/9/8/chartex" xmlns:cx2="http://schemas.microsoft.com/office/drawing/2015/10/21/chartex" xmlns:cx3="http://schemas.microsoft.com/office/drawing/2016/5/9/chartex" xmlns:cx4="http://schemas.microsoft.com/office/drawing/2016/5/10/chartex" xmlns:cx5="http://schemas.microsoft.com/office/drawing/2016/5/11/chartex" xmlns:cx6="http://schemas.microsoft.com/office/drawing/2016/5/12/chartex" xmlns:cx7="http://schemas.microsoft.com/office/drawing/2016/5/13/chartex" xmlns:cx8="http://schemas.microsoft.com/office/drawing/2016/5/14/chartex" xmlns:mc="http://schemas.openxmlformats.org/markup-compatibility/2006" xmlns:aink="http://schemas.microsoft.com/office/drawing/2016/ink" xmlns:am3d="http://schemas.microsoft.com/office/drawing/2017/model3d" xmlns:o="urn:schemas-microsoft-com:office:office" xmlns:oel="http://schemas.microsoft.com/office/2019/extlst" xmlns:r="http://schemas.openxmlformats.org/officeDocument/2006/relationships" xmlns:m="http://schemas.openxmlformats.org/officeDocument/2006/math" xmlns:v="urn:schemas-microsoft-com:vml" xmlns:wp14="http://schemas.microsoft.com/office/word/2010/wordprocessingDrawing" xmlns:wp="http://schemas.openxmlformats.org/drawingml/2006/wordprocessingDrawing" xmlns:w10="urn:schemas-microsoft-com:office:word" xmlns:w="http://schemas.openxmlformats.org/wordprocessingml/2006/main" xmlns:w14="http://schemas.microsoft.com/office/word/2010/wordml" xmlns:w15="http://schemas.microsoft.com/office/word/2012/wordml" xmlns:w16cex="http://schemas.microsoft.com/office/word/2018/wordml/cex" xmlns:w16cid="http://schemas.microsoft.com/office/word/2016/wordml/cid" xmlns:w16="http://schemas.microsoft.com/office/word/2018/wordml" xmlns:w16sdtdh="http://schemas.microsoft.com/office/word/2020/wordml/sdtdatahash" xmlns:w16se="http://schemas.microsoft.com/office/word/2015/wordml/symex" xmlns:wpg="http://schemas.microsoft.com/office/word/2010/wordprocessingGroup" xmlns:wpi="http://schemas.microsoft.com/office/word/2010/wordprocessingInk" xmlns:wne="http://schemas.microsoft.com/office/word/2006/wordml" xmlns:wps="http://schemas.microsoft.com/office/word/2010/wordprocessingShape" mc:Ignorable="w14 w15 w16se w16cid w16 w16cex w16sdtdh wp14">
   <w:p>
     <w:pPr>
       <w:pStyle w:val="Encabezado"/>
@@ -7724,7 +8604,7 @@
 </file>
 
 <file path=word/numbering.xml><?xml version="1.0" encoding="utf-8"?>
-<w:numbering xmlns:wpc="http://schemas.microsoft.com/office/word/2010/wordprocessingCanvas" xmlns:cx="http://schemas.microsoft.com/office/drawing/2014/chartex" xmlns:cx1="http://schemas.microsoft.com/office/drawing/2015/9/8/chartex" xmlns:cx2="http://schemas.microsoft.com/office/drawing/2015/10/21/chartex" xmlns:cx3="http://schemas.microsoft.com/office/drawing/2016/5/9/chartex" xmlns:cx4="http://schemas.microsoft.com/office/drawing/2016/5/10/chartex" xmlns:cx5="http://schemas.microsoft.com/office/drawing/2016/5/11/chartex" xmlns:cx6="http://schemas.microsoft.com/office/drawing/2016/5/12/chartex" xmlns:cx7="http://schemas.microsoft.com/office/drawing/2016/5/13/chartex" xmlns:cx8="http://schemas.microsoft.com/office/drawing/2016/5/14/chartex" xmlns:mc="http://schemas.openxmlformats.org/markup-compatibility/2006" xmlns:aink="http://schemas.microsoft.com/office/drawing/2016/ink" xmlns:am3d="http://schemas.microsoft.com/office/drawing/2017/model3d" xmlns:o="urn:schemas-microsoft-com:office:office" xmlns:oel="http://schemas.microsoft.com/office/2019/extlst" xmlns:r="http://schemas.openxmlformats.org/officeDocument/2006/relationships" xmlns:m="http://schemas.openxmlformats.org/officeDocument/2006/math" xmlns:v="urn:schemas-microsoft-com:vml" xmlns:wp14="http://schemas.microsoft.com/office/word/2010/wordprocessingDrawing" xmlns:wp="http://schemas.openxmlformats.org/drawingml/2006/wordprocessingDrawing" xmlns:w10="urn:schemas-microsoft-com:office:word" xmlns:w="http://schemas.openxmlformats.org/wordprocessingml/2006/main" xmlns:w14="http://schemas.microsoft.com/office/word/2010/wordml" xmlns:w15="http://schemas.microsoft.com/office/word/2012/wordml" xmlns:w16cex="http://schemas.microsoft.com/office/word/2018/wordml/cex" xmlns:w16cid="http://schemas.microsoft.com/office/word/2016/wordml/cid" xmlns:w16="http://schemas.microsoft.com/office/word/2018/wordml" xmlns:w16du="http://schemas.microsoft.com/office/word/2023/wordml/word16du" xmlns:w16sdtdh="http://schemas.microsoft.com/office/word/2020/wordml/sdtdatahash" xmlns:w16sdtfl="http://schemas.microsoft.com/office/word/2024/wordml/sdtformatlock" xmlns:w16se="http://schemas.microsoft.com/office/word/2015/wordml/symex" xmlns:wpg="http://schemas.microsoft.com/office/word/2010/wordprocessingGroup" xmlns:wpi="http://schemas.microsoft.com/office/word/2010/wordprocessingInk" xmlns:wne="http://schemas.microsoft.com/office/word/2006/wordml" xmlns:wps="http://schemas.microsoft.com/office/word/2010/wordprocessingShape" mc:Ignorable="w14 w15 w16se w16cid w16 w16cex w16sdtdh w16sdtfl w16du wp14">
+<w:numbering xmlns:wpc="http://schemas.microsoft.com/office/word/2010/wordprocessingCanvas" xmlns:cx="http://schemas.microsoft.com/office/drawing/2014/chartex" xmlns:cx1="http://schemas.microsoft.com/office/drawing/2015/9/8/chartex" xmlns:cx2="http://schemas.microsoft.com/office/drawing/2015/10/21/chartex" xmlns:cx3="http://schemas.microsoft.com/office/drawing/2016/5/9/chartex" xmlns:cx4="http://schemas.microsoft.com/office/drawing/2016/5/10/chartex" xmlns:cx5="http://schemas.microsoft.com/office/drawing/2016/5/11/chartex" xmlns:cx6="http://schemas.microsoft.com/office/drawing/2016/5/12/chartex" xmlns:cx7="http://schemas.microsoft.com/office/drawing/2016/5/13/chartex" xmlns:cx8="http://schemas.microsoft.com/office/drawing/2016/5/14/chartex" xmlns:mc="http://schemas.openxmlformats.org/markup-compatibility/2006" xmlns:aink="http://schemas.microsoft.com/office/drawing/2016/ink" xmlns:am3d="http://schemas.microsoft.com/office/drawing/2017/model3d" xmlns:o="urn:schemas-microsoft-com:office:office" xmlns:oel="http://schemas.microsoft.com/office/2019/extlst" xmlns:r="http://schemas.openxmlformats.org/officeDocument/2006/relationships" xmlns:m="http://schemas.openxmlformats.org/officeDocument/2006/math" xmlns:v="urn:schemas-microsoft-com:vml" xmlns:wp14="http://schemas.microsoft.com/office/word/2010/wordprocessingDrawing" xmlns:wp="http://schemas.openxmlformats.org/drawingml/2006/wordprocessingDrawing" xmlns:w10="urn:schemas-microsoft-com:office:word" xmlns:w="http://schemas.openxmlformats.org/wordprocessingml/2006/main" xmlns:w14="http://schemas.microsoft.com/office/word/2010/wordml" xmlns:w15="http://schemas.microsoft.com/office/word/2012/wordml" xmlns:w16cex="http://schemas.microsoft.com/office/word/2018/wordml/cex" xmlns:w16cid="http://schemas.microsoft.com/office/word/2016/wordml/cid" xmlns:w16="http://schemas.microsoft.com/office/word/2018/wordml" xmlns:w16sdtdh="http://schemas.microsoft.com/office/word/2020/wordml/sdtdatahash" xmlns:w16se="http://schemas.microsoft.com/office/word/2015/wordml/symex" xmlns:wpg="http://schemas.microsoft.com/office/word/2010/wordprocessingGroup" xmlns:wpi="http://schemas.microsoft.com/office/word/2010/wordprocessingInk" xmlns:wne="http://schemas.microsoft.com/office/word/2006/wordml" xmlns:wps="http://schemas.microsoft.com/office/word/2010/wordprocessingShape" mc:Ignorable="w14 w15 w16se w16cid w16 w16cex w16sdtdh wp14">
   <w:abstractNum w:abstractNumId="0" w15:restartNumberingAfterBreak="0">
     <w:nsid w:val="04283491"/>
     <w:multiLevelType w:val="multilevel"/>
@@ -10632,6 +11512,119 @@
       </w:pPr>
       <w:rPr>
         <w:rFonts w:ascii="Symbol" w:hAnsi="Symbol" w:hint="default"/>
+      </w:rPr>
+    </w:lvl>
+  </w:abstractNum>
+  <w:abstractNum w:abstractNumId="20" w15:restartNumberingAfterBreak="0">
+    <w:nsid w:val="7C7261E6"/>
+    <w:multiLevelType w:val="hybridMultilevel"/>
+    <w:tmpl w:val="F230DA58"/>
+    <w:lvl w:ilvl="0" w:tplc="240A0001">
+      <w:start w:val="1"/>
+      <w:numFmt w:val="bullet"/>
+      <w:lvlText w:val=""/>
+      <w:lvlJc w:val="left"/>
+      <w:pPr>
+        <w:ind w:left="720" w:hanging="360"/>
+      </w:pPr>
+      <w:rPr>
+        <w:rFonts w:ascii="Symbol" w:hAnsi="Symbol" w:hint="default"/>
+      </w:rPr>
+    </w:lvl>
+    <w:lvl w:ilvl="1" w:tplc="240A0003" w:tentative="1">
+      <w:start w:val="1"/>
+      <w:numFmt w:val="bullet"/>
+      <w:lvlText w:val="o"/>
+      <w:lvlJc w:val="left"/>
+      <w:pPr>
+        <w:ind w:left="1440" w:hanging="360"/>
+      </w:pPr>
+      <w:rPr>
+        <w:rFonts w:ascii="Courier New" w:hAnsi="Courier New" w:cs="Courier New" w:hint="default"/>
+      </w:rPr>
+    </w:lvl>
+    <w:lvl w:ilvl="2" w:tplc="240A0005" w:tentative="1">
+      <w:start w:val="1"/>
+      <w:numFmt w:val="bullet"/>
+      <w:lvlText w:val=""/>
+      <w:lvlJc w:val="left"/>
+      <w:pPr>
+        <w:ind w:left="2160" w:hanging="360"/>
+      </w:pPr>
+      <w:rPr>
+        <w:rFonts w:ascii="Wingdings" w:hAnsi="Wingdings" w:hint="default"/>
+      </w:rPr>
+    </w:lvl>
+    <w:lvl w:ilvl="3" w:tplc="240A0001" w:tentative="1">
+      <w:start w:val="1"/>
+      <w:numFmt w:val="bullet"/>
+      <w:lvlText w:val=""/>
+      <w:lvlJc w:val="left"/>
+      <w:pPr>
+        <w:ind w:left="2880" w:hanging="360"/>
+      </w:pPr>
+      <w:rPr>
+        <w:rFonts w:ascii="Symbol" w:hAnsi="Symbol" w:hint="default"/>
+      </w:rPr>
+    </w:lvl>
+    <w:lvl w:ilvl="4" w:tplc="240A0003" w:tentative="1">
+      <w:start w:val="1"/>
+      <w:numFmt w:val="bullet"/>
+      <w:lvlText w:val="o"/>
+      <w:lvlJc w:val="left"/>
+      <w:pPr>
+        <w:ind w:left="3600" w:hanging="360"/>
+      </w:pPr>
+      <w:rPr>
+        <w:rFonts w:ascii="Courier New" w:hAnsi="Courier New" w:cs="Courier New" w:hint="default"/>
+      </w:rPr>
+    </w:lvl>
+    <w:lvl w:ilvl="5" w:tplc="240A0005" w:tentative="1">
+      <w:start w:val="1"/>
+      <w:numFmt w:val="bullet"/>
+      <w:lvlText w:val=""/>
+      <w:lvlJc w:val="left"/>
+      <w:pPr>
+        <w:ind w:left="4320" w:hanging="360"/>
+      </w:pPr>
+      <w:rPr>
+        <w:rFonts w:ascii="Wingdings" w:hAnsi="Wingdings" w:hint="default"/>
+      </w:rPr>
+    </w:lvl>
+    <w:lvl w:ilvl="6" w:tplc="240A0001" w:tentative="1">
+      <w:start w:val="1"/>
+      <w:numFmt w:val="bullet"/>
+      <w:lvlText w:val=""/>
+      <w:lvlJc w:val="left"/>
+      <w:pPr>
+        <w:ind w:left="5040" w:hanging="360"/>
+      </w:pPr>
+      <w:rPr>
+        <w:rFonts w:ascii="Symbol" w:hAnsi="Symbol" w:hint="default"/>
+      </w:rPr>
+    </w:lvl>
+    <w:lvl w:ilvl="7" w:tplc="240A0003" w:tentative="1">
+      <w:start w:val="1"/>
+      <w:numFmt w:val="bullet"/>
+      <w:lvlText w:val="o"/>
+      <w:lvlJc w:val="left"/>
+      <w:pPr>
+        <w:ind w:left="5760" w:hanging="360"/>
+      </w:pPr>
+      <w:rPr>
+        <w:rFonts w:ascii="Courier New" w:hAnsi="Courier New" w:cs="Courier New" w:hint="default"/>
+      </w:rPr>
+    </w:lvl>
+    <w:lvl w:ilvl="8" w:tplc="240A0005" w:tentative="1">
+      <w:start w:val="1"/>
+      <w:numFmt w:val="bullet"/>
+      <w:lvlText w:val=""/>
+      <w:lvlJc w:val="left"/>
+      <w:pPr>
+        <w:ind w:left="6480" w:hanging="360"/>
+      </w:pPr>
+      <w:rPr>
+        <w:rFonts w:ascii="Wingdings" w:hAnsi="Wingdings" w:hint="default"/>
       </w:rPr>
     </w:lvl>
   </w:abstractNum>
@@ -10695,12 +11688,15 @@
   <w:num w:numId="20" w16cid:durableId="1004698305">
     <w:abstractNumId w:val="12"/>
   </w:num>
+  <w:num w:numId="21" w16cid:durableId="600992220">
+    <w:abstractNumId w:val="20"/>
+  </w:num>
   <w:numIdMacAtCleanup w:val="20"/>
 </w:numbering>
 </file>
 
 <file path=word/styles.xml><?xml version="1.0" encoding="utf-8"?>
-<w:styles xmlns:mc="http://schemas.openxmlformats.org/markup-compatibility/2006" xmlns:r="http://schemas.openxmlformats.org/officeDocument/2006/relationships" xmlns:w="http://schemas.openxmlformats.org/wordprocessingml/2006/main" xmlns:w14="http://schemas.microsoft.com/office/word/2010/wordml" xmlns:w15="http://schemas.microsoft.com/office/word/2012/wordml" xmlns:w16cex="http://schemas.microsoft.com/office/word/2018/wordml/cex" xmlns:w16cid="http://schemas.microsoft.com/office/word/2016/wordml/cid" xmlns:w16="http://schemas.microsoft.com/office/word/2018/wordml" xmlns:w16du="http://schemas.microsoft.com/office/word/2023/wordml/word16du" xmlns:w16sdtdh="http://schemas.microsoft.com/office/word/2020/wordml/sdtdatahash" xmlns:w16sdtfl="http://schemas.microsoft.com/office/word/2024/wordml/sdtformatlock" xmlns:w16se="http://schemas.microsoft.com/office/word/2015/wordml/symex" mc:Ignorable="w14 w15 w16se w16cid w16 w16cex w16sdtdh w16sdtfl w16du">
+<w:styles xmlns:mc="http://schemas.openxmlformats.org/markup-compatibility/2006" xmlns:r="http://schemas.openxmlformats.org/officeDocument/2006/relationships" xmlns:w="http://schemas.openxmlformats.org/wordprocessingml/2006/main" xmlns:w14="http://schemas.microsoft.com/office/word/2010/wordml" xmlns:w15="http://schemas.microsoft.com/office/word/2012/wordml" xmlns:w16cex="http://schemas.microsoft.com/office/word/2018/wordml/cex" xmlns:w16cid="http://schemas.microsoft.com/office/word/2016/wordml/cid" xmlns:w16="http://schemas.microsoft.com/office/word/2018/wordml" xmlns:w16sdtdh="http://schemas.microsoft.com/office/word/2020/wordml/sdtdatahash" xmlns:w16se="http://schemas.microsoft.com/office/word/2015/wordml/symex" mc:Ignorable="w14 w15 w16se w16cid w16 w16cex w16sdtdh">
   <w:docDefaults>
     <w:rPrDefault>
       <w:rPr>
@@ -11767,7 +12763,7 @@
       <w:szCs w:val="24"/>
     </w:rPr>
   </w:style>
-  <w:style w:type="character" w:styleId="Fuerte">
+  <w:style w:type="character" w:styleId="Textoennegrita">
     <w:name w:val="Strong"/>
     <w:basedOn w:val="Fuentedeprrafopredeter"/>
     <w:uiPriority w:val="22"/>
@@ -12159,14 +13155,19 @@
 </file>
 
 <file path=customXml/item1.xml><?xml version="1.0" encoding="utf-8"?>
-<p:properties xmlns:p="http://schemas.microsoft.com/office/2006/metadata/properties" xmlns:xsi="http://www.w3.org/2001/XMLSchema-instance" xmlns:pc="http://schemas.microsoft.com/office/infopath/2007/PartnerControls">
-  <documentManagement>
-    <ReferenceId xmlns="4e31a12a-9bf3-482b-87bb-caecc0210a48" xsi:nil="true"/>
-  </documentManagement>
-</p:properties>
+<b:Sources xmlns:b="http://schemas.openxmlformats.org/officeDocument/2006/bibliography" xmlns="http://schemas.openxmlformats.org/officeDocument/2006/bibliography" SelectedStyle="/APA.XSL" StyleName="APA"/>
 </file>
 
 <file path=customXml/item2.xml><?xml version="1.0" encoding="utf-8"?>
+<?mso-contentType ?>
+<FormTemplates xmlns="http://schemas.microsoft.com/sharepoint/v3/contenttype/forms">
+  <Display>DocumentLibraryForm</Display>
+  <Edit>DocumentLibraryForm</Edit>
+  <New>DocumentLibraryForm</New>
+</FormTemplates>
+</file>
+
+<file path=customXml/item3.xml><?xml version="1.0" encoding="utf-8"?>
 <ct:contentTypeSchema xmlns:ct="http://schemas.microsoft.com/office/2006/metadata/contentType" xmlns:ma="http://schemas.microsoft.com/office/2006/metadata/properties/metaAttributes" ct:_="" ma:_="" ma:contentTypeName="Documento" ma:contentTypeID="0x01010046BC53E0DC27514DBAEFC5EAEF3AF145" ma:contentTypeVersion="1" ma:contentTypeDescription="Crear nuevo documento." ma:contentTypeScope="" ma:versionID="ef25ca262220ed064f0a51ef21c5be89">
   <xsd:schema xmlns:xsd="http://www.w3.org/2001/XMLSchema" xmlns:xs="http://www.w3.org/2001/XMLSchema" xmlns:p="http://schemas.microsoft.com/office/2006/metadata/properties" xmlns:ns2="4e31a12a-9bf3-482b-87bb-caecc0210a48" targetNamespace="http://schemas.microsoft.com/office/2006/metadata/properties" ma:root="true" ma:fieldsID="7b116bcbaf609af9c62333cfc4699efc" ns2:_="">
     <xsd:import namespace="4e31a12a-9bf3-482b-87bb-caecc0210a48"/>
@@ -12292,35 +13293,23 @@
 </ct:contentTypeSchema>
 </file>
 
-<file path=customXml/item3.xml><?xml version="1.0" encoding="utf-8"?>
-<?mso-contentType ?>
-<FormTemplates xmlns="http://schemas.microsoft.com/sharepoint/v3/contenttype/forms">
-  <Display>DocumentLibraryForm</Display>
-  <Edit>DocumentLibraryForm</Edit>
-  <New>DocumentLibraryForm</New>
-</FormTemplates>
-</file>
-
 <file path=customXml/item4.xml><?xml version="1.0" encoding="utf-8"?>
-<b:Sources xmlns:b="http://schemas.openxmlformats.org/officeDocument/2006/bibliography" xmlns="http://schemas.openxmlformats.org/officeDocument/2006/bibliography" SelectedStyle="/APA.XSL" StyleName="APA"/>
+<p:properties xmlns:p="http://schemas.microsoft.com/office/2006/metadata/properties" xmlns:xsi="http://www.w3.org/2001/XMLSchema-instance" xmlns:pc="http://schemas.microsoft.com/office/infopath/2007/PartnerControls">
+  <documentManagement>
+    <ReferenceId xmlns="4e31a12a-9bf3-482b-87bb-caecc0210a48" xsi:nil="true"/>
+  </documentManagement>
+</p:properties>
 </file>
 
 <file path=customXml/itemProps1.xml><?xml version="1.0" encoding="utf-8"?>
-<ds:datastoreItem xmlns:ds="http://schemas.openxmlformats.org/officeDocument/2006/customXml" ds:itemID="{148CFCA9-C04F-4472-9ACE-2C2B0713CCB5}">
+<ds:datastoreItem xmlns:ds="http://schemas.openxmlformats.org/officeDocument/2006/customXml" ds:itemID="{8F77DE2A-42C6-4CA6-9039-80EF84878373}">
   <ds:schemaRefs>
-    <ds:schemaRef ds:uri="http://schemas.microsoft.com/office/2006/metadata/properties"/>
-    <ds:schemaRef ds:uri="http://schemas.microsoft.com/office/infopath/2007/PartnerControls"/>
-    <ds:schemaRef ds:uri="932546ec-9fd3-4385-85aa-a79281ebb4c5"/>
-    <ds:schemaRef ds:uri="3b6d2153-ea30-4986-ad45-11d5a60cf126"/>
+    <ds:schemaRef ds:uri="http://schemas.openxmlformats.org/officeDocument/2006/bibliography"/>
   </ds:schemaRefs>
 </ds:datastoreItem>
 </file>
 
 <file path=customXml/itemProps2.xml><?xml version="1.0" encoding="utf-8"?>
-<ds:datastoreItem xmlns:ds="http://schemas.openxmlformats.org/officeDocument/2006/customXml" ds:itemID="{9ADC43D0-CADE-484A-BC08-0B62BD5A2E35}"/>
-</file>
-
-<file path=customXml/itemProps3.xml><?xml version="1.0" encoding="utf-8"?>
 <ds:datastoreItem xmlns:ds="http://schemas.openxmlformats.org/officeDocument/2006/customXml" ds:itemID="{3F9D943A-8F73-4333-9169-A981417CD6FA}">
   <ds:schemaRefs>
     <ds:schemaRef ds:uri="http://schemas.microsoft.com/sharepoint/v3/contenttype/forms"/>
@@ -12328,10 +13317,30 @@
 </ds:datastoreItem>
 </file>
 
+<file path=customXml/itemProps3.xml><?xml version="1.0" encoding="utf-8"?>
+<ds:datastoreItem xmlns:ds="http://schemas.openxmlformats.org/officeDocument/2006/customXml" ds:itemID="{9ADC43D0-CADE-484A-BC08-0B62BD5A2E35}">
+  <ds:schemaRefs>
+    <ds:schemaRef ds:uri="http://schemas.microsoft.com/office/2006/metadata/contentType"/>
+    <ds:schemaRef ds:uri="http://schemas.microsoft.com/office/2006/metadata/properties/metaAttributes"/>
+    <ds:schemaRef ds:uri="http://www.w3.org/2001/XMLSchema"/>
+    <ds:schemaRef ds:uri="http://schemas.microsoft.com/office/2006/metadata/properties"/>
+    <ds:schemaRef ds:uri="4e31a12a-9bf3-482b-87bb-caecc0210a48"/>
+    <ds:schemaRef ds:uri="http://schemas.microsoft.com/office/2006/documentManagement/types"/>
+    <ds:schemaRef ds:uri="http://schemas.microsoft.com/office/infopath/2007/PartnerControls"/>
+    <ds:schemaRef ds:uri="http://schemas.openxmlformats.org/package/2006/metadata/core-properties"/>
+    <ds:schemaRef ds:uri="http://purl.org/dc/elements/1.1/"/>
+    <ds:schemaRef ds:uri="http://purl.org/dc/terms/"/>
+    <ds:schemaRef ds:uri="http://schemas.microsoft.com/internal/obd"/>
+  </ds:schemaRefs>
+</ds:datastoreItem>
+</file>
+
 <file path=customXml/itemProps4.xml><?xml version="1.0" encoding="utf-8"?>
-<ds:datastoreItem xmlns:ds="http://schemas.openxmlformats.org/officeDocument/2006/customXml" ds:itemID="{8F77DE2A-42C6-4CA6-9039-80EF84878373}">
+<ds:datastoreItem xmlns:ds="http://schemas.openxmlformats.org/officeDocument/2006/customXml" ds:itemID="{148CFCA9-C04F-4472-9ACE-2C2B0713CCB5}">
   <ds:schemaRefs>
-    <ds:schemaRef ds:uri="http://schemas.openxmlformats.org/officeDocument/2006/bibliography"/>
+    <ds:schemaRef ds:uri="http://schemas.microsoft.com/office/2006/metadata/properties"/>
+    <ds:schemaRef ds:uri="http://schemas.microsoft.com/office/infopath/2007/PartnerControls"/>
+    <ds:schemaRef ds:uri="4e31a12a-9bf3-482b-87bb-caecc0210a48"/>
   </ds:schemaRefs>
 </ds:datastoreItem>
 </file>
--- a/trimestre 2/ADSO/GUIA/Guía de aprendizaje UML.docx
+++ b/trimestre 2/ADSO/GUIA/Guía de aprendizaje UML.docx
@@ -2684,42 +2684,371 @@
     <w:p>
       <w:pPr>
         <w:spacing w:after="0" w:line="240" w:lineRule="auto"/>
-        <w:rPr>
-          <w:rFonts w:eastAsia="Arial" w:cs="Calibri"/>
-          <w:b/>
-          <w:sz w:val="24"/>
-          <w:szCs w:val="24"/>
-        </w:rPr>
-      </w:pPr>
-    </w:p>
-    <w:p>
-      <w:pPr>
-        <w:spacing w:after="0" w:line="240" w:lineRule="auto"/>
-        <w:rPr>
-          <w:rFonts w:eastAsia="Arial" w:cs="Calibri"/>
-          <w:bCs/>
-          <w:sz w:val="24"/>
-          <w:szCs w:val="24"/>
-        </w:rPr>
-      </w:pPr>
-    </w:p>
-    <w:p>
-      <w:pPr>
-        <w:spacing w:after="0" w:line="240" w:lineRule="auto"/>
-        <w:rPr>
-          <w:rFonts w:eastAsia="Arial" w:cs="Calibri"/>
-          <w:bCs/>
-          <w:sz w:val="24"/>
-          <w:szCs w:val="24"/>
-        </w:rPr>
-      </w:pPr>
-      <w:r>
-        <w:rPr>
-          <w:rFonts w:eastAsia="Arial" w:cs="Calibri"/>
-          <w:bCs/>
-          <w:sz w:val="24"/>
-          <w:szCs w:val="24"/>
-        </w:rPr>
+        <w:ind w:left="708"/>
+        <w:rPr>
+          <w:rFonts w:eastAsia="Arial" w:cs="Calibri"/>
+          <w:bCs/>
+          <w:sz w:val="24"/>
+          <w:szCs w:val="24"/>
+        </w:rPr>
+      </w:pPr>
+      <w:r>
+        <w:rPr>
+          <w:rFonts w:eastAsia="Arial" w:cs="Calibri"/>
+          <w:bCs/>
+          <w:sz w:val="24"/>
+          <w:szCs w:val="24"/>
+        </w:rPr>
+        <w:t>UML es un lenguaje grafico que utiliza diagramas para representar y diseñar sistemas de software antes de programarlos.</w:t>
+      </w:r>
+    </w:p>
+    <w:p>
+      <w:pPr>
+        <w:spacing w:after="0" w:line="240" w:lineRule="auto"/>
+        <w:ind w:left="708"/>
+        <w:rPr>
+          <w:rFonts w:eastAsia="Arial" w:cs="Calibri"/>
+          <w:bCs/>
+          <w:sz w:val="24"/>
+          <w:szCs w:val="24"/>
+        </w:rPr>
+      </w:pPr>
+      <w:r>
+        <w:rPr>
+          <w:rFonts w:eastAsia="Arial" w:cs="Calibri"/>
+          <w:bCs/>
+          <w:sz w:val="24"/>
+          <w:szCs w:val="24"/>
+        </w:rPr>
+        <w:t>Antes de UML, cada empresa utilizaba formas diferentes para representar sistemas. UML surgió para unificar esos métodos y crear un lenguaje común que pudieran entender analistas, diseñadores, programadores y clientes.</w:t>
+      </w:r>
+    </w:p>
+    <w:p>
+      <w:pPr>
+        <w:spacing w:after="0" w:line="240" w:lineRule="auto"/>
+        <w:ind w:left="708"/>
+        <w:rPr>
+          <w:rFonts w:eastAsia="Arial" w:cs="Calibri"/>
+          <w:bCs/>
+          <w:sz w:val="24"/>
+          <w:szCs w:val="24"/>
+        </w:rPr>
+      </w:pPr>
+      <w:r>
+        <w:rPr>
+          <w:rFonts w:eastAsia="Arial" w:cs="Calibri"/>
+          <w:bCs/>
+          <w:sz w:val="24"/>
+          <w:szCs w:val="24"/>
+        </w:rPr>
+        <w:t>UML permite mostrar:</w:t>
+      </w:r>
+    </w:p>
+    <w:p>
+      <w:pPr>
+        <w:spacing w:after="0" w:line="240" w:lineRule="auto"/>
+        <w:ind w:left="708"/>
+        <w:rPr>
+          <w:rFonts w:eastAsia="Arial" w:cs="Calibri"/>
+          <w:bCs/>
+          <w:sz w:val="24"/>
+          <w:szCs w:val="24"/>
+        </w:rPr>
+      </w:pPr>
+      <w:r>
+        <w:rPr>
+          <w:rFonts w:eastAsia="Arial" w:cs="Calibri"/>
+          <w:bCs/>
+          <w:sz w:val="24"/>
+          <w:szCs w:val="24"/>
+        </w:rPr>
+        <w:t>La estructura del sistema, es decir, qué elementos lo componen.</w:t>
+      </w:r>
+    </w:p>
+    <w:p>
+      <w:pPr>
+        <w:spacing w:after="0" w:line="240" w:lineRule="auto"/>
+        <w:ind w:left="708"/>
+        <w:rPr>
+          <w:rFonts w:eastAsia="Arial" w:cs="Calibri"/>
+          <w:bCs/>
+          <w:sz w:val="24"/>
+          <w:szCs w:val="24"/>
+        </w:rPr>
+      </w:pPr>
+      <w:r>
+        <w:rPr>
+          <w:rFonts w:eastAsia="Arial" w:cs="Calibri"/>
+          <w:bCs/>
+          <w:sz w:val="24"/>
+          <w:szCs w:val="24"/>
+        </w:rPr>
+        <w:t>El comportamiento del sistema, es decir, cómo funcionan sus procesos.</w:t>
+      </w:r>
+    </w:p>
+    <w:p>
+      <w:pPr>
+        <w:spacing w:after="0" w:line="240" w:lineRule="auto"/>
+        <w:ind w:left="708"/>
+        <w:rPr>
+          <w:rFonts w:eastAsia="Arial" w:cs="Calibri"/>
+          <w:bCs/>
+          <w:sz w:val="24"/>
+          <w:szCs w:val="24"/>
+        </w:rPr>
+      </w:pPr>
+      <w:r>
+        <w:rPr>
+          <w:rFonts w:eastAsia="Arial" w:cs="Calibri"/>
+          <w:bCs/>
+          <w:sz w:val="24"/>
+          <w:szCs w:val="24"/>
+        </w:rPr>
+        <w:t>La interacción entre los usuarios y el sistema.</w:t>
+      </w:r>
+    </w:p>
+    <w:p>
+      <w:pPr>
+        <w:spacing w:after="0" w:line="240" w:lineRule="auto"/>
+        <w:ind w:left="708"/>
+        <w:rPr>
+          <w:rFonts w:eastAsia="Arial" w:cs="Calibri"/>
+          <w:bCs/>
+          <w:sz w:val="24"/>
+          <w:szCs w:val="24"/>
+        </w:rPr>
+      </w:pPr>
+      <w:r>
+        <w:rPr>
+          <w:rFonts w:eastAsia="Arial" w:cs="Calibri"/>
+          <w:bCs/>
+          <w:sz w:val="24"/>
+          <w:szCs w:val="24"/>
+        </w:rPr>
+        <w:t>Las relaciones entre las clases y objetos.</w:t>
+      </w:r>
+    </w:p>
+    <w:p>
+      <w:pPr>
+        <w:spacing w:after="0" w:line="240" w:lineRule="auto"/>
+        <w:ind w:left="708"/>
+        <w:rPr>
+          <w:rFonts w:eastAsia="Arial" w:cs="Calibri"/>
+          <w:bCs/>
+          <w:sz w:val="24"/>
+          <w:szCs w:val="24"/>
+        </w:rPr>
+      </w:pPr>
+    </w:p>
+    <w:p>
+      <w:pPr>
+        <w:spacing w:after="0" w:line="240" w:lineRule="auto"/>
+        <w:ind w:left="708"/>
+        <w:rPr>
+          <w:rFonts w:eastAsia="Arial" w:cs="Calibri"/>
+          <w:bCs/>
+          <w:sz w:val="24"/>
+          <w:szCs w:val="24"/>
+        </w:rPr>
+      </w:pPr>
+      <w:r>
+        <w:rPr>
+          <w:rFonts w:eastAsia="Arial" w:cs="Calibri"/>
+          <w:bCs/>
+          <w:sz w:val="24"/>
+          <w:szCs w:val="24"/>
+        </w:rPr>
+        <w:t>Se utiliza para:</w:t>
+      </w:r>
+    </w:p>
+    <w:p>
+      <w:pPr>
+        <w:pStyle w:val="Prrafodelista"/>
+        <w:numPr>
+          <w:ilvl w:val="0"/>
+          <w:numId w:val="22"/>
+        </w:numPr>
+        <w:spacing w:after="0" w:line="240" w:lineRule="auto"/>
+        <w:rPr>
+          <w:rFonts w:ascii="Calibri" w:eastAsia="Arial" w:hAnsi="Calibri" w:cs="Calibri"/>
+          <w:bCs/>
+          <w:sz w:val="24"/>
+          <w:szCs w:val="24"/>
+        </w:rPr>
+      </w:pPr>
+      <w:r>
+        <w:rPr>
+          <w:rFonts w:ascii="Calibri" w:eastAsia="Arial" w:hAnsi="Calibri" w:cs="Calibri"/>
+          <w:bCs/>
+          <w:sz w:val="24"/>
+          <w:szCs w:val="24"/>
+        </w:rPr>
+        <w:t>Visualizar cómo funcionará un sistema.</w:t>
+      </w:r>
+    </w:p>
+    <w:p>
+      <w:pPr>
+        <w:pStyle w:val="Prrafodelista"/>
+        <w:numPr>
+          <w:ilvl w:val="0"/>
+          <w:numId w:val="22"/>
+        </w:numPr>
+        <w:spacing w:after="0" w:line="240" w:lineRule="auto"/>
+        <w:rPr>
+          <w:rFonts w:ascii="Calibri" w:eastAsia="Arial" w:hAnsi="Calibri" w:cs="Calibri"/>
+          <w:bCs/>
+          <w:sz w:val="24"/>
+          <w:szCs w:val="24"/>
+        </w:rPr>
+      </w:pPr>
+      <w:r>
+        <w:rPr>
+          <w:rFonts w:ascii="Calibri" w:eastAsia="Arial" w:hAnsi="Calibri" w:cs="Calibri"/>
+          <w:bCs/>
+          <w:sz w:val="24"/>
+          <w:szCs w:val="24"/>
+        </w:rPr>
+        <w:t>Representar la estructura y comportamiento del software.</w:t>
+      </w:r>
+    </w:p>
+    <w:p>
+      <w:pPr>
+        <w:pStyle w:val="Prrafodelista"/>
+        <w:numPr>
+          <w:ilvl w:val="0"/>
+          <w:numId w:val="22"/>
+        </w:numPr>
+        <w:spacing w:after="0" w:line="240" w:lineRule="auto"/>
+        <w:rPr>
+          <w:rFonts w:ascii="Calibri" w:eastAsia="Arial" w:hAnsi="Calibri" w:cs="Calibri"/>
+          <w:bCs/>
+          <w:sz w:val="24"/>
+          <w:szCs w:val="24"/>
+        </w:rPr>
+      </w:pPr>
+      <w:r>
+        <w:rPr>
+          <w:rFonts w:ascii="Calibri" w:eastAsia="Arial" w:hAnsi="Calibri" w:cs="Calibri"/>
+          <w:bCs/>
+          <w:sz w:val="24"/>
+          <w:szCs w:val="24"/>
+        </w:rPr>
+        <w:t>Planificar el desarrollo antes de escribir código.</w:t>
+      </w:r>
+    </w:p>
+    <w:p>
+      <w:pPr>
+        <w:pStyle w:val="Prrafodelista"/>
+        <w:numPr>
+          <w:ilvl w:val="0"/>
+          <w:numId w:val="22"/>
+        </w:numPr>
+        <w:spacing w:after="0" w:line="240" w:lineRule="auto"/>
+        <w:rPr>
+          <w:rFonts w:ascii="Calibri" w:eastAsia="Arial" w:hAnsi="Calibri" w:cs="Calibri"/>
+          <w:bCs/>
+          <w:sz w:val="24"/>
+          <w:szCs w:val="24"/>
+        </w:rPr>
+      </w:pPr>
+      <w:r>
+        <w:rPr>
+          <w:rFonts w:ascii="Calibri" w:eastAsia="Arial" w:hAnsi="Calibri" w:cs="Calibri"/>
+          <w:bCs/>
+          <w:sz w:val="24"/>
+          <w:szCs w:val="24"/>
+        </w:rPr>
+        <w:t>Facilitar la comunicación entre analistas, diseñadores y programadores.</w:t>
+      </w:r>
+    </w:p>
+    <w:p>
+      <w:pPr>
+        <w:pStyle w:val="Prrafodelista"/>
+        <w:numPr>
+          <w:ilvl w:val="0"/>
+          <w:numId w:val="22"/>
+        </w:numPr>
+        <w:spacing w:after="0" w:line="240" w:lineRule="auto"/>
+        <w:rPr>
+          <w:rFonts w:ascii="Calibri" w:eastAsia="Arial" w:hAnsi="Calibri" w:cs="Calibri"/>
+          <w:bCs/>
+          <w:sz w:val="24"/>
+          <w:szCs w:val="24"/>
+        </w:rPr>
+      </w:pPr>
+      <w:r>
+        <w:rPr>
+          <w:rFonts w:ascii="Calibri" w:eastAsia="Arial" w:hAnsi="Calibri" w:cs="Calibri"/>
+          <w:bCs/>
+          <w:sz w:val="24"/>
+          <w:szCs w:val="24"/>
+        </w:rPr>
+        <w:t>Detectar errores de diseño antes de la implementación.</w:t>
+      </w:r>
+    </w:p>
+    <w:p>
+      <w:pPr>
+        <w:spacing w:after="0" w:line="240" w:lineRule="auto"/>
+        <w:ind w:left="708"/>
+        <w:rPr>
+          <w:rFonts w:eastAsia="Arial" w:cs="Calibri"/>
+          <w:bCs/>
+          <w:sz w:val="24"/>
+          <w:szCs w:val="24"/>
+        </w:rPr>
+      </w:pPr>
+    </w:p>
+    <w:p>
+      <w:pPr>
+        <w:spacing w:after="0" w:line="240" w:lineRule="auto"/>
+        <w:ind w:left="708"/>
+        <w:rPr>
+          <w:rFonts w:eastAsia="Arial" w:cs="Calibri"/>
+          <w:bCs/>
+          <w:sz w:val="24"/>
+          <w:szCs w:val="24"/>
+        </w:rPr>
+      </w:pPr>
+      <w:r>
+        <w:rPr>
+          <w:rFonts w:eastAsia="Arial" w:cs="Calibri"/>
+          <w:bCs/>
+          <w:sz w:val="24"/>
+          <w:szCs w:val="24"/>
+        </w:rPr>
+        <w:t>Es importante porque permite entender mejor los requisitos del sistema, ayuda a organizar las ideas y componentes de software, reduce los errores de desarrollo, facilita el mantenimiento y futuras modificaciones.</w:t>
+      </w:r>
+    </w:p>
+    <w:p>
+      <w:pPr>
+        <w:spacing w:after="0" w:line="240" w:lineRule="auto"/>
+        <w:ind w:left="708"/>
+        <w:rPr>
+          <w:rFonts w:eastAsia="Arial" w:cs="Calibri"/>
+          <w:bCs/>
+          <w:sz w:val="24"/>
+          <w:szCs w:val="24"/>
+        </w:rPr>
+      </w:pPr>
+    </w:p>
+    <w:p>
+      <w:pPr>
+        <w:spacing w:after="0" w:line="240" w:lineRule="auto"/>
+        <w:rPr>
+          <w:rFonts w:eastAsia="Arial" w:cs="Calibri"/>
+          <w:bCs/>
+          <w:sz w:val="24"/>
+          <w:szCs w:val="24"/>
+        </w:rPr>
+      </w:pPr>
+      <w:r>
+        <w:rPr>
+          <w:rFonts w:eastAsia="Arial" w:cs="Calibri"/>
+          <w:bCs/>
+          <w:sz w:val="24"/>
+          <w:szCs w:val="24"/>
+        </w:rPr>
+        <w:lastRenderedPageBreak/>
         <w:t>Recurso:</w:t>
       </w:r>
       <w:r>
@@ -2809,6 +3138,78 @@
     <w:p>
       <w:pPr>
         <w:spacing w:after="0" w:line="240" w:lineRule="auto"/>
+        <w:rPr>
+          <w:rFonts w:eastAsia="Arial" w:cs="Calibri"/>
+          <w:bCs/>
+          <w:sz w:val="24"/>
+          <w:szCs w:val="24"/>
+        </w:rPr>
+      </w:pPr>
+      <w:r>
+        <w:rPr>
+          <w:rFonts w:eastAsia="Arial" w:cs="Calibri"/>
+          <w:bCs/>
+          <w:sz w:val="24"/>
+          <w:szCs w:val="24"/>
+        </w:rPr>
+        <w:t>Recurso:</w:t>
+      </w:r>
+      <w:r>
+        <w:rPr>
+          <w:rFonts w:eastAsia="Arial" w:cs="Calibri"/>
+          <w:bCs/>
+          <w:sz w:val="24"/>
+          <w:szCs w:val="24"/>
+        </w:rPr>
+        <w:t xml:space="preserve"> </w:t>
+      </w:r>
+      <w:hyperlink r:id="rId11" w:history="1">
+        <w:r>
+          <w:rPr>
+            <w:rStyle w:val="Hipervnculo"/>
+            <w:rFonts w:eastAsia="Arial" w:cs="Calibri"/>
+            <w:bCs/>
+            <w:sz w:val="24"/>
+            <w:szCs w:val="24"/>
+          </w:rPr>
+          <w:t>https://www.lucidchart.com/pa</w:t>
+        </w:r>
+        <w:r>
+          <w:rPr>
+            <w:rStyle w:val="Hipervnculo"/>
+            <w:rFonts w:eastAsia="Arial" w:cs="Calibri"/>
+            <w:bCs/>
+            <w:sz w:val="24"/>
+            <w:szCs w:val="24"/>
+          </w:rPr>
+          <w:t>g</w:t>
+        </w:r>
+        <w:r>
+          <w:rPr>
+            <w:rStyle w:val="Hipervnculo"/>
+            <w:rFonts w:eastAsia="Arial" w:cs="Calibri"/>
+            <w:bCs/>
+            <w:sz w:val="24"/>
+            <w:szCs w:val="24"/>
+          </w:rPr>
+          <w:t>es/es/tutorial-de-diagramas-uml</w:t>
+        </w:r>
+      </w:hyperlink>
+    </w:p>
+    <w:p>
+      <w:pPr>
+        <w:spacing w:after="0" w:line="240" w:lineRule="auto"/>
+        <w:rPr>
+          <w:rFonts w:eastAsia="Arial" w:cs="Calibri"/>
+          <w:bCs/>
+          <w:sz w:val="24"/>
+          <w:szCs w:val="24"/>
+        </w:rPr>
+      </w:pPr>
+    </w:p>
+    <w:p>
+      <w:pPr>
+        <w:spacing w:after="0" w:line="240" w:lineRule="auto"/>
         <w:ind w:left="360"/>
         <w:rPr>
           <w:rFonts w:eastAsia="Arial" w:cs="Calibri"/>
@@ -2820,42 +3221,459 @@
       <w:r>
         <w:rPr>
           <w:rFonts w:eastAsia="Arial" w:cs="Calibri"/>
-          <w:bCs/>
-          <w:sz w:val="24"/>
-          <w:szCs w:val="24"/>
-        </w:rPr>
-        <w:t>Recurso:</w:t>
-      </w:r>
-      <w:r>
-        <w:rPr>
-          <w:rFonts w:eastAsia="Arial" w:cs="Calibri"/>
-          <w:bCs/>
-          <w:sz w:val="24"/>
-          <w:szCs w:val="24"/>
-        </w:rPr>
-        <w:br/>
-        <w:t>https://www.lucidchart.com/pages/es/tutorial-de-diagramas-uml</w:t>
-      </w:r>
-    </w:p>
-    <w:p>
-      <w:pPr>
-        <w:spacing w:after="0" w:line="240" w:lineRule="auto"/>
-        <w:rPr>
-          <w:rFonts w:eastAsia="Arial" w:cs="Calibri"/>
-          <w:bCs/>
-          <w:sz w:val="24"/>
-          <w:szCs w:val="24"/>
-        </w:rPr>
-      </w:pPr>
-      <w:r>
-        <w:rPr>
-          <w:rFonts w:eastAsia="Arial" w:cs="Calibri"/>
-          <w:bCs/>
-          <w:sz w:val="24"/>
-          <w:szCs w:val="24"/>
-        </w:rPr>
+          <w:b/>
+          <w:sz w:val="24"/>
+          <w:szCs w:val="24"/>
+        </w:rPr>
+        <w:t>RTA</w:t>
+      </w:r>
+      <w:r>
+        <w:rPr>
+          <w:rFonts w:eastAsia="Arial" w:cs="Calibri"/>
+          <w:bCs/>
+          <w:sz w:val="24"/>
+          <w:szCs w:val="24"/>
+        </w:rPr>
+        <w:t xml:space="preserve">: </w:t>
+      </w:r>
+      <w:r>
+        <w:rPr>
+          <w:rFonts w:eastAsia="Arial" w:cs="Calibri"/>
+          <w:bCs/>
+          <w:sz w:val="24"/>
+          <w:szCs w:val="24"/>
+        </w:rPr>
+        <w:t>Para definir una buena arquitectura de software, no es necesario usar todos los diagramas UML, pero sí hay algunos que son los más importantes:</w:t>
+      </w:r>
+    </w:p>
+    <w:p>
+      <w:pPr>
+        <w:spacing w:after="0" w:line="240" w:lineRule="auto"/>
+        <w:ind w:left="360"/>
+        <w:rPr>
+          <w:rFonts w:eastAsia="Arial" w:cs="Calibri"/>
+          <w:bCs/>
+          <w:sz w:val="24"/>
+          <w:szCs w:val="24"/>
+        </w:rPr>
+      </w:pPr>
+    </w:p>
+    <w:p>
+      <w:pPr>
+        <w:spacing w:after="0" w:line="240" w:lineRule="auto"/>
+        <w:ind w:left="360"/>
+        <w:rPr>
+          <w:rFonts w:eastAsia="Arial" w:cs="Calibri"/>
+          <w:bCs/>
+          <w:sz w:val="24"/>
+          <w:szCs w:val="24"/>
+        </w:rPr>
+      </w:pPr>
+      <w:r>
+        <w:rPr>
+          <w:rFonts w:eastAsia="Arial" w:cs="Calibri"/>
+          <w:bCs/>
+          <w:sz w:val="24"/>
+          <w:szCs w:val="24"/>
+        </w:rPr>
+        <w:t>Diagrama de Casos de Uso</w:t>
+      </w:r>
+    </w:p>
+    <w:p>
+      <w:pPr>
+        <w:spacing w:after="0" w:line="240" w:lineRule="auto"/>
+        <w:ind w:left="360"/>
+        <w:rPr>
+          <w:rFonts w:eastAsia="Arial" w:cs="Calibri"/>
+          <w:bCs/>
+          <w:sz w:val="24"/>
+          <w:szCs w:val="24"/>
+        </w:rPr>
+      </w:pPr>
+      <w:r>
+        <w:rPr>
+          <w:rFonts w:eastAsia="Arial" w:cs="Calibri"/>
+          <w:bCs/>
+          <w:sz w:val="24"/>
+          <w:szCs w:val="24"/>
+        </w:rPr>
+        <w:t>Representa las funcionalidades que ofrece el sistema y la forma en que los actores interactúan con ellas. Se basa en las acciones que pueden realizar los usuarios dentro del sistema. Sirve para identificar requisitos y comprender qué debe hacer el software.</w:t>
+      </w:r>
+    </w:p>
+    <w:p>
+      <w:pPr>
+        <w:spacing w:after="0" w:line="240" w:lineRule="auto"/>
+        <w:ind w:left="360"/>
+        <w:rPr>
+          <w:rFonts w:eastAsia="Arial" w:cs="Calibri"/>
+          <w:bCs/>
+          <w:sz w:val="24"/>
+          <w:szCs w:val="24"/>
+        </w:rPr>
+      </w:pPr>
+    </w:p>
+    <w:p>
+      <w:pPr>
+        <w:spacing w:after="0" w:line="240" w:lineRule="auto"/>
+        <w:ind w:left="360"/>
+        <w:rPr>
+          <w:rFonts w:eastAsia="Arial" w:cs="Calibri"/>
+          <w:bCs/>
+          <w:sz w:val="24"/>
+          <w:szCs w:val="24"/>
+        </w:rPr>
+      </w:pPr>
+      <w:r>
+        <w:rPr>
+          <w:rFonts w:eastAsia="Arial" w:cs="Calibri"/>
+          <w:bCs/>
+          <w:sz w:val="24"/>
+          <w:szCs w:val="24"/>
+        </w:rPr>
+        <w:t>Diagrama de Clases</w:t>
+      </w:r>
+    </w:p>
+    <w:p>
+      <w:pPr>
+        <w:spacing w:after="0" w:line="240" w:lineRule="auto"/>
+        <w:ind w:left="360"/>
+        <w:rPr>
+          <w:rFonts w:eastAsia="Arial" w:cs="Calibri"/>
+          <w:bCs/>
+          <w:sz w:val="24"/>
+          <w:szCs w:val="24"/>
+        </w:rPr>
+      </w:pPr>
+      <w:r>
+        <w:rPr>
+          <w:rFonts w:eastAsia="Arial" w:cs="Calibri"/>
+          <w:bCs/>
+          <w:sz w:val="24"/>
+          <w:szCs w:val="24"/>
+        </w:rPr>
+        <w:t>Representa la estructura del sistema mediante clases, atributos, métodos y relaciones. Se basa en los principios de la Programación Orientada a Objetos. Sirve para diseñar la organización interna del software y definir cómo estarán relacionados sus elementos.</w:t>
+      </w:r>
+    </w:p>
+    <w:p>
+      <w:pPr>
+        <w:spacing w:after="0" w:line="240" w:lineRule="auto"/>
+        <w:ind w:left="360"/>
+        <w:rPr>
+          <w:rFonts w:eastAsia="Arial" w:cs="Calibri"/>
+          <w:bCs/>
+          <w:sz w:val="24"/>
+          <w:szCs w:val="24"/>
+        </w:rPr>
+      </w:pPr>
+    </w:p>
+    <w:p>
+      <w:pPr>
+        <w:spacing w:after="0" w:line="240" w:lineRule="auto"/>
+        <w:ind w:left="360"/>
+        <w:rPr>
+          <w:rFonts w:eastAsia="Arial" w:cs="Calibri"/>
+          <w:bCs/>
+          <w:sz w:val="24"/>
+          <w:szCs w:val="24"/>
+        </w:rPr>
+      </w:pPr>
+      <w:r>
+        <w:rPr>
+          <w:rFonts w:eastAsia="Arial" w:cs="Calibri"/>
+          <w:bCs/>
+          <w:sz w:val="24"/>
+          <w:szCs w:val="24"/>
+        </w:rPr>
+        <w:t>Diagrama de Secuencia</w:t>
+      </w:r>
+    </w:p>
+    <w:p>
+      <w:pPr>
+        <w:spacing w:after="0" w:line="240" w:lineRule="auto"/>
+        <w:ind w:left="360"/>
+        <w:rPr>
+          <w:rFonts w:eastAsia="Arial" w:cs="Calibri"/>
+          <w:bCs/>
+          <w:sz w:val="24"/>
+          <w:szCs w:val="24"/>
+        </w:rPr>
+      </w:pPr>
+      <w:r>
+        <w:rPr>
+          <w:rFonts w:eastAsia="Arial" w:cs="Calibri"/>
+          <w:bCs/>
+          <w:sz w:val="24"/>
+          <w:szCs w:val="24"/>
+        </w:rPr>
+        <w:t>Representa el intercambio de mensajes entre objetos o componentes a lo largo del tiempo. Se basa en el orden cronológico de las interacciones. Sirve para entender cómo se ejecuta un proceso y cómo fluye la información dentro del sistema.</w:t>
+      </w:r>
+    </w:p>
+    <w:p>
+      <w:pPr>
+        <w:spacing w:after="0" w:line="240" w:lineRule="auto"/>
+        <w:ind w:left="360"/>
+        <w:rPr>
+          <w:rFonts w:eastAsia="Arial" w:cs="Calibri"/>
+          <w:bCs/>
+          <w:sz w:val="24"/>
+          <w:szCs w:val="24"/>
+        </w:rPr>
+      </w:pPr>
+    </w:p>
+    <w:p>
+      <w:pPr>
+        <w:spacing w:after="0" w:line="240" w:lineRule="auto"/>
+        <w:ind w:left="360"/>
+        <w:rPr>
+          <w:rFonts w:eastAsia="Arial" w:cs="Calibri"/>
+          <w:bCs/>
+          <w:sz w:val="24"/>
+          <w:szCs w:val="24"/>
+        </w:rPr>
+      </w:pPr>
+      <w:r>
+        <w:rPr>
+          <w:rFonts w:eastAsia="Arial" w:cs="Calibri"/>
+          <w:bCs/>
+          <w:sz w:val="24"/>
+          <w:szCs w:val="24"/>
+        </w:rPr>
+        <w:t>Diagrama de Componentes</w:t>
+      </w:r>
+    </w:p>
+    <w:p>
+      <w:pPr>
+        <w:spacing w:after="0" w:line="240" w:lineRule="auto"/>
+        <w:ind w:left="360"/>
+        <w:rPr>
+          <w:rFonts w:eastAsia="Arial" w:cs="Calibri"/>
+          <w:bCs/>
+          <w:sz w:val="24"/>
+          <w:szCs w:val="24"/>
+        </w:rPr>
+      </w:pPr>
+      <w:r>
+        <w:rPr>
+          <w:rFonts w:eastAsia="Arial" w:cs="Calibri"/>
+          <w:bCs/>
+          <w:sz w:val="24"/>
+          <w:szCs w:val="24"/>
+        </w:rPr>
+        <w:t>Representa los módulos o componentes principales del sistema y las relaciones entre ellos. Se basa en la división del software en partes funcionales. Sirve para visualizar la arquitectura general y la forma en que los componentes trabajan conjuntamente.</w:t>
+      </w:r>
+    </w:p>
+    <w:p>
+      <w:pPr>
+        <w:spacing w:after="0" w:line="240" w:lineRule="auto"/>
+        <w:ind w:left="360"/>
+        <w:rPr>
+          <w:rFonts w:eastAsia="Arial" w:cs="Calibri"/>
+          <w:bCs/>
+          <w:sz w:val="24"/>
+          <w:szCs w:val="24"/>
+        </w:rPr>
+      </w:pPr>
+    </w:p>
+    <w:p>
+      <w:pPr>
+        <w:spacing w:after="0" w:line="240" w:lineRule="auto"/>
+        <w:ind w:left="360"/>
+        <w:rPr>
+          <w:rFonts w:eastAsia="Arial" w:cs="Calibri"/>
+          <w:bCs/>
+          <w:sz w:val="24"/>
+          <w:szCs w:val="24"/>
+        </w:rPr>
+      </w:pPr>
+      <w:r>
+        <w:rPr>
+          <w:rFonts w:eastAsia="Arial" w:cs="Calibri"/>
+          <w:bCs/>
+          <w:sz w:val="24"/>
+          <w:szCs w:val="24"/>
+        </w:rPr>
+        <w:t>Diagrama de Despliegue</w:t>
+      </w:r>
+    </w:p>
+    <w:p>
+      <w:pPr>
+        <w:spacing w:after="0" w:line="240" w:lineRule="auto"/>
+        <w:ind w:left="360"/>
+        <w:rPr>
+          <w:rFonts w:eastAsia="Arial" w:cs="Calibri"/>
+          <w:bCs/>
+          <w:sz w:val="24"/>
+          <w:szCs w:val="24"/>
+        </w:rPr>
+      </w:pPr>
+      <w:r>
+        <w:rPr>
+          <w:rFonts w:eastAsia="Arial" w:cs="Calibri"/>
+          <w:bCs/>
+          <w:sz w:val="24"/>
+          <w:szCs w:val="24"/>
+        </w:rPr>
+        <w:t>Representa la distribución física del sistema en servidores, dispositivos y redes. Se basa en la infraestructura donde se ejecutará el software. Sirve para mostrar dónde se alojan los componentes y cómo se comunican entre sí durante su funcionamiento.</w:t>
+      </w:r>
+    </w:p>
+    <w:p>
+      <w:pPr>
+        <w:spacing w:after="0" w:line="240" w:lineRule="auto"/>
+        <w:ind w:left="360"/>
+        <w:rPr>
+          <w:rFonts w:eastAsia="Arial" w:cs="Calibri"/>
+          <w:bCs/>
+          <w:sz w:val="24"/>
+          <w:szCs w:val="24"/>
+        </w:rPr>
+      </w:pPr>
+    </w:p>
+    <w:p>
+      <w:pPr>
+        <w:spacing w:after="0" w:line="240" w:lineRule="auto"/>
+        <w:ind w:left="360"/>
+        <w:rPr>
+          <w:rFonts w:eastAsia="Arial" w:cs="Calibri"/>
+          <w:bCs/>
+          <w:sz w:val="24"/>
+          <w:szCs w:val="24"/>
+        </w:rPr>
+      </w:pPr>
+      <w:r>
+        <w:rPr>
+          <w:rFonts w:eastAsia="Arial" w:cs="Calibri"/>
+          <w:bCs/>
+          <w:sz w:val="24"/>
+          <w:szCs w:val="24"/>
+        </w:rPr>
+        <w:t>normalmente los más importantes son:</w:t>
+      </w:r>
+    </w:p>
+    <w:p>
+      <w:pPr>
+        <w:spacing w:after="0" w:line="240" w:lineRule="auto"/>
+        <w:ind w:left="360"/>
+        <w:rPr>
+          <w:rFonts w:eastAsia="Arial" w:cs="Calibri"/>
+          <w:bCs/>
+          <w:sz w:val="24"/>
+          <w:szCs w:val="24"/>
+        </w:rPr>
+      </w:pPr>
+      <w:r>
+        <w:rPr>
+          <w:rFonts w:eastAsia="Arial" w:cs="Calibri"/>
+          <w:bCs/>
+          <w:sz w:val="24"/>
+          <w:szCs w:val="24"/>
+        </w:rPr>
+        <w:t>Casos de Uso → qué hace el sistema.</w:t>
+      </w:r>
+    </w:p>
+    <w:p>
+      <w:pPr>
+        <w:spacing w:after="0" w:line="240" w:lineRule="auto"/>
+        <w:ind w:left="360"/>
+        <w:rPr>
+          <w:rFonts w:eastAsia="Arial" w:cs="Calibri"/>
+          <w:bCs/>
+          <w:sz w:val="24"/>
+          <w:szCs w:val="24"/>
+        </w:rPr>
+      </w:pPr>
+      <w:r>
+        <w:rPr>
+          <w:rFonts w:eastAsia="Arial" w:cs="Calibri"/>
+          <w:bCs/>
+          <w:sz w:val="24"/>
+          <w:szCs w:val="24"/>
+        </w:rPr>
+        <w:t>Clases → cómo está estructurado.</w:t>
+      </w:r>
+    </w:p>
+    <w:p>
+      <w:pPr>
+        <w:spacing w:after="0" w:line="240" w:lineRule="auto"/>
+        <w:ind w:left="360"/>
+        <w:rPr>
+          <w:rFonts w:eastAsia="Arial" w:cs="Calibri"/>
+          <w:bCs/>
+          <w:sz w:val="24"/>
+          <w:szCs w:val="24"/>
+        </w:rPr>
+      </w:pPr>
+      <w:r>
+        <w:rPr>
+          <w:rFonts w:eastAsia="Arial" w:cs="Calibri"/>
+          <w:bCs/>
+          <w:sz w:val="24"/>
+          <w:szCs w:val="24"/>
+        </w:rPr>
+        <w:t>Secuencia → cómo funcionan los procesos.</w:t>
+      </w:r>
+    </w:p>
+    <w:p>
+      <w:pPr>
+        <w:spacing w:after="0" w:line="240" w:lineRule="auto"/>
+        <w:ind w:left="360"/>
+        <w:rPr>
+          <w:rFonts w:eastAsia="Arial" w:cs="Calibri"/>
+          <w:bCs/>
+          <w:sz w:val="24"/>
+          <w:szCs w:val="24"/>
+        </w:rPr>
+      </w:pPr>
+      <w:r>
+        <w:rPr>
+          <w:rFonts w:eastAsia="Arial" w:cs="Calibri"/>
+          <w:bCs/>
+          <w:sz w:val="24"/>
+          <w:szCs w:val="24"/>
+        </w:rPr>
+        <w:t>Componentes → cómo se organiza la arquitectura.</w:t>
+      </w:r>
+    </w:p>
+    <w:p>
+      <w:pPr>
+        <w:spacing w:after="0" w:line="240" w:lineRule="auto"/>
+        <w:ind w:left="360"/>
+        <w:rPr>
+          <w:rFonts w:eastAsia="Arial" w:cs="Calibri"/>
+          <w:bCs/>
+          <w:sz w:val="24"/>
+          <w:szCs w:val="24"/>
+        </w:rPr>
+      </w:pPr>
+      <w:r>
+        <w:rPr>
+          <w:rFonts w:eastAsia="Arial" w:cs="Calibri"/>
+          <w:bCs/>
+          <w:sz w:val="24"/>
+          <w:szCs w:val="24"/>
+        </w:rPr>
+        <w:t>Con esos cuatro diagramas ya puedes explicar gran parte de la arquitectura y el diseño del sistema de forma clara y profesional.</w:t>
+      </w:r>
+    </w:p>
+    <w:p>
+      <w:pPr>
+        <w:spacing w:after="0" w:line="240" w:lineRule="auto"/>
+        <w:rPr>
+          <w:rFonts w:eastAsia="Arial" w:cs="Calibri"/>
+          <w:bCs/>
+          <w:sz w:val="24"/>
+          <w:szCs w:val="24"/>
+        </w:rPr>
+      </w:pPr>
+      <w:r>
+        <w:rPr>
+          <w:rFonts w:eastAsia="Arial" w:cs="Calibri"/>
+          <w:bCs/>
+          <w:sz w:val="24"/>
+          <w:szCs w:val="24"/>
+        </w:rPr>
+        <w:lastRenderedPageBreak/>
         <w:pict w14:anchorId="14C8CC69">
-          <v:rect id="_x0000_i1029" style="width:0;height:1.5pt" o:hralign="center" o:hrstd="t" o:hr="t" fillcolor="#a0a0a0" stroked="f"/>
+          <v:rect id="_x0000_i1051" style="width:0;height:1.5pt" o:hralign="center" o:hrstd="t" o:hr="t" fillcolor="#a0a0a0" stroked="f"/>
         </w:pict>
       </w:r>
     </w:p>
@@ -2958,6 +3776,7 @@
           <w:rFonts w:eastAsia="Arial" w:cs="Calibri"/>
           <w:b/>
           <w:bCs/>
+          <w:color w:val="FF0000"/>
           <w:sz w:val="24"/>
           <w:szCs w:val="24"/>
         </w:rPr>
@@ -2967,6 +3786,7 @@
           <w:rFonts w:eastAsia="Arial" w:cs="Calibri"/>
           <w:b/>
           <w:bCs/>
+          <w:color w:val="FF0000"/>
           <w:sz w:val="24"/>
           <w:szCs w:val="24"/>
         </w:rPr>
@@ -2979,14 +3799,16 @@
         <w:rPr>
           <w:rFonts w:eastAsia="Arial" w:cs="Calibri"/>
           <w:bCs/>
-          <w:sz w:val="24"/>
-          <w:szCs w:val="24"/>
-        </w:rPr>
-      </w:pPr>
-      <w:r>
-        <w:rPr>
-          <w:rFonts w:eastAsia="Arial" w:cs="Calibri"/>
-          <w:bCs/>
+          <w:color w:val="FF0000"/>
+          <w:sz w:val="24"/>
+          <w:szCs w:val="24"/>
+        </w:rPr>
+      </w:pPr>
+      <w:r>
+        <w:rPr>
+          <w:rFonts w:eastAsia="Arial" w:cs="Calibri"/>
+          <w:bCs/>
+          <w:color w:val="FF0000"/>
           <w:sz w:val="24"/>
           <w:szCs w:val="24"/>
         </w:rPr>
@@ -3003,14 +3825,16 @@
         <w:rPr>
           <w:rFonts w:eastAsia="Arial" w:cs="Calibri"/>
           <w:bCs/>
-          <w:sz w:val="24"/>
-          <w:szCs w:val="24"/>
-        </w:rPr>
-      </w:pPr>
-      <w:r>
-        <w:rPr>
-          <w:rFonts w:eastAsia="Arial" w:cs="Calibri"/>
-          <w:bCs/>
+          <w:color w:val="FF0000"/>
+          <w:sz w:val="24"/>
+          <w:szCs w:val="24"/>
+        </w:rPr>
+      </w:pPr>
+      <w:r>
+        <w:rPr>
+          <w:rFonts w:eastAsia="Arial" w:cs="Calibri"/>
+          <w:bCs/>
+          <w:color w:val="FF0000"/>
           <w:sz w:val="24"/>
           <w:szCs w:val="24"/>
         </w:rPr>
@@ -3027,14 +3851,16 @@
         <w:rPr>
           <w:rFonts w:eastAsia="Arial" w:cs="Calibri"/>
           <w:bCs/>
-          <w:sz w:val="24"/>
-          <w:szCs w:val="24"/>
-        </w:rPr>
-      </w:pPr>
-      <w:r>
-        <w:rPr>
-          <w:rFonts w:eastAsia="Arial" w:cs="Calibri"/>
-          <w:bCs/>
+          <w:color w:val="FF0000"/>
+          <w:sz w:val="24"/>
+          <w:szCs w:val="24"/>
+        </w:rPr>
+      </w:pPr>
+      <w:r>
+        <w:rPr>
+          <w:rFonts w:eastAsia="Arial" w:cs="Calibri"/>
+          <w:bCs/>
+          <w:color w:val="FF0000"/>
           <w:sz w:val="24"/>
           <w:szCs w:val="24"/>
         </w:rPr>
@@ -3051,14 +3877,16 @@
         <w:rPr>
           <w:rFonts w:eastAsia="Arial" w:cs="Calibri"/>
           <w:bCs/>
-          <w:sz w:val="24"/>
-          <w:szCs w:val="24"/>
-        </w:rPr>
-      </w:pPr>
-      <w:r>
-        <w:rPr>
-          <w:rFonts w:eastAsia="Arial" w:cs="Calibri"/>
-          <w:bCs/>
+          <w:color w:val="FF0000"/>
+          <w:sz w:val="24"/>
+          <w:szCs w:val="24"/>
+        </w:rPr>
+      </w:pPr>
+      <w:r>
+        <w:rPr>
+          <w:rFonts w:eastAsia="Arial" w:cs="Calibri"/>
+          <w:bCs/>
+          <w:color w:val="FF0000"/>
           <w:sz w:val="24"/>
           <w:szCs w:val="24"/>
         </w:rPr>
@@ -3079,6 +3907,7 @@
         <w:rPr>
           <w:rFonts w:eastAsia="Arial" w:cs="Calibri"/>
           <w:bCs/>
+          <w:color w:val="FF0000"/>
           <w:sz w:val="24"/>
           <w:szCs w:val="24"/>
         </w:rPr>
@@ -3174,7 +4003,6 @@
           <w:sz w:val="24"/>
           <w:szCs w:val="24"/>
         </w:rPr>
-        <w:lastRenderedPageBreak/>
         <w:t>Duración:8 horas</w:t>
       </w:r>
     </w:p>
@@ -3808,6 +4636,7 @@
           <w:szCs w:val="24"/>
           <w:lang w:eastAsia="es-ES"/>
         </w:rPr>
+        <w:lastRenderedPageBreak/>
         <w:t xml:space="preserve">Entidades principales </w:t>
       </w:r>
     </w:p>
@@ -4165,7 +4994,6 @@
           <w:szCs w:val="24"/>
           <w:lang w:eastAsia="es-ES"/>
         </w:rPr>
-        <w:lastRenderedPageBreak/>
         <w:t>🔹</w:t>
       </w:r>
       <w:r>
@@ -4760,6 +5588,7 @@
                 <w:szCs w:val="24"/>
                 <w:lang w:eastAsia="es-ES"/>
               </w:rPr>
+              <w:lastRenderedPageBreak/>
               <w:t>Criterio</w:t>
             </w:r>
           </w:p>
@@ -5478,7 +6307,6 @@
           <w:szCs w:val="24"/>
           <w:lang w:eastAsia="es-ES"/>
         </w:rPr>
-        <w:lastRenderedPageBreak/>
         <w:t>El aprendiz presentará su propuesta técnica utilizando diagramas UML para explicar la solución planteada, simulando una reunión con el cliente</w:t>
       </w:r>
       <w:r>
@@ -6963,7 +7791,6 @@
           <w:sz w:val="24"/>
           <w:szCs w:val="24"/>
         </w:rPr>
-        <w:lastRenderedPageBreak/>
         <w:t>A continuación, se presentan los recursos de consulta que apoyan el desarrollo de la presente guía de aprendizaje, enfocados en arquitectura de software y modelado mediante UML.</w:t>
       </w:r>
     </w:p>
@@ -7209,7 +8036,7 @@
         </w:rPr>
         <w:br/>
       </w:r>
-      <w:hyperlink r:id="rId11" w:tgtFrame="_new" w:history="1">
+      <w:hyperlink r:id="rId12" w:tgtFrame="_new" w:history="1">
         <w:r>
           <w:rPr>
             <w:rStyle w:val="Hipervnculo"/>
@@ -7276,7 +8103,7 @@
         </w:rPr>
         <w:br/>
       </w:r>
-      <w:hyperlink r:id="rId12" w:tgtFrame="_new" w:history="1">
+      <w:hyperlink r:id="rId13" w:tgtFrame="_new" w:history="1">
         <w:r>
           <w:rPr>
             <w:rStyle w:val="Hipervnculo"/>
@@ -7343,7 +8170,7 @@
         </w:rPr>
         <w:br/>
       </w:r>
-      <w:hyperlink r:id="rId13" w:tgtFrame="_new" w:history="1">
+      <w:hyperlink r:id="rId14" w:tgtFrame="_new" w:history="1">
         <w:r>
           <w:rPr>
             <w:rStyle w:val="Hipervnculo"/>
@@ -7587,6 +8414,7 @@
           <w:sz w:val="24"/>
           <w:szCs w:val="24"/>
         </w:rPr>
+        <w:lastRenderedPageBreak/>
         <w:t xml:space="preserve">Herramientas para diagramación UML: </w:t>
       </w:r>
     </w:p>
@@ -7603,7 +8431,7 @@
           <w:szCs w:val="24"/>
         </w:rPr>
       </w:pPr>
-      <w:hyperlink r:id="rId14" w:tgtFrame="_new" w:history="1">
+      <w:hyperlink r:id="rId15" w:tgtFrame="_new" w:history="1">
         <w:r>
           <w:rPr>
             <w:rStyle w:val="Hipervnculo"/>
@@ -7636,7 +8464,7 @@
           <w:szCs w:val="24"/>
         </w:rPr>
       </w:pPr>
-      <w:hyperlink r:id="rId15" w:tgtFrame="_new" w:history="1">
+      <w:hyperlink r:id="rId16" w:tgtFrame="_new" w:history="1">
         <w:r>
           <w:rPr>
             <w:rStyle w:val="Hipervnculo"/>
@@ -8302,10 +9130,10 @@
       </w:pPr>
     </w:p>
     <w:sectPr>
-      <w:headerReference w:type="even" r:id="rId16"/>
-      <w:headerReference w:type="default" r:id="rId17"/>
-      <w:footerReference w:type="default" r:id="rId18"/>
-      <w:headerReference w:type="first" r:id="rId19"/>
+      <w:headerReference w:type="even" r:id="rId17"/>
+      <w:headerReference w:type="default" r:id="rId18"/>
+      <w:footerReference w:type="default" r:id="rId19"/>
+      <w:headerReference w:type="first" r:id="rId20"/>
       <w:pgSz w:w="12240" w:h="15840"/>
       <w:pgMar w:top="1779" w:right="1041" w:bottom="1418" w:left="1560" w:header="709" w:footer="709" w:gutter="0"/>
       <w:cols w:space="708"/>
@@ -10507,6 +11335,119 @@
     </w:lvl>
   </w:abstractNum>
   <w:abstractNum w:abstractNumId="13" w15:restartNumberingAfterBreak="0">
+    <w:nsid w:val="4FD574AE"/>
+    <w:multiLevelType w:val="hybridMultilevel"/>
+    <w:tmpl w:val="F10A989E"/>
+    <w:lvl w:ilvl="0" w:tplc="240A0001">
+      <w:start w:val="1"/>
+      <w:numFmt w:val="bullet"/>
+      <w:lvlText w:val=""/>
+      <w:lvlJc w:val="left"/>
+      <w:pPr>
+        <w:ind w:left="1428" w:hanging="360"/>
+      </w:pPr>
+      <w:rPr>
+        <w:rFonts w:ascii="Symbol" w:hAnsi="Symbol" w:hint="default"/>
+      </w:rPr>
+    </w:lvl>
+    <w:lvl w:ilvl="1" w:tplc="240A0003" w:tentative="1">
+      <w:start w:val="1"/>
+      <w:numFmt w:val="bullet"/>
+      <w:lvlText w:val="o"/>
+      <w:lvlJc w:val="left"/>
+      <w:pPr>
+        <w:ind w:left="2148" w:hanging="360"/>
+      </w:pPr>
+      <w:rPr>
+        <w:rFonts w:ascii="Courier New" w:hAnsi="Courier New" w:cs="Courier New" w:hint="default"/>
+      </w:rPr>
+    </w:lvl>
+    <w:lvl w:ilvl="2" w:tplc="240A0005" w:tentative="1">
+      <w:start w:val="1"/>
+      <w:numFmt w:val="bullet"/>
+      <w:lvlText w:val=""/>
+      <w:lvlJc w:val="left"/>
+      <w:pPr>
+        <w:ind w:left="2868" w:hanging="360"/>
+      </w:pPr>
+      <w:rPr>
+        <w:rFonts w:ascii="Wingdings" w:hAnsi="Wingdings" w:hint="default"/>
+      </w:rPr>
+    </w:lvl>
+    <w:lvl w:ilvl="3" w:tplc="240A0001" w:tentative="1">
+      <w:start w:val="1"/>
+      <w:numFmt w:val="bullet"/>
+      <w:lvlText w:val=""/>
+      <w:lvlJc w:val="left"/>
+      <w:pPr>
+        <w:ind w:left="3588" w:hanging="360"/>
+      </w:pPr>
+      <w:rPr>
+        <w:rFonts w:ascii="Symbol" w:hAnsi="Symbol" w:hint="default"/>
+      </w:rPr>
+    </w:lvl>
+    <w:lvl w:ilvl="4" w:tplc="240A0003" w:tentative="1">
+      <w:start w:val="1"/>
+      <w:numFmt w:val="bullet"/>
+      <w:lvlText w:val="o"/>
+      <w:lvlJc w:val="left"/>
+      <w:pPr>
+        <w:ind w:left="4308" w:hanging="360"/>
+      </w:pPr>
+      <w:rPr>
+        <w:rFonts w:ascii="Courier New" w:hAnsi="Courier New" w:cs="Courier New" w:hint="default"/>
+      </w:rPr>
+    </w:lvl>
+    <w:lvl w:ilvl="5" w:tplc="240A0005" w:tentative="1">
+      <w:start w:val="1"/>
+      <w:numFmt w:val="bullet"/>
+      <w:lvlText w:val=""/>
+      <w:lvlJc w:val="left"/>
+      <w:pPr>
+        <w:ind w:left="5028" w:hanging="360"/>
+      </w:pPr>
+      <w:rPr>
+        <w:rFonts w:ascii="Wingdings" w:hAnsi="Wingdings" w:hint="default"/>
+      </w:rPr>
+    </w:lvl>
+    <w:lvl w:ilvl="6" w:tplc="240A0001" w:tentative="1">
+      <w:start w:val="1"/>
+      <w:numFmt w:val="bullet"/>
+      <w:lvlText w:val=""/>
+      <w:lvlJc w:val="left"/>
+      <w:pPr>
+        <w:ind w:left="5748" w:hanging="360"/>
+      </w:pPr>
+      <w:rPr>
+        <w:rFonts w:ascii="Symbol" w:hAnsi="Symbol" w:hint="default"/>
+      </w:rPr>
+    </w:lvl>
+    <w:lvl w:ilvl="7" w:tplc="240A0003" w:tentative="1">
+      <w:start w:val="1"/>
+      <w:numFmt w:val="bullet"/>
+      <w:lvlText w:val="o"/>
+      <w:lvlJc w:val="left"/>
+      <w:pPr>
+        <w:ind w:left="6468" w:hanging="360"/>
+      </w:pPr>
+      <w:rPr>
+        <w:rFonts w:ascii="Courier New" w:hAnsi="Courier New" w:cs="Courier New" w:hint="default"/>
+      </w:rPr>
+    </w:lvl>
+    <w:lvl w:ilvl="8" w:tplc="240A0005" w:tentative="1">
+      <w:start w:val="1"/>
+      <w:numFmt w:val="bullet"/>
+      <w:lvlText w:val=""/>
+      <w:lvlJc w:val="left"/>
+      <w:pPr>
+        <w:ind w:left="7188" w:hanging="360"/>
+      </w:pPr>
+      <w:rPr>
+        <w:rFonts w:ascii="Wingdings" w:hAnsi="Wingdings" w:hint="default"/>
+      </w:rPr>
+    </w:lvl>
+  </w:abstractNum>
+  <w:abstractNum w:abstractNumId="14" w15:restartNumberingAfterBreak="0">
     <w:nsid w:val="51B5519A"/>
     <w:multiLevelType w:val="multilevel"/>
     <w:tmpl w:val="9E522BC8"/>
@@ -10655,7 +11596,7 @@
       </w:rPr>
     </w:lvl>
   </w:abstractNum>
-  <w:abstractNum w:abstractNumId="14" w15:restartNumberingAfterBreak="0">
+  <w:abstractNum w:abstractNumId="15" w15:restartNumberingAfterBreak="0">
     <w:nsid w:val="58D81F5A"/>
     <w:multiLevelType w:val="multilevel"/>
     <w:tmpl w:val="CAAEF0FA"/>
@@ -10804,7 +11745,7 @@
       </w:rPr>
     </w:lvl>
   </w:abstractNum>
-  <w:abstractNum w:abstractNumId="15" w15:restartNumberingAfterBreak="0">
+  <w:abstractNum w:abstractNumId="16" w15:restartNumberingAfterBreak="0">
     <w:nsid w:val="5BF179E6"/>
     <w:multiLevelType w:val="multilevel"/>
     <w:tmpl w:val="7316753C"/>
@@ -10953,7 +11894,7 @@
       </w:rPr>
     </w:lvl>
   </w:abstractNum>
-  <w:abstractNum w:abstractNumId="16" w15:restartNumberingAfterBreak="0">
+  <w:abstractNum w:abstractNumId="17" w15:restartNumberingAfterBreak="0">
     <w:nsid w:val="6A0F0A4F"/>
     <w:multiLevelType w:val="multilevel"/>
     <w:tmpl w:val="4FAE2956"/>
@@ -11102,7 +12043,7 @@
       </w:rPr>
     </w:lvl>
   </w:abstractNum>
-  <w:abstractNum w:abstractNumId="17" w15:restartNumberingAfterBreak="0">
+  <w:abstractNum w:abstractNumId="18" w15:restartNumberingAfterBreak="0">
     <w:nsid w:val="6AF20900"/>
     <w:multiLevelType w:val="multilevel"/>
     <w:tmpl w:val="02523BA4"/>
@@ -11251,7 +12192,7 @@
       </w:rPr>
     </w:lvl>
   </w:abstractNum>
-  <w:abstractNum w:abstractNumId="18" w15:restartNumberingAfterBreak="0">
+  <w:abstractNum w:abstractNumId="19" w15:restartNumberingAfterBreak="0">
     <w:nsid w:val="6F6E2024"/>
     <w:multiLevelType w:val="multilevel"/>
     <w:tmpl w:val="7024AE6A"/>
@@ -11400,7 +12341,7 @@
       </w:rPr>
     </w:lvl>
   </w:abstractNum>
-  <w:abstractNum w:abstractNumId="19" w15:restartNumberingAfterBreak="0">
+  <w:abstractNum w:abstractNumId="20" w15:restartNumberingAfterBreak="0">
     <w:nsid w:val="71231B5C"/>
     <w:multiLevelType w:val="multilevel"/>
     <w:tmpl w:val="240A0021"/>
@@ -11515,7 +12456,7 @@
       </w:rPr>
     </w:lvl>
   </w:abstractNum>
-  <w:abstractNum w:abstractNumId="20" w15:restartNumberingAfterBreak="0">
+  <w:abstractNum w:abstractNumId="21" w15:restartNumberingAfterBreak="0">
     <w:nsid w:val="7C7261E6"/>
     <w:multiLevelType w:val="hybridMultilevel"/>
     <w:tmpl w:val="F230DA58"/>
@@ -11629,7 +12570,7 @@
     </w:lvl>
   </w:abstractNum>
   <w:num w:numId="1" w16cid:durableId="579366500">
-    <w:abstractNumId w:val="19"/>
+    <w:abstractNumId w:val="20"/>
   </w:num>
   <w:num w:numId="2" w16cid:durableId="1926918412">
     <w:abstractNumId w:val="7"/>
@@ -11641,16 +12582,16 @@
     <w:abstractNumId w:val="10"/>
   </w:num>
   <w:num w:numId="5" w16cid:durableId="1937639560">
-    <w:abstractNumId w:val="13"/>
+    <w:abstractNumId w:val="14"/>
   </w:num>
   <w:num w:numId="6" w16cid:durableId="1990674652">
     <w:abstractNumId w:val="5"/>
   </w:num>
   <w:num w:numId="7" w16cid:durableId="821122603">
-    <w:abstractNumId w:val="17"/>
+    <w:abstractNumId w:val="18"/>
   </w:num>
   <w:num w:numId="8" w16cid:durableId="1145395609">
-    <w:abstractNumId w:val="18"/>
+    <w:abstractNumId w:val="19"/>
   </w:num>
   <w:num w:numId="9" w16cid:durableId="2007319277">
     <w:abstractNumId w:val="1"/>
@@ -11659,10 +12600,10 @@
     <w:abstractNumId w:val="11"/>
   </w:num>
   <w:num w:numId="11" w16cid:durableId="1997564407">
-    <w:abstractNumId w:val="15"/>
+    <w:abstractNumId w:val="16"/>
   </w:num>
   <w:num w:numId="12" w16cid:durableId="343947367">
-    <w:abstractNumId w:val="16"/>
+    <w:abstractNumId w:val="17"/>
   </w:num>
   <w:num w:numId="13" w16cid:durableId="1296370539">
     <w:abstractNumId w:val="3"/>
@@ -11677,7 +12618,7 @@
     <w:abstractNumId w:val="8"/>
   </w:num>
   <w:num w:numId="17" w16cid:durableId="443499731">
-    <w:abstractNumId w:val="14"/>
+    <w:abstractNumId w:val="15"/>
   </w:num>
   <w:num w:numId="18" w16cid:durableId="1305506994">
     <w:abstractNumId w:val="2"/>
@@ -11689,7 +12630,10 @@
     <w:abstractNumId w:val="12"/>
   </w:num>
   <w:num w:numId="21" w16cid:durableId="600992220">
-    <w:abstractNumId w:val="20"/>
+    <w:abstractNumId w:val="21"/>
+  </w:num>
+  <w:num w:numId="22" w16cid:durableId="375738661">
+    <w:abstractNumId w:val="13"/>
   </w:num>
   <w:numIdMacAtCleanup w:val="20"/>
 </w:numbering>
@@ -12160,6 +13104,7 @@
   <w:style w:type="character" w:default="1" w:styleId="Fuentedeprrafopredeter">
     <w:name w:val="Default Paragraph Font"/>
     <w:uiPriority w:val="1"/>
+    <w:semiHidden/>
     <w:unhideWhenUsed/>
   </w:style>
   <w:style w:type="table" w:default="1" w:styleId="Tablanormal">
@@ -13155,10 +14100,6 @@
 </file>
 
 <file path=customXml/item1.xml><?xml version="1.0" encoding="utf-8"?>
-<b:Sources xmlns:b="http://schemas.openxmlformats.org/officeDocument/2006/bibliography" xmlns="http://schemas.openxmlformats.org/officeDocument/2006/bibliography" SelectedStyle="/APA.XSL" StyleName="APA"/>
-</file>
-
-<file path=customXml/item2.xml><?xml version="1.0" encoding="utf-8"?>
 <?mso-contentType ?>
 <FormTemplates xmlns="http://schemas.microsoft.com/sharepoint/v3/contenttype/forms">
   <Display>DocumentLibraryForm</Display>
@@ -13167,7 +14108,19 @@
 </FormTemplates>
 </file>
 
+<file path=customXml/item2.xml><?xml version="1.0" encoding="utf-8"?>
+<b:Sources xmlns:b="http://schemas.openxmlformats.org/officeDocument/2006/bibliography" xmlns="http://schemas.openxmlformats.org/officeDocument/2006/bibliography" SelectedStyle="/APA.XSL" StyleName="APA"/>
+</file>
+
 <file path=customXml/item3.xml><?xml version="1.0" encoding="utf-8"?>
+<p:properties xmlns:p="http://schemas.microsoft.com/office/2006/metadata/properties" xmlns:xsi="http://www.w3.org/2001/XMLSchema-instance" xmlns:pc="http://schemas.microsoft.com/office/infopath/2007/PartnerControls">
+  <documentManagement>
+    <ReferenceId xmlns="4e31a12a-9bf3-482b-87bb-caecc0210a48" xsi:nil="true"/>
+  </documentManagement>
+</p:properties>
+</file>
+
+<file path=customXml/item4.xml><?xml version="1.0" encoding="utf-8"?>
 <ct:contentTypeSchema xmlns:ct="http://schemas.microsoft.com/office/2006/metadata/contentType" xmlns:ma="http://schemas.microsoft.com/office/2006/metadata/properties/metaAttributes" ct:_="" ma:_="" ma:contentTypeName="Documento" ma:contentTypeID="0x01010046BC53E0DC27514DBAEFC5EAEF3AF145" ma:contentTypeVersion="1" ma:contentTypeDescription="Crear nuevo documento." ma:contentTypeScope="" ma:versionID="ef25ca262220ed064f0a51ef21c5be89">
   <xsd:schema xmlns:xsd="http://www.w3.org/2001/XMLSchema" xmlns:xs="http://www.w3.org/2001/XMLSchema" xmlns:p="http://schemas.microsoft.com/office/2006/metadata/properties" xmlns:ns2="4e31a12a-9bf3-482b-87bb-caecc0210a48" targetNamespace="http://schemas.microsoft.com/office/2006/metadata/properties" ma:root="true" ma:fieldsID="7b116bcbaf609af9c62333cfc4699efc" ns2:_="">
     <xsd:import namespace="4e31a12a-9bf3-482b-87bb-caecc0210a48"/>
@@ -13293,15 +14246,15 @@
 </ct:contentTypeSchema>
 </file>
 
-<file path=customXml/item4.xml><?xml version="1.0" encoding="utf-8"?>
-<p:properties xmlns:p="http://schemas.microsoft.com/office/2006/metadata/properties" xmlns:xsi="http://www.w3.org/2001/XMLSchema-instance" xmlns:pc="http://schemas.microsoft.com/office/infopath/2007/PartnerControls">
-  <documentManagement>
-    <ReferenceId xmlns="4e31a12a-9bf3-482b-87bb-caecc0210a48" xsi:nil="true"/>
-  </documentManagement>
-</p:properties>
+<file path=customXml/itemProps1.xml><?xml version="1.0" encoding="utf-8"?>
+<ds:datastoreItem xmlns:ds="http://schemas.openxmlformats.org/officeDocument/2006/customXml" ds:itemID="{3F9D943A-8F73-4333-9169-A981417CD6FA}">
+  <ds:schemaRefs>
+    <ds:schemaRef ds:uri="http://schemas.microsoft.com/sharepoint/v3/contenttype/forms"/>
+  </ds:schemaRefs>
+</ds:datastoreItem>
 </file>
 
-<file path=customXml/itemProps1.xml><?xml version="1.0" encoding="utf-8"?>
+<file path=customXml/itemProps2.xml><?xml version="1.0" encoding="utf-8"?>
 <ds:datastoreItem xmlns:ds="http://schemas.openxmlformats.org/officeDocument/2006/customXml" ds:itemID="{8F77DE2A-42C6-4CA6-9039-80EF84878373}">
   <ds:schemaRefs>
     <ds:schemaRef ds:uri="http://schemas.openxmlformats.org/officeDocument/2006/bibliography"/>
@@ -13309,15 +14262,17 @@
 </ds:datastoreItem>
 </file>
 
-<file path=customXml/itemProps2.xml><?xml version="1.0" encoding="utf-8"?>
-<ds:datastoreItem xmlns:ds="http://schemas.openxmlformats.org/officeDocument/2006/customXml" ds:itemID="{3F9D943A-8F73-4333-9169-A981417CD6FA}">
+<file path=customXml/itemProps3.xml><?xml version="1.0" encoding="utf-8"?>
+<ds:datastoreItem xmlns:ds="http://schemas.openxmlformats.org/officeDocument/2006/customXml" ds:itemID="{148CFCA9-C04F-4472-9ACE-2C2B0713CCB5}">
   <ds:schemaRefs>
-    <ds:schemaRef ds:uri="http://schemas.microsoft.com/sharepoint/v3/contenttype/forms"/>
+    <ds:schemaRef ds:uri="http://schemas.microsoft.com/office/2006/metadata/properties"/>
+    <ds:schemaRef ds:uri="http://schemas.microsoft.com/office/infopath/2007/PartnerControls"/>
+    <ds:schemaRef ds:uri="4e31a12a-9bf3-482b-87bb-caecc0210a48"/>
   </ds:schemaRefs>
 </ds:datastoreItem>
 </file>
 
-<file path=customXml/itemProps3.xml><?xml version="1.0" encoding="utf-8"?>
+<file path=customXml/itemProps4.xml><?xml version="1.0" encoding="utf-8"?>
 <ds:datastoreItem xmlns:ds="http://schemas.openxmlformats.org/officeDocument/2006/customXml" ds:itemID="{9ADC43D0-CADE-484A-BC08-0B62BD5A2E35}">
   <ds:schemaRefs>
     <ds:schemaRef ds:uri="http://schemas.microsoft.com/office/2006/metadata/contentType"/>
@@ -13333,14 +14288,4 @@
     <ds:schemaRef ds:uri="http://schemas.microsoft.com/internal/obd"/>
   </ds:schemaRefs>
 </ds:datastoreItem>
-</file>
-
-<file path=customXml/itemProps4.xml><?xml version="1.0" encoding="utf-8"?>
-<ds:datastoreItem xmlns:ds="http://schemas.openxmlformats.org/officeDocument/2006/customXml" ds:itemID="{148CFCA9-C04F-4472-9ACE-2C2B0713CCB5}">
-  <ds:schemaRefs>
-    <ds:schemaRef ds:uri="http://schemas.microsoft.com/office/2006/metadata/properties"/>
-    <ds:schemaRef ds:uri="http://schemas.microsoft.com/office/infopath/2007/PartnerControls"/>
-    <ds:schemaRef ds:uri="4e31a12a-9bf3-482b-87bb-caecc0210a48"/>
-  </ds:schemaRefs>
-</ds:datastoreItem>
 </file>
--- a/trimestre 2/ADSO/GUIA/Guía de aprendizaje UML.docx
+++ b/trimestre 2/ADSO/GUIA/Guía de aprendizaje UML.docx
@@ -3059,109 +3059,6 @@
           <w:szCs w:val="24"/>
         </w:rPr>
         <w:br/>
-        <w:t>https://www.lucidchart.com/pages/es/que-es-uml</w:t>
-      </w:r>
-    </w:p>
-    <w:p>
-      <w:pPr>
-        <w:spacing w:after="0" w:line="240" w:lineRule="auto"/>
-        <w:rPr>
-          <w:rFonts w:eastAsia="Arial" w:cs="Calibri"/>
-          <w:bCs/>
-          <w:sz w:val="24"/>
-          <w:szCs w:val="24"/>
-        </w:rPr>
-      </w:pPr>
-      <w:r>
-        <w:rPr>
-          <w:rFonts w:eastAsia="Arial" w:cs="Calibri"/>
-          <w:bCs/>
-          <w:sz w:val="24"/>
-          <w:szCs w:val="24"/>
-        </w:rPr>
-        <w:pict w14:anchorId="7102D596">
-          <v:rect id="_x0000_i1028" style="width:0;height:1.5pt" o:hralign="center" o:hrstd="t" o:hr="t" fillcolor="#a0a0a0" stroked="f"/>
-        </w:pict>
-      </w:r>
-    </w:p>
-    <w:p>
-      <w:pPr>
-        <w:spacing w:after="0" w:line="240" w:lineRule="auto"/>
-        <w:rPr>
-          <w:rFonts w:eastAsia="Arial" w:cs="Calibri"/>
-          <w:b/>
-          <w:bCs/>
-          <w:sz w:val="24"/>
-          <w:szCs w:val="24"/>
-        </w:rPr>
-      </w:pPr>
-      <w:r>
-        <w:rPr>
-          <w:rFonts w:eastAsia="Arial" w:cs="Calibri"/>
-          <w:b/>
-          <w:bCs/>
-          <w:sz w:val="24"/>
-          <w:szCs w:val="24"/>
-        </w:rPr>
-        <w:t>3. Diagramas UML básicos</w:t>
-      </w:r>
-    </w:p>
-    <w:p>
-      <w:pPr>
-        <w:spacing w:after="0" w:line="240" w:lineRule="auto"/>
-        <w:rPr>
-          <w:rFonts w:eastAsia="Arial" w:cs="Calibri"/>
-          <w:bCs/>
-          <w:sz w:val="24"/>
-          <w:szCs w:val="24"/>
-        </w:rPr>
-      </w:pPr>
-      <w:r>
-        <w:rPr>
-          <w:rFonts w:eastAsia="Arial" w:cs="Calibri"/>
-          <w:bCs/>
-          <w:sz w:val="24"/>
-          <w:szCs w:val="24"/>
-        </w:rPr>
-        <w:t>El aprendiz deberá identificar</w:t>
-      </w:r>
-      <w:r>
-        <w:rPr>
-          <w:rFonts w:eastAsia="Arial" w:cs="Calibri"/>
-          <w:bCs/>
-          <w:sz w:val="24"/>
-          <w:szCs w:val="24"/>
-        </w:rPr>
-        <w:t xml:space="preserve"> los principales Diagramas para una buena arquitectura de software.</w:t>
-      </w:r>
-    </w:p>
-    <w:p>
-      <w:pPr>
-        <w:spacing w:after="0" w:line="240" w:lineRule="auto"/>
-        <w:rPr>
-          <w:rFonts w:eastAsia="Arial" w:cs="Calibri"/>
-          <w:bCs/>
-          <w:sz w:val="24"/>
-          <w:szCs w:val="24"/>
-        </w:rPr>
-      </w:pPr>
-      <w:r>
-        <w:rPr>
-          <w:rFonts w:eastAsia="Arial" w:cs="Calibri"/>
-          <w:bCs/>
-          <w:sz w:val="24"/>
-          <w:szCs w:val="24"/>
-        </w:rPr>
-        <w:t>Recurso:</w:t>
-      </w:r>
-      <w:r>
-        <w:rPr>
-          <w:rFonts w:eastAsia="Arial" w:cs="Calibri"/>
-          <w:bCs/>
-          <w:sz w:val="24"/>
-          <w:szCs w:val="24"/>
-        </w:rPr>
-        <w:t xml:space="preserve"> </w:t>
       </w:r>
       <w:hyperlink r:id="rId11" w:history="1">
         <w:r>
@@ -3172,8 +3069,112 @@
             <w:sz w:val="24"/>
             <w:szCs w:val="24"/>
           </w:rPr>
-          <w:t>https://www.lucidchart.com/pa</w:t>
+          <w:t>https://www.lucidchart.com/pages/es/que-es-uml</w:t>
         </w:r>
+      </w:hyperlink>
+    </w:p>
+    <w:p>
+      <w:pPr>
+        <w:spacing w:after="0" w:line="240" w:lineRule="auto"/>
+        <w:rPr>
+          <w:rFonts w:eastAsia="Arial" w:cs="Calibri"/>
+          <w:bCs/>
+          <w:sz w:val="24"/>
+          <w:szCs w:val="24"/>
+        </w:rPr>
+      </w:pPr>
+      <w:r>
+        <w:rPr>
+          <w:rFonts w:eastAsia="Arial" w:cs="Calibri"/>
+          <w:bCs/>
+          <w:sz w:val="24"/>
+          <w:szCs w:val="24"/>
+        </w:rPr>
+        <w:pict w14:anchorId="7102D596">
+          <v:rect id="_x0000_i1028" style="width:0;height:1.5pt" o:hralign="center" o:hrstd="t" o:hr="t" fillcolor="#a0a0a0" stroked="f"/>
+        </w:pict>
+      </w:r>
+    </w:p>
+    <w:p>
+      <w:pPr>
+        <w:spacing w:after="0" w:line="240" w:lineRule="auto"/>
+        <w:rPr>
+          <w:rFonts w:eastAsia="Arial" w:cs="Calibri"/>
+          <w:b/>
+          <w:bCs/>
+          <w:sz w:val="24"/>
+          <w:szCs w:val="24"/>
+        </w:rPr>
+      </w:pPr>
+      <w:r>
+        <w:rPr>
+          <w:rFonts w:eastAsia="Arial" w:cs="Calibri"/>
+          <w:b/>
+          <w:bCs/>
+          <w:sz w:val="24"/>
+          <w:szCs w:val="24"/>
+        </w:rPr>
+        <w:t>3. Diagramas UML básicos</w:t>
+      </w:r>
+    </w:p>
+    <w:p>
+      <w:pPr>
+        <w:spacing w:after="0" w:line="240" w:lineRule="auto"/>
+        <w:rPr>
+          <w:rFonts w:eastAsia="Arial" w:cs="Calibri"/>
+          <w:bCs/>
+          <w:sz w:val="24"/>
+          <w:szCs w:val="24"/>
+        </w:rPr>
+      </w:pPr>
+      <w:r>
+        <w:rPr>
+          <w:rFonts w:eastAsia="Arial" w:cs="Calibri"/>
+          <w:bCs/>
+          <w:sz w:val="24"/>
+          <w:szCs w:val="24"/>
+        </w:rPr>
+        <w:t>El aprendiz deberá identificar</w:t>
+      </w:r>
+      <w:r>
+        <w:rPr>
+          <w:rFonts w:eastAsia="Arial" w:cs="Calibri"/>
+          <w:bCs/>
+          <w:sz w:val="24"/>
+          <w:szCs w:val="24"/>
+        </w:rPr>
+        <w:t xml:space="preserve"> los principales Diagramas para una buena arquitectura de software.</w:t>
+      </w:r>
+    </w:p>
+    <w:p>
+      <w:pPr>
+        <w:spacing w:after="0" w:line="240" w:lineRule="auto"/>
+        <w:rPr>
+          <w:rFonts w:eastAsia="Arial" w:cs="Calibri"/>
+          <w:bCs/>
+          <w:sz w:val="24"/>
+          <w:szCs w:val="24"/>
+        </w:rPr>
+      </w:pPr>
+      <w:r>
+        <w:rPr>
+          <w:rFonts w:eastAsia="Arial" w:cs="Calibri"/>
+          <w:bCs/>
+          <w:sz w:val="24"/>
+          <w:szCs w:val="24"/>
+        </w:rPr>
+        <w:t>Recurso:</w:t>
+      </w:r>
+      <w:r>
+        <w:rPr>
+          <w:rFonts w:eastAsia="Arial" w:cs="Calibri"/>
+          <w:bCs/>
+          <w:sz w:val="24"/>
+          <w:szCs w:val="24"/>
+        </w:rPr>
+        <w:t xml:space="preserve"> </w:t>
+      </w:r>
+      <w:hyperlink r:id="rId12" w:history="1">
         <w:r>
           <w:rPr>
             <w:rStyle w:val="Hipervnculo"/>
@@ -3182,17 +3183,7 @@
             <w:sz w:val="24"/>
             <w:szCs w:val="24"/>
           </w:rPr>
-          <w:t>g</w:t>
-        </w:r>
-        <w:r>
-          <w:rPr>
-            <w:rStyle w:val="Hipervnculo"/>
-            <w:rFonts w:eastAsia="Arial" w:cs="Calibri"/>
-            <w:bCs/>
-            <w:sz w:val="24"/>
-            <w:szCs w:val="24"/>
-          </w:rPr>
-          <w:t>es/es/tutorial-de-diagramas-uml</w:t>
+          <w:t>https://www.lucidchart.com/pages/es/tutorial-de-diagramas-uml</w:t>
         </w:r>
       </w:hyperlink>
     </w:p>
@@ -3546,7 +3537,16 @@
           <w:sz w:val="24"/>
           <w:szCs w:val="24"/>
         </w:rPr>
-        <w:t>normalmente los más importantes son:</w:t>
+        <w:t>N</w:t>
+      </w:r>
+      <w:r>
+        <w:rPr>
+          <w:rFonts w:eastAsia="Arial" w:cs="Calibri"/>
+          <w:bCs/>
+          <w:sz w:val="24"/>
+          <w:szCs w:val="24"/>
+        </w:rPr>
+        <w:t>ormalmente los más importantes son:</w:t>
       </w:r>
     </w:p>
     <w:p>
@@ -3567,7 +3567,7 @@
           <w:sz w:val="24"/>
           <w:szCs w:val="24"/>
         </w:rPr>
-        <w:t>Casos de Uso → qué hace el sistema.</w:t>
+        <w:t>¿Qué necesita el cliente? → Casos de Uso.</w:t>
       </w:r>
     </w:p>
     <w:p>
@@ -3588,7 +3588,7 @@
           <w:sz w:val="24"/>
           <w:szCs w:val="24"/>
         </w:rPr>
-        <w:t>Clases → cómo está estructurado.</w:t>
+        <w:t>¿Cómo funciona? → Actividades.</w:t>
       </w:r>
     </w:p>
     <w:p>
@@ -3609,7 +3609,7 @@
           <w:sz w:val="24"/>
           <w:szCs w:val="24"/>
         </w:rPr>
-        <w:t>Secuencia → cómo funcionan los procesos.</w:t>
+        <w:t>¿Qué estados tendrá? → Estados.</w:t>
       </w:r>
     </w:p>
     <w:p>
@@ -3630,7 +3630,7 @@
           <w:sz w:val="24"/>
           <w:szCs w:val="24"/>
         </w:rPr>
-        <w:t>Componentes → cómo se organiza la arquitectura.</w:t>
+        <w:t>¿Qué objetos existen? → Clases.</w:t>
       </w:r>
     </w:p>
     <w:p>
@@ -3651,12 +3651,34 @@
           <w:sz w:val="24"/>
           <w:szCs w:val="24"/>
         </w:rPr>
-        <w:t>Con esos cuatro diagramas ya puedes explicar gran parte de la arquitectura y el diseño del sistema de forma clara y profesional.</w:t>
-      </w:r>
-    </w:p>
-    <w:p>
-      <w:pPr>
-        <w:spacing w:after="0" w:line="240" w:lineRule="auto"/>
+        <w:t>¿Cómo se organiza? → Componentes.</w:t>
+      </w:r>
+    </w:p>
+    <w:p>
+      <w:pPr>
+        <w:spacing w:after="0" w:line="240" w:lineRule="auto"/>
+        <w:ind w:left="360"/>
+        <w:rPr>
+          <w:rFonts w:eastAsia="Arial" w:cs="Calibri"/>
+          <w:bCs/>
+          <w:sz w:val="24"/>
+          <w:szCs w:val="24"/>
+        </w:rPr>
+      </w:pPr>
+      <w:r>
+        <w:rPr>
+          <w:rFonts w:eastAsia="Arial" w:cs="Calibri"/>
+          <w:bCs/>
+          <w:sz w:val="24"/>
+          <w:szCs w:val="24"/>
+        </w:rPr>
+        <w:t>¿Cómo interactúan? → Secuencia.</w:t>
+      </w:r>
+    </w:p>
+    <w:p>
+      <w:pPr>
+        <w:spacing w:after="0" w:line="240" w:lineRule="auto"/>
+        <w:ind w:left="360"/>
         <w:rPr>
           <w:rFonts w:eastAsia="Arial" w:cs="Calibri"/>
           <w:bCs/>
@@ -3672,8 +3694,28 @@
           <w:szCs w:val="24"/>
         </w:rPr>
         <w:lastRenderedPageBreak/>
+        <w:t>¿Dónde se ejecuta? → Despliegue</w:t>
+      </w:r>
+    </w:p>
+    <w:p>
+      <w:pPr>
+        <w:spacing w:after="0" w:line="240" w:lineRule="auto"/>
+        <w:rPr>
+          <w:rFonts w:eastAsia="Arial" w:cs="Calibri"/>
+          <w:bCs/>
+          <w:sz w:val="24"/>
+          <w:szCs w:val="24"/>
+        </w:rPr>
+      </w:pPr>
+      <w:r>
+        <w:rPr>
+          <w:rFonts w:eastAsia="Arial" w:cs="Calibri"/>
+          <w:bCs/>
+          <w:sz w:val="24"/>
+          <w:szCs w:val="24"/>
+        </w:rPr>
         <w:pict w14:anchorId="14C8CC69">
-          <v:rect id="_x0000_i1051" style="width:0;height:1.5pt" o:hralign="center" o:hrstd="t" o:hr="t" fillcolor="#a0a0a0" stroked="f"/>
+          <v:rect id="_x0000_i1029" style="width:0;height:1.5pt" o:hralign="center" o:hrstd="t" o:hr="t" fillcolor="#a0a0a0" stroked="f"/>
         </w:pict>
       </w:r>
     </w:p>
@@ -3757,6 +3799,142 @@
           <w:szCs w:val="24"/>
         </w:rPr>
       </w:pPr>
+    </w:p>
+    <w:p>
+      <w:pPr>
+        <w:spacing w:after="0" w:line="240" w:lineRule="auto"/>
+        <w:rPr>
+          <w:rFonts w:eastAsia="Arial" w:cs="Calibri"/>
+          <w:b/>
+          <w:sz w:val="24"/>
+          <w:szCs w:val="24"/>
+        </w:rPr>
+      </w:pPr>
+      <w:r>
+        <w:rPr>
+          <w:rFonts w:eastAsia="Arial" w:cs="Calibri"/>
+          <w:b/>
+          <w:sz w:val="24"/>
+          <w:szCs w:val="24"/>
+        </w:rPr>
+        <w:t>RTA:</w:t>
+      </w:r>
+    </w:p>
+    <w:p>
+      <w:pPr>
+        <w:spacing w:after="0" w:line="240" w:lineRule="auto"/>
+        <w:ind w:left="708"/>
+        <w:rPr>
+          <w:rFonts w:eastAsia="Arial" w:cs="Calibri"/>
+          <w:b/>
+          <w:sz w:val="24"/>
+          <w:szCs w:val="24"/>
+        </w:rPr>
+      </w:pPr>
+      <w:r>
+        <w:rPr>
+          <w:rFonts w:eastAsia="Arial" w:cs="Calibri"/>
+          <w:b/>
+          <w:sz w:val="24"/>
+          <w:szCs w:val="24"/>
+        </w:rPr>
+        <w:t>¿Cómo los requerimientos se convierten en diagramas?</w:t>
+      </w:r>
+    </w:p>
+    <w:p>
+      <w:pPr>
+        <w:spacing w:after="0" w:line="240" w:lineRule="auto"/>
+        <w:ind w:left="708"/>
+        <w:rPr>
+          <w:rFonts w:eastAsia="Arial" w:cs="Calibri"/>
+          <w:bCs/>
+          <w:sz w:val="24"/>
+          <w:szCs w:val="24"/>
+        </w:rPr>
+      </w:pPr>
+      <w:r>
+        <w:rPr>
+          <w:rFonts w:eastAsia="Arial" w:cs="Calibri"/>
+          <w:bCs/>
+          <w:sz w:val="24"/>
+          <w:szCs w:val="24"/>
+        </w:rPr>
+        <w:t>Los requerimientos describen lo que el sistema debe hacer. A partir de ellos se crean diagramas UML para representar visualmente las funcionalidades, procesos, estructura y comportamiento del sistema. Por ejemplo, si un requerimiento dice que un cliente puede registrar una mascota perdida, esa funcionalidad se representa en un diagrama de casos de uso y luego puede detallarse en otros diagramas como actividades, secuencia o clases</w:t>
+      </w:r>
+      <w:r>
+        <w:rPr>
+          <w:rFonts w:eastAsia="Arial" w:cs="Calibri"/>
+          <w:bCs/>
+          <w:sz w:val="24"/>
+          <w:szCs w:val="24"/>
+        </w:rPr>
+        <w:t>.</w:t>
+      </w:r>
+    </w:p>
+    <w:p>
+      <w:pPr>
+        <w:spacing w:after="0" w:line="240" w:lineRule="auto"/>
+        <w:ind w:left="708"/>
+        <w:rPr>
+          <w:rFonts w:eastAsia="Arial" w:cs="Calibri"/>
+          <w:bCs/>
+          <w:sz w:val="24"/>
+          <w:szCs w:val="24"/>
+        </w:rPr>
+      </w:pPr>
+    </w:p>
+    <w:p>
+      <w:pPr>
+        <w:spacing w:after="0" w:line="240" w:lineRule="auto"/>
+        <w:ind w:left="708"/>
+        <w:rPr>
+          <w:rFonts w:eastAsia="Arial" w:cs="Calibri"/>
+          <w:b/>
+          <w:sz w:val="24"/>
+          <w:szCs w:val="24"/>
+        </w:rPr>
+      </w:pPr>
+      <w:r>
+        <w:rPr>
+          <w:rFonts w:eastAsia="Arial" w:cs="Calibri"/>
+          <w:b/>
+          <w:sz w:val="24"/>
+          <w:szCs w:val="24"/>
+        </w:rPr>
+        <w:t>Relación entre actores y casos de uso</w:t>
+      </w:r>
+    </w:p>
+    <w:p>
+      <w:pPr>
+        <w:spacing w:after="0" w:line="240" w:lineRule="auto"/>
+        <w:ind w:left="708"/>
+        <w:rPr>
+          <w:rFonts w:eastAsia="Arial" w:cs="Calibri"/>
+          <w:bCs/>
+          <w:sz w:val="24"/>
+          <w:szCs w:val="24"/>
+        </w:rPr>
+      </w:pPr>
+      <w:r>
+        <w:rPr>
+          <w:rFonts w:eastAsia="Arial" w:cs="Calibri"/>
+          <w:bCs/>
+          <w:sz w:val="24"/>
+          <w:szCs w:val="24"/>
+        </w:rPr>
+        <w:t>Los actores son las personas o sistemas que interactúan con la aplicación, mientras que los casos de uso representan las acciones o funcionalidades que pueden realizar. La relación entre ambos muestra qué puede hacer cada actor dentro del sistema.</w:t>
+      </w:r>
+    </w:p>
+    <w:p>
+      <w:pPr>
+        <w:spacing w:after="0" w:line="240" w:lineRule="auto"/>
+        <w:rPr>
+          <w:rFonts w:eastAsia="Arial" w:cs="Calibri"/>
+          <w:bCs/>
+          <w:sz w:val="24"/>
+          <w:szCs w:val="24"/>
+        </w:rPr>
+      </w:pPr>
       <w:r>
         <w:rPr>
           <w:rFonts w:eastAsia="Arial" w:cs="Calibri"/>
@@ -3779,6 +3957,7 @@
           <w:color w:val="FF0000"/>
           <w:sz w:val="24"/>
           <w:szCs w:val="24"/>
+          <w:highlight w:val="darkRed"/>
         </w:rPr>
       </w:pPr>
       <w:r>
@@ -3789,6 +3968,7 @@
           <w:color w:val="FF0000"/>
           <w:sz w:val="24"/>
           <w:szCs w:val="24"/>
+          <w:highlight w:val="darkRed"/>
         </w:rPr>
         <w:t>5. Estructura de una propuesta técnica</w:t>
       </w:r>
@@ -3802,6 +3982,7 @@
           <w:color w:val="FF0000"/>
           <w:sz w:val="24"/>
           <w:szCs w:val="24"/>
+          <w:highlight w:val="darkRed"/>
         </w:rPr>
       </w:pPr>
       <w:r>
@@ -3811,6 +3992,7 @@
           <w:color w:val="FF0000"/>
           <w:sz w:val="24"/>
           <w:szCs w:val="24"/>
+          <w:highlight w:val="darkRed"/>
         </w:rPr>
         <w:t>Debe incluir:</w:t>
       </w:r>
@@ -3828,6 +4010,7 @@
           <w:color w:val="FF0000"/>
           <w:sz w:val="24"/>
           <w:szCs w:val="24"/>
+          <w:highlight w:val="darkRed"/>
         </w:rPr>
       </w:pPr>
       <w:r>
@@ -3837,6 +4020,7 @@
           <w:color w:val="FF0000"/>
           <w:sz w:val="24"/>
           <w:szCs w:val="24"/>
+          <w:highlight w:val="darkRed"/>
         </w:rPr>
         <w:t xml:space="preserve">Descripción del sistema </w:t>
       </w:r>
@@ -3854,6 +4038,7 @@
           <w:color w:val="FF0000"/>
           <w:sz w:val="24"/>
           <w:szCs w:val="24"/>
+          <w:highlight w:val="darkRed"/>
         </w:rPr>
       </w:pPr>
       <w:r>
@@ -3863,6 +4048,7 @@
           <w:color w:val="FF0000"/>
           <w:sz w:val="24"/>
           <w:szCs w:val="24"/>
+          <w:highlight w:val="darkRed"/>
         </w:rPr>
         <w:t xml:space="preserve">Arquitectura </w:t>
       </w:r>
@@ -3880,6 +4066,7 @@
           <w:color w:val="FF0000"/>
           <w:sz w:val="24"/>
           <w:szCs w:val="24"/>
+          <w:highlight w:val="darkRed"/>
         </w:rPr>
       </w:pPr>
       <w:r>
@@ -3889,6 +4076,7 @@
           <w:color w:val="FF0000"/>
           <w:sz w:val="24"/>
           <w:szCs w:val="24"/>
+          <w:highlight w:val="darkRed"/>
         </w:rPr>
         <w:t xml:space="preserve">Diagramas UML </w:t>
       </w:r>
@@ -4314,6 +4502,7 @@
           <w:szCs w:val="24"/>
           <w:lang w:eastAsia="es-ES"/>
         </w:rPr>
+        <w:lastRenderedPageBreak/>
         <w:t xml:space="preserve">Justificación </w:t>
       </w:r>
     </w:p>
@@ -4636,7 +4825,6 @@
           <w:szCs w:val="24"/>
           <w:lang w:eastAsia="es-ES"/>
         </w:rPr>
-        <w:lastRenderedPageBreak/>
         <w:t xml:space="preserve">Entidades principales </w:t>
       </w:r>
     </w:p>
@@ -5332,6 +5520,7 @@
           <w:szCs w:val="24"/>
           <w:lang w:eastAsia="es-ES"/>
         </w:rPr>
+        <w:lastRenderedPageBreak/>
         <w:pict w14:anchorId="31BB5114">
           <v:rect id="_x0000_i1039" style="width:0;height:1.5pt" o:hralign="center" o:hrstd="t" o:hr="t" fillcolor="#a0a0a0" stroked="f"/>
         </w:pict>
@@ -5588,7 +5777,6 @@
                 <w:szCs w:val="24"/>
                 <w:lang w:eastAsia="es-ES"/>
               </w:rPr>
-              <w:lastRenderedPageBreak/>
               <w:t>Criterio</w:t>
             </w:r>
           </w:p>
@@ -7007,6 +7195,7 @@
                 <w:szCs w:val="24"/>
                 <w:lang w:eastAsia="es-ES"/>
               </w:rPr>
+              <w:lastRenderedPageBreak/>
               <w:t>Arquitectura</w:t>
             </w:r>
           </w:p>
@@ -8036,7 +8225,7 @@
         </w:rPr>
         <w:br/>
       </w:r>
-      <w:hyperlink r:id="rId12" w:tgtFrame="_new" w:history="1">
+      <w:hyperlink r:id="rId13" w:tgtFrame="_new" w:history="1">
         <w:r>
           <w:rPr>
             <w:rStyle w:val="Hipervnculo"/>
@@ -8075,6 +8264,7 @@
           <w:sz w:val="24"/>
           <w:szCs w:val="24"/>
         </w:rPr>
+        <w:lastRenderedPageBreak/>
         <w:t>Introducción al modelado UML (</w:t>
       </w:r>
       <w:proofErr w:type="spellStart"/>
@@ -8103,7 +8293,7 @@
         </w:rPr>
         <w:br/>
       </w:r>
-      <w:hyperlink r:id="rId13" w:tgtFrame="_new" w:history="1">
+      <w:hyperlink r:id="rId14" w:tgtFrame="_new" w:history="1">
         <w:r>
           <w:rPr>
             <w:rStyle w:val="Hipervnculo"/>
@@ -8170,7 +8360,7 @@
         </w:rPr>
         <w:br/>
       </w:r>
-      <w:hyperlink r:id="rId14" w:tgtFrame="_new" w:history="1">
+      <w:hyperlink r:id="rId15" w:tgtFrame="_new" w:history="1">
         <w:r>
           <w:rPr>
             <w:rStyle w:val="Hipervnculo"/>
@@ -8414,7 +8604,6 @@
           <w:sz w:val="24"/>
           <w:szCs w:val="24"/>
         </w:rPr>
-        <w:lastRenderedPageBreak/>
         <w:t xml:space="preserve">Herramientas para diagramación UML: </w:t>
       </w:r>
     </w:p>
@@ -8431,7 +8620,7 @@
           <w:szCs w:val="24"/>
         </w:rPr>
       </w:pPr>
-      <w:hyperlink r:id="rId15" w:tgtFrame="_new" w:history="1">
+      <w:hyperlink r:id="rId16" w:tgtFrame="_new" w:history="1">
         <w:r>
           <w:rPr>
             <w:rStyle w:val="Hipervnculo"/>
@@ -8464,7 +8653,7 @@
           <w:szCs w:val="24"/>
         </w:rPr>
       </w:pPr>
-      <w:hyperlink r:id="rId16" w:tgtFrame="_new" w:history="1">
+      <w:hyperlink r:id="rId17" w:tgtFrame="_new" w:history="1">
         <w:r>
           <w:rPr>
             <w:rStyle w:val="Hipervnculo"/>
@@ -9130,10 +9319,10 @@
       </w:pPr>
     </w:p>
     <w:sectPr>
-      <w:headerReference w:type="even" r:id="rId17"/>
-      <w:headerReference w:type="default" r:id="rId18"/>
-      <w:footerReference w:type="default" r:id="rId19"/>
-      <w:headerReference w:type="first" r:id="rId20"/>
+      <w:headerReference w:type="even" r:id="rId18"/>
+      <w:headerReference w:type="default" r:id="rId19"/>
+      <w:footerReference w:type="default" r:id="rId20"/>
+      <w:headerReference w:type="first" r:id="rId21"/>
       <w:pgSz w:w="12240" w:h="15840"/>
       <w:pgMar w:top="1779" w:right="1041" w:bottom="1418" w:left="1560" w:header="709" w:footer="709" w:gutter="0"/>
       <w:cols w:space="708"/>
@@ -13830,10 +14019,10 @@
   <a:themeElements>
     <a:clrScheme name="Sector">
       <a:dk1>
-        <a:sysClr val="windowText" lastClr="000000"/>
+        <a:sysClr val="windowText" lastClr="FFFFFF"/>
       </a:dk1>
       <a:lt1>
-        <a:sysClr val="window" lastClr="FFFFFF"/>
+        <a:sysClr val="window" lastClr="202020"/>
       </a:lt1>
       <a:dk2>
         <a:srgbClr val="146194"/>
@@ -14100,6 +14289,10 @@
 </file>
 
 <file path=customXml/item1.xml><?xml version="1.0" encoding="utf-8"?>
+<b:Sources xmlns:b="http://schemas.openxmlformats.org/officeDocument/2006/bibliography" xmlns="http://schemas.openxmlformats.org/officeDocument/2006/bibliography" SelectedStyle="/APA.XSL" StyleName="APA"/>
+</file>
+
+<file path=customXml/item2.xml><?xml version="1.0" encoding="utf-8"?>
 <?mso-contentType ?>
 <FormTemplates xmlns="http://schemas.microsoft.com/sharepoint/v3/contenttype/forms">
   <Display>DocumentLibraryForm</Display>
@@ -14108,19 +14301,7 @@
 </FormTemplates>
 </file>
 
-<file path=customXml/item2.xml><?xml version="1.0" encoding="utf-8"?>
-<b:Sources xmlns:b="http://schemas.openxmlformats.org/officeDocument/2006/bibliography" xmlns="http://schemas.openxmlformats.org/officeDocument/2006/bibliography" SelectedStyle="/APA.XSL" StyleName="APA"/>
-</file>
-
 <file path=customXml/item3.xml><?xml version="1.0" encoding="utf-8"?>
-<p:properties xmlns:p="http://schemas.microsoft.com/office/2006/metadata/properties" xmlns:xsi="http://www.w3.org/2001/XMLSchema-instance" xmlns:pc="http://schemas.microsoft.com/office/infopath/2007/PartnerControls">
-  <documentManagement>
-    <ReferenceId xmlns="4e31a12a-9bf3-482b-87bb-caecc0210a48" xsi:nil="true"/>
-  </documentManagement>
-</p:properties>
-</file>
-
-<file path=customXml/item4.xml><?xml version="1.0" encoding="utf-8"?>
 <ct:contentTypeSchema xmlns:ct="http://schemas.microsoft.com/office/2006/metadata/contentType" xmlns:ma="http://schemas.microsoft.com/office/2006/metadata/properties/metaAttributes" ct:_="" ma:_="" ma:contentTypeName="Documento" ma:contentTypeID="0x01010046BC53E0DC27514DBAEFC5EAEF3AF145" ma:contentTypeVersion="1" ma:contentTypeDescription="Crear nuevo documento." ma:contentTypeScope="" ma:versionID="ef25ca262220ed064f0a51ef21c5be89">
   <xsd:schema xmlns:xsd="http://www.w3.org/2001/XMLSchema" xmlns:xs="http://www.w3.org/2001/XMLSchema" xmlns:p="http://schemas.microsoft.com/office/2006/metadata/properties" xmlns:ns2="4e31a12a-9bf3-482b-87bb-caecc0210a48" targetNamespace="http://schemas.microsoft.com/office/2006/metadata/properties" ma:root="true" ma:fieldsID="7b116bcbaf609af9c62333cfc4699efc" ns2:_="">
     <xsd:import namespace="4e31a12a-9bf3-482b-87bb-caecc0210a48"/>
@@ -14246,7 +14427,23 @@
 </ct:contentTypeSchema>
 </file>
 
+<file path=customXml/item4.xml><?xml version="1.0" encoding="utf-8"?>
+<p:properties xmlns:p="http://schemas.microsoft.com/office/2006/metadata/properties" xmlns:xsi="http://www.w3.org/2001/XMLSchema-instance" xmlns:pc="http://schemas.microsoft.com/office/infopath/2007/PartnerControls">
+  <documentManagement>
+    <ReferenceId xmlns="4e31a12a-9bf3-482b-87bb-caecc0210a48" xsi:nil="true"/>
+  </documentManagement>
+</p:properties>
+</file>
+
 <file path=customXml/itemProps1.xml><?xml version="1.0" encoding="utf-8"?>
+<ds:datastoreItem xmlns:ds="http://schemas.openxmlformats.org/officeDocument/2006/customXml" ds:itemID="{8F77DE2A-42C6-4CA6-9039-80EF84878373}">
+  <ds:schemaRefs>
+    <ds:schemaRef ds:uri="http://schemas.openxmlformats.org/officeDocument/2006/bibliography"/>
+  </ds:schemaRefs>
+</ds:datastoreItem>
+</file>
+
+<file path=customXml/itemProps2.xml><?xml version="1.0" encoding="utf-8"?>
 <ds:datastoreItem xmlns:ds="http://schemas.openxmlformats.org/officeDocument/2006/customXml" ds:itemID="{3F9D943A-8F73-4333-9169-A981417CD6FA}">
   <ds:schemaRefs>
     <ds:schemaRef ds:uri="http://schemas.microsoft.com/sharepoint/v3/contenttype/forms"/>
@@ -14254,25 +14451,7 @@
 </ds:datastoreItem>
 </file>
 
-<file path=customXml/itemProps2.xml><?xml version="1.0" encoding="utf-8"?>
-<ds:datastoreItem xmlns:ds="http://schemas.openxmlformats.org/officeDocument/2006/customXml" ds:itemID="{8F77DE2A-42C6-4CA6-9039-80EF84878373}">
-  <ds:schemaRefs>
-    <ds:schemaRef ds:uri="http://schemas.openxmlformats.org/officeDocument/2006/bibliography"/>
-  </ds:schemaRefs>
-</ds:datastoreItem>
-</file>
-
 <file path=customXml/itemProps3.xml><?xml version="1.0" encoding="utf-8"?>
-<ds:datastoreItem xmlns:ds="http://schemas.openxmlformats.org/officeDocument/2006/customXml" ds:itemID="{148CFCA9-C04F-4472-9ACE-2C2B0713CCB5}">
-  <ds:schemaRefs>
-    <ds:schemaRef ds:uri="http://schemas.microsoft.com/office/2006/metadata/properties"/>
-    <ds:schemaRef ds:uri="http://schemas.microsoft.com/office/infopath/2007/PartnerControls"/>
-    <ds:schemaRef ds:uri="4e31a12a-9bf3-482b-87bb-caecc0210a48"/>
-  </ds:schemaRefs>
-</ds:datastoreItem>
-</file>
-
-<file path=customXml/itemProps4.xml><?xml version="1.0" encoding="utf-8"?>
 <ds:datastoreItem xmlns:ds="http://schemas.openxmlformats.org/officeDocument/2006/customXml" ds:itemID="{9ADC43D0-CADE-484A-BC08-0B62BD5A2E35}">
   <ds:schemaRefs>
     <ds:schemaRef ds:uri="http://schemas.microsoft.com/office/2006/metadata/contentType"/>
@@ -14288,4 +14467,14 @@
     <ds:schemaRef ds:uri="http://schemas.microsoft.com/internal/obd"/>
   </ds:schemaRefs>
 </ds:datastoreItem>
+</file>
+
+<file path=customXml/itemProps4.xml><?xml version="1.0" encoding="utf-8"?>
+<ds:datastoreItem xmlns:ds="http://schemas.openxmlformats.org/officeDocument/2006/customXml" ds:itemID="{148CFCA9-C04F-4472-9ACE-2C2B0713CCB5}">
+  <ds:schemaRefs>
+    <ds:schemaRef ds:uri="http://schemas.microsoft.com/office/2006/metadata/properties"/>
+    <ds:schemaRef ds:uri="http://schemas.microsoft.com/office/infopath/2007/PartnerControls"/>
+    <ds:schemaRef ds:uri="4e31a12a-9bf3-482b-87bb-caecc0210a48"/>
+  </ds:schemaRefs>
+</ds:datastoreItem>
 </file>
--- a/trimestre 2/ADSO/GUIA/Guía de aprendizaje UML.docx
+++ b/trimestre 2/ADSO/GUIA/Guía de aprendizaje UML.docx
@@ -83,19 +83,6 @@
         </w:rPr>
         <w:t>GUÍA DE APRENDIZAJE</w:t>
       </w:r>
-    </w:p>
-    <w:p>
-      <w:pPr>
-        <w:spacing w:after="0" w:line="360" w:lineRule="auto"/>
-        <w:jc w:val="center"/>
-        <w:rPr>
-          <w:rFonts w:cs="Calibri"/>
-          <w:b/>
-          <w:color w:val="FF0000"/>
-          <w:sz w:val="24"/>
-          <w:szCs w:val="24"/>
-        </w:rPr>
-      </w:pPr>
     </w:p>
     <w:p>
       <w:pPr>
@@ -747,7 +734,6 @@
           <w:sz w:val="24"/>
           <w:szCs w:val="24"/>
         </w:rPr>
-        <w:lastRenderedPageBreak/>
         <w:t>2. PRESENTACIÓN</w:t>
       </w:r>
     </w:p>
@@ -1312,7 +1298,6 @@
           <w:sz w:val="24"/>
           <w:szCs w:val="24"/>
         </w:rPr>
-        <w:lastRenderedPageBreak/>
         <w:t xml:space="preserve">RTA: </w:t>
       </w:r>
     </w:p>
@@ -1338,6 +1323,7 @@
           <w:sz w:val="24"/>
           <w:szCs w:val="24"/>
         </w:rPr>
+        <w:lastRenderedPageBreak/>
         <w:t xml:space="preserve">Reduce </w:t>
       </w:r>
       <w:proofErr w:type="spellStart"/>
@@ -2314,6 +2300,7 @@
           <w:sz w:val="24"/>
           <w:szCs w:val="24"/>
         </w:rPr>
+        <w:lastRenderedPageBreak/>
         <w:t>Arquitectura en capas</w:t>
       </w:r>
       <w:r>
@@ -3048,7 +3035,6 @@
           <w:sz w:val="24"/>
           <w:szCs w:val="24"/>
         </w:rPr>
-        <w:lastRenderedPageBreak/>
         <w:t>Recurso:</w:t>
       </w:r>
       <w:r>
@@ -3090,6 +3076,7 @@
           <w:sz w:val="24"/>
           <w:szCs w:val="24"/>
         </w:rPr>
+        <w:lastRenderedPageBreak/>
         <w:pict w14:anchorId="7102D596">
           <v:rect id="_x0000_i1028" style="width:0;height:1.5pt" o:hralign="center" o:hrstd="t" o:hr="t" fillcolor="#a0a0a0" stroked="f"/>
         </w:pict>
@@ -3693,7 +3680,6 @@
           <w:sz w:val="24"/>
           <w:szCs w:val="24"/>
         </w:rPr>
-        <w:lastRenderedPageBreak/>
         <w:t>¿Dónde se ejecuta? → Despliegue</w:t>
       </w:r>
     </w:p>
@@ -3738,6 +3724,7 @@
           <w:sz w:val="24"/>
           <w:szCs w:val="24"/>
         </w:rPr>
+        <w:lastRenderedPageBreak/>
         <w:t>4. Relación entre requerimientos y diseño</w:t>
       </w:r>
     </w:p>
@@ -4502,7 +4489,6 @@
           <w:szCs w:val="24"/>
           <w:lang w:eastAsia="es-ES"/>
         </w:rPr>
-        <w:lastRenderedPageBreak/>
         <w:t xml:space="preserve">Justificación </w:t>
       </w:r>
     </w:p>
@@ -4532,6 +4518,7 @@
           <w:szCs w:val="24"/>
           <w:lang w:eastAsia="es-ES"/>
         </w:rPr>
+        <w:lastRenderedPageBreak/>
         <w:pict w14:anchorId="507014B2">
           <v:rect id="_x0000_i1034" style="width:0;height:1.5pt" o:hralign="center" o:hrstd="t" o:hr="t" fillcolor="#a0a0a0" stroked="f"/>
         </w:pict>
@@ -5520,7 +5507,6 @@
           <w:szCs w:val="24"/>
           <w:lang w:eastAsia="es-ES"/>
         </w:rPr>
-        <w:lastRenderedPageBreak/>
         <w:pict w14:anchorId="31BB5114">
           <v:rect id="_x0000_i1039" style="width:0;height:1.5pt" o:hralign="center" o:hrstd="t" o:hr="t" fillcolor="#a0a0a0" stroked="f"/>
         </w:pict>
@@ -5556,6 +5542,7 @@
           <w:szCs w:val="24"/>
           <w:lang w:eastAsia="es-ES"/>
         </w:rPr>
+        <w:lastRenderedPageBreak/>
         <w:t>Evidencias de aprendizaje:</w:t>
       </w:r>
     </w:p>
@@ -6449,6 +6436,18 @@
         </w:rPr>
         <w:t>e Transferencia el Conocimiento:</w:t>
       </w:r>
+      <w:r>
+        <w:rPr>
+          <w:rFonts w:cs="Calibri"/>
+          <w:b/>
+          <w:bCs/>
+          <w:color w:val="000000"/>
+          <w:sz w:val="24"/>
+          <w:szCs w:val="24"/>
+          <w:lang w:eastAsia="es-ES"/>
+        </w:rPr>
+        <w:t xml:space="preserve">         </w:t>
+      </w:r>
     </w:p>
     <w:p>
       <w:pPr>
@@ -7195,7 +7194,6 @@
                 <w:szCs w:val="24"/>
                 <w:lang w:eastAsia="es-ES"/>
               </w:rPr>
-              <w:lastRenderedPageBreak/>
               <w:t>Arquitectura</w:t>
             </w:r>
           </w:p>
@@ -7317,6 +7315,7 @@
                 <w:szCs w:val="24"/>
                 <w:lang w:eastAsia="es-ES"/>
               </w:rPr>
+              <w:lastRenderedPageBreak/>
               <w:t>Sustentación</w:t>
             </w:r>
           </w:p>
@@ -8264,7 +8263,6 @@
           <w:sz w:val="24"/>
           <w:szCs w:val="24"/>
         </w:rPr>
-        <w:lastRenderedPageBreak/>
         <w:t>Introducción al modelado UML (</w:t>
       </w:r>
       <w:proofErr w:type="spellStart"/>
@@ -8332,6 +8330,7 @@
           <w:sz w:val="24"/>
           <w:szCs w:val="24"/>
         </w:rPr>
+        <w:lastRenderedPageBreak/>
         <w:t>Ingeniería de software (</w:t>
       </w:r>
       <w:proofErr w:type="spellStart"/>
@@ -14019,10 +14018,10 @@
   <a:themeElements>
     <a:clrScheme name="Sector">
       <a:dk1>
-        <a:sysClr val="windowText" lastClr="FFFFFF"/>
+        <a:sysClr val="windowText" lastClr="000000"/>
       </a:dk1>
       <a:lt1>
-        <a:sysClr val="window" lastClr="202020"/>
+        <a:sysClr val="window" lastClr="FFFFFF"/>
       </a:lt1>
       <a:dk2>
         <a:srgbClr val="146194"/>
@@ -14289,19 +14288,6 @@
 </file>
 
 <file path=customXml/item1.xml><?xml version="1.0" encoding="utf-8"?>
-<b:Sources xmlns:b="http://schemas.openxmlformats.org/officeDocument/2006/bibliography" xmlns="http://schemas.openxmlformats.org/officeDocument/2006/bibliography" SelectedStyle="/APA.XSL" StyleName="APA"/>
-</file>
-
-<file path=customXml/item2.xml><?xml version="1.0" encoding="utf-8"?>
-<?mso-contentType ?>
-<FormTemplates xmlns="http://schemas.microsoft.com/sharepoint/v3/contenttype/forms">
-  <Display>DocumentLibraryForm</Display>
-  <Edit>DocumentLibraryForm</Edit>
-  <New>DocumentLibraryForm</New>
-</FormTemplates>
-</file>
-
-<file path=customXml/item3.xml><?xml version="1.0" encoding="utf-8"?>
 <ct:contentTypeSchema xmlns:ct="http://schemas.microsoft.com/office/2006/metadata/contentType" xmlns:ma="http://schemas.microsoft.com/office/2006/metadata/properties/metaAttributes" ct:_="" ma:_="" ma:contentTypeName="Documento" ma:contentTypeID="0x01010046BC53E0DC27514DBAEFC5EAEF3AF145" ma:contentTypeVersion="1" ma:contentTypeDescription="Crear nuevo documento." ma:contentTypeScope="" ma:versionID="ef25ca262220ed064f0a51ef21c5be89">
   <xsd:schema xmlns:xsd="http://www.w3.org/2001/XMLSchema" xmlns:xs="http://www.w3.org/2001/XMLSchema" xmlns:p="http://schemas.microsoft.com/office/2006/metadata/properties" xmlns:ns2="4e31a12a-9bf3-482b-87bb-caecc0210a48" targetNamespace="http://schemas.microsoft.com/office/2006/metadata/properties" ma:root="true" ma:fieldsID="7b116bcbaf609af9c62333cfc4699efc" ns2:_="">
     <xsd:import namespace="4e31a12a-9bf3-482b-87bb-caecc0210a48"/>
@@ -14427,7 +14413,7 @@
 </ct:contentTypeSchema>
 </file>
 
-<file path=customXml/item4.xml><?xml version="1.0" encoding="utf-8"?>
+<file path=customXml/item2.xml><?xml version="1.0" encoding="utf-8"?>
 <p:properties xmlns:p="http://schemas.microsoft.com/office/2006/metadata/properties" xmlns:xsi="http://www.w3.org/2001/XMLSchema-instance" xmlns:pc="http://schemas.microsoft.com/office/infopath/2007/PartnerControls">
   <documentManagement>
     <ReferenceId xmlns="4e31a12a-9bf3-482b-87bb-caecc0210a48" xsi:nil="true"/>
@@ -14435,23 +14421,20 @@
 </p:properties>
 </file>
 
-<file path=customXml/itemProps1.xml><?xml version="1.0" encoding="utf-8"?>
-<ds:datastoreItem xmlns:ds="http://schemas.openxmlformats.org/officeDocument/2006/customXml" ds:itemID="{8F77DE2A-42C6-4CA6-9039-80EF84878373}">
-  <ds:schemaRefs>
-    <ds:schemaRef ds:uri="http://schemas.openxmlformats.org/officeDocument/2006/bibliography"/>
-  </ds:schemaRefs>
-</ds:datastoreItem>
+<file path=customXml/item3.xml><?xml version="1.0" encoding="utf-8"?>
+<b:Sources xmlns:b="http://schemas.openxmlformats.org/officeDocument/2006/bibliography" xmlns="http://schemas.openxmlformats.org/officeDocument/2006/bibliography" SelectedStyle="/APA.XSL" StyleName="APA"/>
 </file>
 
-<file path=customXml/itemProps2.xml><?xml version="1.0" encoding="utf-8"?>
-<ds:datastoreItem xmlns:ds="http://schemas.openxmlformats.org/officeDocument/2006/customXml" ds:itemID="{3F9D943A-8F73-4333-9169-A981417CD6FA}">
-  <ds:schemaRefs>
-    <ds:schemaRef ds:uri="http://schemas.microsoft.com/sharepoint/v3/contenttype/forms"/>
-  </ds:schemaRefs>
-</ds:datastoreItem>
+<file path=customXml/item4.xml><?xml version="1.0" encoding="utf-8"?>
+<?mso-contentType ?>
+<FormTemplates xmlns="http://schemas.microsoft.com/sharepoint/v3/contenttype/forms">
+  <Display>DocumentLibraryForm</Display>
+  <Edit>DocumentLibraryForm</Edit>
+  <New>DocumentLibraryForm</New>
+</FormTemplates>
 </file>
 
-<file path=customXml/itemProps3.xml><?xml version="1.0" encoding="utf-8"?>
+<file path=customXml/itemProps1.xml><?xml version="1.0" encoding="utf-8"?>
 <ds:datastoreItem xmlns:ds="http://schemas.openxmlformats.org/officeDocument/2006/customXml" ds:itemID="{9ADC43D0-CADE-484A-BC08-0B62BD5A2E35}">
   <ds:schemaRefs>
     <ds:schemaRef ds:uri="http://schemas.microsoft.com/office/2006/metadata/contentType"/>
@@ -14469,7 +14452,7 @@
 </ds:datastoreItem>
 </file>
 
-<file path=customXml/itemProps4.xml><?xml version="1.0" encoding="utf-8"?>
+<file path=customXml/itemProps2.xml><?xml version="1.0" encoding="utf-8"?>
 <ds:datastoreItem xmlns:ds="http://schemas.openxmlformats.org/officeDocument/2006/customXml" ds:itemID="{148CFCA9-C04F-4472-9ACE-2C2B0713CCB5}">
   <ds:schemaRefs>
     <ds:schemaRef ds:uri="http://schemas.microsoft.com/office/2006/metadata/properties"/>
@@ -14477,4 +14460,20 @@
     <ds:schemaRef ds:uri="4e31a12a-9bf3-482b-87bb-caecc0210a48"/>
   </ds:schemaRefs>
 </ds:datastoreItem>
+</file>
+
+<file path=customXml/itemProps3.xml><?xml version="1.0" encoding="utf-8"?>
+<ds:datastoreItem xmlns:ds="http://schemas.openxmlformats.org/officeDocument/2006/customXml" ds:itemID="{8F77DE2A-42C6-4CA6-9039-80EF84878373}">
+  <ds:schemaRefs>
+    <ds:schemaRef ds:uri="http://schemas.openxmlformats.org/officeDocument/2006/bibliography"/>
+  </ds:schemaRefs>
+</ds:datastoreItem>
+</file>
+
+<file path=customXml/itemProps4.xml><?xml version="1.0" encoding="utf-8"?>
+<ds:datastoreItem xmlns:ds="http://schemas.openxmlformats.org/officeDocument/2006/customXml" ds:itemID="{3F9D943A-8F73-4333-9169-A981417CD6FA}">
+  <ds:schemaRefs>
+    <ds:schemaRef ds:uri="http://schemas.microsoft.com/sharepoint/v3/contenttype/forms"/>
+  </ds:schemaRefs>
+</ds:datastoreItem>
 </file>